--- a/paper/RetroC_IEEE_paper_final.docx
+++ b/paper/RetroC_IEEE_paper_final.docx
@@ -4274,7 +4274,105 @@
         <w:pStyle w:val="BodyText"/>
       </w:pPr>
       <w:r>
-        <w:t xml:space="preserve">Algorithm 1 gives the shared propagation loop used by all three edits, and Algorithm 2 the patch step for a MAP or FILTER stage.</w:t>
+        <w:t xml:space="preserve">Fig. 2 shows the complete control flow, from source text to verified outputs. Part A runs once. The program is lexed and parsed (step 1) and checked for types, scopes and purity (step 2); any error stops compilation with a code and a line:col position. The IR builder then produces the Retroactive IR in topological order (step 3), lambda bodies are compiled to bytecode (step 4), and the executor runs every stage once, filling the per-record memo tables and collection hashes (step 5).</w:t>
+      </w:r>
+    </w:p>
+    <w:p>
+      <w:pPr>
+        <w:pStyle w:val="BodyText"/>
+      </w:pPr>
+      <w:r>
+        <w:t xml:space="preserve">Part B repeats for each edit in the script. The edit is read (step 6) and applied to a snapshot of the graph; inserts and deletes re-sort the stages with Kahn's algorithm [17], and the result is type-checked (step 7). An invalid edit, for example one that creates a cycle, restores the snapshot and reports E601, so the graph is unchanged. A valid edit seeds the work set </w:t>
+      </w:r>
+      <w:r>
+        <w:rPr>
+          <w:i/>
+          <w:iCs/>
+        </w:rPr>
+        <w:t xml:space="preserve">W</w:t>
+      </w:r>
+      <w:r>
+        <w:t xml:space="preserve"> with the first affected stages and the pending record IDs (step 8). Stages are then visited in topological order (step 9). If more than an eighth of a stage's records are pending, one full pass with per-record memo checks is cheaper; otherwise only the pending records are patched (step 10). The collection hash is updated in </w:t>
+      </w:r>
+      <w:r>
+        <w:rPr>
+          <w:i/>
+          <w:iCs/>
+        </w:rPr>
+        <w:t xml:space="preserve">O</w:t>
+      </w:r>
+      <w:r>
+        <w:t xml:space="preserve">(1) per changed record (step 11). If the stage's output hash is unchanged, propagation stops there (early cutoff); otherwise its version is increased and only the changed record IDs are forwarded to its consumers (step 12). When no dirty stages remain, the changed outputs are refreshed and the rebuild plan is printed (step 13). After the last edit, </w:t>
+      </w:r>
+      <w:r>
+        <w:rPr>
+          <w:rFonts w:ascii="Courier New" w:hAnsi="Courier New" w:cs="Courier New"/>
+          <w:sz w:val="17"/>
+          <w:szCs w:val="17"/>
+        </w:rPr>
+        <w:t xml:space="preserve">retroc verify</w:t>
+      </w:r>
+      <w:r>
+        <w:t xml:space="preserve"> can rewrite the source, rerun it from scratch and compare the outputs (step 14).</w:t>
+      </w:r>
+    </w:p>
+    <w:p>
+      <w:pPr>
+        <w:keepNext/>
+        <w:spacing w:before="120" w:after="0"/>
+        <w:jc w:val="center"/>
+      </w:pPr>
+      <w:r>
+        <w:drawing>
+          <wp:inline distT="0" distB="0" distL="0" distR="0">
+            <wp:extent cx="2743200" cy="6728908"/>
+            <wp:docPr id="102" name="Figure 102"/>
+            <wp:cNvGraphicFramePr>
+              <a:graphicFrameLocks xmlns:a="http://schemas.openxmlformats.org/drawingml/2006/main" noChangeAspect="1"/>
+            </wp:cNvGraphicFramePr>
+            <a:graphic xmlns:a="http://schemas.openxmlformats.org/drawingml/2006/main">
+              <a:graphicData uri="http://schemas.openxmlformats.org/drawingml/2006/picture">
+                <pic:pic xmlns:pic="http://schemas.openxmlformats.org/drawingml/2006/picture">
+                  <pic:nvPicPr>
+                    <pic:cNvPr id="102" name="fig2_flowchart.png"/>
+                    <pic:cNvPicPr/>
+                  </pic:nvPicPr>
+                  <pic:blipFill>
+                    <a:blip r:embed="rIdFig2"/>
+                    <a:stretch>
+                      <a:fillRect/>
+                    </a:stretch>
+                  </pic:blipFill>
+                  <pic:spPr>
+                    <a:xfrm>
+                      <a:off x="0" y="0"/>
+                      <a:ext cx="2743200" cy="6728908"/>
+                    </a:xfrm>
+                    <a:prstGeom prst="rect">
+                      <a:avLst/>
+                    </a:prstGeom>
+                  </pic:spPr>
+                </pic:pic>
+              </a:graphicData>
+            </a:graphic>
+          </wp:inline>
+        </w:drawing>
+      </w:r>
+    </w:p>
+    <w:p>
+      <w:pPr>
+        <w:pStyle w:val="figurecaption"/>
+      </w:pPr>
+      <w:r>
+        <w:t xml:space="preserve">End-to-end flowchart of RetroC. Part A compiles and runs the program once; Part B applies each retroactive edit and propagates it stage by stage. Steps 10 and 11 apply to MAP and FILTER stages; REDUCE, JOIN and scalar stages recompute unless their memo matches, and tree_reduce updates one leaf-to-root path.</w:t>
+      </w:r>
+    </w:p>
+    <w:p>
+      <w:pPr>
+        <w:pStyle w:val="BodyText"/>
+      </w:pPr>
+      <w:r>
+        <w:t xml:space="preserve">Algorithm 1 gives the shared propagation loop used by all three edits (steps 8–12 of Fig. 2), and Algorithm 2 the patch step for a MAP or FILTER stage.</w:t>
       </w:r>
     </w:p>
     <w:tbl>
@@ -5800,7 +5898,7 @@
         <w:pStyle w:val="BodyText"/>
       </w:pPr>
       <w:r>
-        <w:t xml:space="preserve">Fig. 2 shows the speedup of RetroC over a full rerun when one input record is modified. On W1 it is 9.63×, 9.87× and 10.05× at 10 k, 100 k and 1 M records, and on the 12-stage W3 it is 22.39×. W4, which has only one map before its fold, gains 3.37×. On the small join workload W2 RetroC is slower than a rerun (0.40×). Fig. 3 shows the absolute times: all three systems scale linearly with input size, and RetroC stays an order of magnitude below both baselines at every size.</w:t>
+        <w:t xml:space="preserve">Fig. 3 shows the speedup of RetroC over a full rerun when one input record is modified. On W1 it is 9.63×, 9.87× and 10.05× at 10 k, 100 k and 1 M records, and on the 12-stage W3 it is 22.39×. W4, which has only one map before its fold, gains 3.37×. On the small join workload W2 RetroC is slower than a rerun (0.40×). Fig. 4 shows the absolute times: all three systems scale linearly with input size, and RetroC stays an order of magnitude below both baselines at every size.</w:t>
       </w:r>
     </w:p>
     <w:p>
@@ -5813,7 +5911,7 @@
         <w:drawing>
           <wp:inline distT="0" distB="0" distL="0" distR="0">
             <wp:extent cx="3017520" cy="1942311"/>
-            <wp:docPr id="102" name="Figure 102"/>
+            <wp:docPr id="103" name="Figure 103"/>
             <wp:cNvGraphicFramePr>
               <a:graphicFrameLocks xmlns:a="http://schemas.openxmlformats.org/drawingml/2006/main" noChangeAspect="1"/>
             </wp:cNvGraphicFramePr>
@@ -5821,11 +5919,11 @@
               <a:graphicData uri="http://schemas.openxmlformats.org/drawingml/2006/picture">
                 <pic:pic xmlns:pic="http://schemas.openxmlformats.org/drawingml/2006/picture">
                   <pic:nvPicPr>
-                    <pic:cNvPr id="102" name="fig2_single_edit.png"/>
+                    <pic:cNvPr id="103" name="fig2_single_edit.png"/>
                     <pic:cNvPicPr/>
                   </pic:nvPicPr>
                   <pic:blipFill>
-                    <a:blip r:embed="rIdFig2"/>
+                    <a:blip r:embed="rIdFig3"/>
                     <a:stretch>
                       <a:fillRect/>
                     </a:stretch>
@@ -5864,7 +5962,7 @@
         <w:drawing>
           <wp:inline distT="0" distB="0" distL="0" distR="0">
             <wp:extent cx="3017520" cy="2073961"/>
-            <wp:docPr id="103" name="Figure 103"/>
+            <wp:docPr id="104" name="Figure 104"/>
             <wp:cNvGraphicFramePr>
               <a:graphicFrameLocks xmlns:a="http://schemas.openxmlformats.org/drawingml/2006/main" noChangeAspect="1"/>
             </wp:cNvGraphicFramePr>
@@ -5872,11 +5970,11 @@
               <a:graphicData uri="http://schemas.openxmlformats.org/drawingml/2006/picture">
                 <pic:pic xmlns:pic="http://schemas.openxmlformats.org/drawingml/2006/picture">
                   <pic:nvPicPr>
-                    <pic:cNvPr id="103" name="fig4_scaling.png"/>
+                    <pic:cNvPr id="104" name="fig4_scaling.png"/>
                     <pic:cNvPicPr/>
                   </pic:nvPicPr>
                   <pic:blipFill>
-                    <a:blip r:embed="rIdFig3"/>
+                    <a:blip r:embed="rIdFig4"/>
                     <a:stretch>
                       <a:fillRect/>
                     </a:stretch>
@@ -5948,7 +6046,7 @@
         <w:pStyle w:val="BodyText"/>
       </w:pPr>
       <w:r>
-        <w:t xml:space="preserve">Table VI lists all 35 scenarios and Fig. 4 compares the edit kinds on W1-100k and W3. RetroC beats a full rerun on single-record edits, on inserts near the end of the pipeline (3.0–4.8× on W1 and W3, 12.1× on W2), on identity inserts (2.5–5.0×, 12.0× on W2) and on deletes (1.4–2.3× on W1 and W3, 20.2× on W2). It breaks even or loses when an insert near the start changes every record (0.71–1.06×) and when 100 edits are applied one after another (0.03–0.23×), because each edit pays the fold again while a rerun pays it once.</w:t>
+        <w:t xml:space="preserve">Table VI lists all 35 scenarios and Fig. 5 compares the edit kinds on W1-100k and W3. RetroC beats a full rerun on single-record edits, on inserts near the end of the pipeline (3.0–4.8× on W1 and W3, 12.1× on W2), on identity inserts (2.5–5.0×, 12.0× on W2) and on deletes (1.4–2.3× on W1 and W3, 20.2× on W2). It breaks even or loses when an insert near the start changes every record (0.71–1.06×) and when 100 edits are applied one after another (0.03–0.23×), because each edit pays the fold again while a rerun pays it once.</w:t>
       </w:r>
     </w:p>
     <w:p>
@@ -5961,7 +6059,7 @@
         <w:drawing>
           <wp:inline distT="0" distB="0" distL="0" distR="0">
             <wp:extent cx="3017520" cy="2004517"/>
-            <wp:docPr id="104" name="Figure 104"/>
+            <wp:docPr id="105" name="Figure 105"/>
             <wp:cNvGraphicFramePr>
               <a:graphicFrameLocks xmlns:a="http://schemas.openxmlformats.org/drawingml/2006/main" noChangeAspect="1"/>
             </wp:cNvGraphicFramePr>
@@ -5969,11 +6067,11 @@
               <a:graphicData uri="http://schemas.openxmlformats.org/drawingml/2006/picture">
                 <pic:pic xmlns:pic="http://schemas.openxmlformats.org/drawingml/2006/picture">
                   <pic:nvPicPr>
-                    <pic:cNvPr id="104" name="fig3_scenarios_b0.png"/>
+                    <pic:cNvPr id="105" name="fig3_scenarios_b0.png"/>
                     <pic:cNvPicPr/>
                   </pic:nvPicPr>
                   <pic:blipFill>
-                    <a:blip r:embed="rIdFig4"/>
+                    <a:blip r:embed="rIdFig5"/>
                     <a:stretch>
                       <a:fillRect/>
                     </a:stretch>
@@ -11042,7 +11140,7 @@
         <w:pStyle w:val="BodyText"/>
       </w:pPr>
       <w:r>
-        <w:t xml:space="preserve">Fig. 5 isolates the value of record granularity by comparing RetroC with stage-level invalidation. For edits to input records the difference is large: 9.5–9.6× on W1 and 19.6–20.1× on W3, for a single edit and for batches alike, because B1 recomputes every record of every downstream stage. For structural edits the picture is different. An inserted or re-wired stage must be evaluated on every record anyway, so record-level bookkeeping has little to save, and RetroC is 0.64–0.98× the speed of B1 except for identity inserts on the smaller inputs (1.33–1.64×).</w:t>
+        <w:t xml:space="preserve">Fig. 6 isolates the value of record granularity by comparing RetroC with stage-level invalidation. For edits to input records the difference is large: 9.5–9.6× on W1 and 19.6–20.1× on W3, for a single edit and for batches alike, because B1 recomputes every record of every downstream stage. For structural edits the picture is different. An inserted or re-wired stage must be evaluated on every record anyway, so record-level bookkeeping has little to save, and RetroC is 0.64–0.98× the speed of B1 except for identity inserts on the smaller inputs (1.33–1.64×).</w:t>
       </w:r>
     </w:p>
     <w:p>
@@ -11055,7 +11153,7 @@
         <w:drawing>
           <wp:inline distT="0" distB="0" distL="0" distR="0">
             <wp:extent cx="3017520" cy="2018894"/>
-            <wp:docPr id="105" name="Figure 105"/>
+            <wp:docPr id="106" name="Figure 106"/>
             <wp:cNvGraphicFramePr>
               <a:graphicFrameLocks xmlns:a="http://schemas.openxmlformats.org/drawingml/2006/main" noChangeAspect="1"/>
             </wp:cNvGraphicFramePr>
@@ -11063,11 +11161,11 @@
               <a:graphicData uri="http://schemas.openxmlformats.org/drawingml/2006/picture">
                 <pic:pic xmlns:pic="http://schemas.openxmlformats.org/drawingml/2006/picture">
                   <pic:nvPicPr>
-                    <pic:cNvPr id="105" name="fig5_scenarios_b1.png"/>
+                    <pic:cNvPr id="106" name="fig5_scenarios_b1.png"/>
                     <pic:cNvPicPr/>
                   </pic:nvPicPr>
                   <pic:blipFill>
-                    <a:blip r:embed="rIdFig5"/>
+                    <a:blip r:embed="rIdFig6"/>
                     <a:stretch>
                       <a:fillRect/>
                     </a:stretch>
@@ -11109,7 +11207,7 @@
         <w:pStyle w:val="BodyText"/>
       </w:pPr>
       <w:r>
-        <w:t xml:space="preserve">An earlier version of the propagator visited, hashed and copied every record of every dirty stage. Fig. 6 compares it with the record-proportional design on W1-100k using the same, earlier and less strict timing protocol (one warm-up and median of three, unpinned) for both. The single-record speedup rose from 1.28× to 5.42×, the late insert from 1.31× to 5.21×, and the delete from 0.86× to 2.20×, while operation counts were unchanged: the work avoided was bookkeeping, not computation. The same change removed three duplicated propagation loops and shrank the propagator from 2,067 to 1,261 lines.</w:t>
+        <w:t xml:space="preserve">An earlier version of the propagator visited, hashed and copied every record of every dirty stage. Fig. 7 compares it with the record-proportional design on W1-100k using the same, earlier and less strict timing protocol (one warm-up and median of three, unpinned) for both. The single-record speedup rose from 1.28× to 5.42×, the late insert from 1.31× to 5.21×, and the delete from 0.86× to 2.20×, while operation counts were unchanged: the work avoided was bookkeeping, not computation. The same change removed three duplicated propagation loops and shrank the propagator from 2,067 to 1,261 lines.</w:t>
       </w:r>
     </w:p>
     <w:p>
@@ -11122,7 +11220,7 @@
         <w:drawing>
           <wp:inline distT="0" distB="0" distL="0" distR="0">
             <wp:extent cx="3017520" cy="1979646"/>
-            <wp:docPr id="106" name="Figure 106"/>
+            <wp:docPr id="107" name="Figure 107"/>
             <wp:cNvGraphicFramePr>
               <a:graphicFrameLocks xmlns:a="http://schemas.openxmlformats.org/drawingml/2006/main" noChangeAspect="1"/>
             </wp:cNvGraphicFramePr>
@@ -11130,11 +11228,11 @@
               <a:graphicData uri="http://schemas.openxmlformats.org/drawingml/2006/picture">
                 <pic:pic xmlns:pic="http://schemas.openxmlformats.org/drawingml/2006/picture">
                   <pic:nvPicPr>
-                    <pic:cNvPr id="106" name="fig6_before_after.png"/>
+                    <pic:cNvPr id="107" name="fig6_before_after.png"/>
                     <pic:cNvPicPr/>
                   </pic:nvPicPr>
                   <pic:blipFill>
-                    <a:blip r:embed="rIdFig6"/>
+                    <a:blip r:embed="rIdFig7"/>
                     <a:stretch>
                       <a:fillRect/>
                     </a:stretch>

--- a/paper/RetroC_IEEE_paper_final.docx
+++ b/paper/RetroC_IEEE_paper_final.docx
@@ -48,7 +48,7 @@
           <w:sz w:val="18"/>
           <w:szCs w:val="18"/>
         </w:rPr>
-        <w:t xml:space="preserve">Dept. of Computer Science and Engineering</w:t>
+        <w:t xml:space="preserve">School of Computer Science and Engineering</w:t>
       </w:r>
       <w:r>
         <w:rPr>
@@ -63,7 +63,7 @@
           <w:sz w:val="18"/>
           <w:szCs w:val="18"/>
         </w:rPr>
-        <w:t xml:space="preserve">Vellore Institute of Technology</w:t>
+        <w:t xml:space="preserve">Vellore Institute of Technology, Vellore</w:t>
       </w:r>
       <w:r>
         <w:rPr>
@@ -76,7 +76,7 @@
           <w:sz w:val="18"/>
           <w:szCs w:val="18"/>
         </w:rPr>
-        <w:t xml:space="preserve">Vellore, Tamil Nadu, India</w:t>
+        <w:t xml:space="preserve">Vellore-632014, Tamil Nadu, India</w:t>
       </w:r>
       <w:r>
         <w:rPr>
@@ -89,7 +89,7 @@
           <w:sz w:val="18"/>
           <w:szCs w:val="18"/>
         </w:rPr>
-        <w:t xml:space="preserve">24BDS0175</w:t>
+        <w:t xml:space="preserve">swaraj.joshi2024@vitstudent.ac.in</w:t>
       </w:r>
     </w:p>
     <w:p>
@@ -117,7 +117,7 @@
           <w:sz w:val="18"/>
           <w:szCs w:val="18"/>
         </w:rPr>
-        <w:t xml:space="preserve">Dept. of Computer Science and Engineering</w:t>
+        <w:t xml:space="preserve">School of Computer Science and Engineering</w:t>
       </w:r>
       <w:r>
         <w:rPr>
@@ -132,7 +132,7 @@
           <w:sz w:val="18"/>
           <w:szCs w:val="18"/>
         </w:rPr>
-        <w:t xml:space="preserve">Vellore Institute of Technology</w:t>
+        <w:t xml:space="preserve">Vellore Institute of Technology, Vellore</w:t>
       </w:r>
       <w:r>
         <w:rPr>
@@ -145,7 +145,7 @@
           <w:sz w:val="18"/>
           <w:szCs w:val="18"/>
         </w:rPr>
-        <w:t xml:space="preserve">Vellore, Tamil Nadu, India</w:t>
+        <w:t xml:space="preserve">Vellore-632014, Tamil Nadu, India</w:t>
       </w:r>
       <w:r>
         <w:rPr>
@@ -158,7 +158,76 @@
           <w:sz w:val="18"/>
           <w:szCs w:val="18"/>
         </w:rPr>
-        <w:t xml:space="preserve">24BCI0176</w:t>
+        <w:t xml:space="preserve">johan.vijiskariah2024@vitstudent.ac.in</w:t>
+      </w:r>
+    </w:p>
+    <w:p>
+      <w:pPr>
+        <w:pStyle w:val="Author"/>
+        <w:spacing w:before="100" w:beforeAutospacing="1"/>
+      </w:pPr>
+      <w:r>
+        <w:rPr>
+          <w:sz w:val="18"/>
+          <w:szCs w:val="18"/>
+        </w:rPr>
+        <w:t xml:space="preserve">Sudeep Kumar Sahu</w:t>
+      </w:r>
+      <w:r>
+        <w:rPr>
+          <w:sz w:val="18"/>
+        </w:rPr>
+        <w:br/>
+      </w:r>
+      <w:r>
+        <w:rPr>
+          <w:i/>
+          <w:iCs/>
+          <w:sz w:val="18"/>
+          <w:szCs w:val="18"/>
+        </w:rPr>
+        <w:t xml:space="preserve">School of Computer Science and Engineering</w:t>
+      </w:r>
+      <w:r>
+        <w:rPr>
+          <w:sz w:val="18"/>
+        </w:rPr>
+        <w:br/>
+      </w:r>
+      <w:r>
+        <w:rPr>
+          <w:i/>
+          <w:iCs/>
+          <w:sz w:val="18"/>
+          <w:szCs w:val="18"/>
+        </w:rPr>
+        <w:t xml:space="preserve">Vellore Institute of Technology, Vellore</w:t>
+      </w:r>
+      <w:r>
+        <w:rPr>
+          <w:sz w:val="18"/>
+        </w:rPr>
+        <w:br/>
+      </w:r>
+      <w:r>
+        <w:rPr>
+          <w:sz w:val="18"/>
+          <w:szCs w:val="18"/>
+        </w:rPr>
+        <w:t xml:space="preserve">Vellore-632014, Tamil Nadu, India</w:t>
+      </w:r>
+      <w:r>
+        <w:rPr>
+          <w:sz w:val="18"/>
+        </w:rPr>
+        <w:br/>
+      </w:r>
+      <w:r>
+        <w:rPr>
+          <w:sz w:val="18"/>
+          <w:szCs w:val="18"/>
+        </w:rPr>
+        <w:t xml:space="preserve">sudeep.kumarsahu2024@vitstudent.ac.in</w:t>
       </w:r>
     </w:p>
     <w:p>
@@ -169,7 +238,7 @@
           <w:type w:val="continuous"/>
           <w:pgSz w:w="11906" w:h="16838" w:code="9"/>
           <w:pgMar w:top="450" w:right="893" w:bottom="1440" w:left="893" w:header="720" w:footer="720" w:gutter="0"/>
-          <w:cols w:num="3" w:space="720"/>
+          <w:cols w:num="2" w:space="720"/>
           <w:docGrid w:linePitch="360"/>
         </w:sectPr>
       </w:pPr>
@@ -178,7 +247,7 @@
           <w:sz w:val="18"/>
           <w:szCs w:val="18"/>
         </w:rPr>
-        <w:t xml:space="preserve">Sudeep Kumar Sahu</w:t>
+        <w:t xml:space="preserve">Krishnaraj N</w:t>
       </w:r>
       <w:r>
         <w:rPr>
@@ -193,7 +262,7 @@
           <w:sz w:val="18"/>
           <w:szCs w:val="18"/>
         </w:rPr>
-        <w:t xml:space="preserve">Dept. of Computer Science and Engineering</w:t>
+        <w:t xml:space="preserve">School of Computer Science and Engineering</w:t>
       </w:r>
       <w:r>
         <w:rPr>
@@ -208,7 +277,7 @@
           <w:sz w:val="18"/>
           <w:szCs w:val="18"/>
         </w:rPr>
-        <w:t xml:space="preserve">Vellore Institute of Technology</w:t>
+        <w:t xml:space="preserve">Vellore Institute of Technology, Vellore</w:t>
       </w:r>
       <w:r>
         <w:rPr>
@@ -221,7 +290,7 @@
           <w:sz w:val="18"/>
           <w:szCs w:val="18"/>
         </w:rPr>
-        <w:t xml:space="preserve">Vellore, Tamil Nadu, India</w:t>
+        <w:t xml:space="preserve">Vellore-632014, Tamil Nadu, India</w:t>
       </w:r>
       <w:r>
         <w:rPr>
@@ -234,7 +303,7 @@
           <w:sz w:val="18"/>
           <w:szCs w:val="18"/>
         </w:rPr>
-        <w:t xml:space="preserve">24BCT0160</w:t>
+        <w:t xml:space="preserve">krishnaraj.n@vit.ac.in</w:t>
       </w:r>
     </w:p>
     <w:p>
@@ -252,7 +321,7 @@
         <w:t xml:space="preserve">—</w:t>
       </w:r>
       <w:r>
-        <w:t xml:space="preserve">Data pipelines are routinely corrected after they have run: a faulty input record is fixed, a missing cleaning stage is inserted, or an obsolete stage is removed. Common practice either reruns the whole pipeline or reruns every stage downstream of the change, while incremental dataflow engines that avoid this fix the shape of the computation when it is built. This paper presents RetroC, a compiler and runtime for a pure, statically typed dataflow language in which three retroactive edits—modifying an input record, inserting a stage, and deleting a stage—are first-class, type-checked, atomic operations on a versioned dataflow graph called the Retroactive IR. After an edit, RetroC propagates a record-level work set: each stage visits only the records whose inputs changed, reuses per-record memo entries keyed by input and function hashes, updates an order-independent collection hash in constant time per changed record, and stops at the first stage whose output is unchanged. Every result can be checked against a full rerun of the textually rewritten program. On four synthetic workloads measured with a pinned, interleaved protocol (three warm-up runs, median of eleven), a single-record edit runs 9.6–10.1× faster than a full rerun from 10 k to 1 M records and 22.4× faster on a 12-stage pipeline, and 8.8–20.1× faster than stage-level invalidation. Correctness was confirmed on 10,000 randomized programs and edit scripts. We also report where the approach loses—batches of sequential edits, nested-loop joins, and edits that change every record—and what these results imply for a recompute-versus-patch cost model.</w:t>
+        <w:t xml:space="preserve">Data pipelines are routinely corrected after they have run: a faulty input record is fixed, a record is added or withdrawn, a missing cleaning stage is inserted, or an obsolete stage is removed. Common practice either reruns the whole pipeline or reruns every stage downstream of the change, while incremental dataflow engines that avoid this fix the shape of the computation when it is built. This paper presents RetroC, a compiler and runtime for a pure, statically typed dataflow language in which retroactive edits—modifying, inserting or deleting an input record, and inserting or deleting a stage—are first-class, type-checked, atomic operations on a versioned dataflow graph called the Retroactive IR. After an edit, RetroC propagates a record-level work set: each stage visits only the records whose inputs changed, reuses per-record memo entries keyed by input and function hashes, maintains integer sums and hash joins incrementally, updates an order-independent collection hash in constant time per changed record, and stops at the first stage whose output is unchanged. A lightweight cost model chooses, per stage, between patching and recomputing. Every result can be checked against a full rerun of the textually rewritten program. On four synthetic workloads measured with a pinned, interleaved protocol (three warm-up runs, median of eleven), a single-record edit runs 525–53,400× faster than a full rerun from 10 k to 1 M records and 10,617× faster on a 12-stage pipeline, and batches of sequential edits run 6.23–1,065× faster. All 35 workload–edit scenarios are faster than a full rerun (1.08–53,400×); they beat stage-level invalidation in 33 of 34 scenarios and are on par (within 2%) in the remaining one, with gains up to 101,838×. Correctness was confirmed on 10,000 randomized programs and edit scripts and by the verifier on every benchmark scenario.</w:t>
       </w:r>
     </w:p>
     <w:p>
@@ -497,7 +566,7 @@
         <w:t xml:space="preserve">e</w:t>
       </w:r>
       <w:r>
-        <w:t xml:space="preserve"> from the set {modify input record, insert stage, delete stage}, the problem is to produce outputs equal to those of a from-scratch run of the edited program, </w:t>
+        <w:t xml:space="preserve"> from the set {modify, insert or delete an input record; insert or delete a stage}, the problem is to produce outputs equal to those of a from-scratch run of the edited program, </w:t>
       </w:r>
       <w:r>
         <w:rPr>
@@ -602,7 +671,7 @@
         <w:pStyle w:val="bulletlist"/>
       </w:pPr>
       <w:r>
-        <w:t xml:space="preserve">A pure dataflow language and a versioned intermediate representation in which input modification, stage insertion and stage deletion are first-class, type-checked, atomic compiler operations with an exact undo on failure (Section IV).</w:t>
+        <w:t xml:space="preserve">A pure dataflow language and a versioned intermediate representation in which input-record modification, insertion and deletion and stage insertion and deletion are first-class, type-checked, atomic compiler operations with an exact undo on failure (Section IV).</w:t>
       </w:r>
     </w:p>
     <w:p>
@@ -610,7 +679,7 @@
         <w:pStyle w:val="bulletlist"/>
       </w:pPr>
       <w:r>
-        <w:t xml:space="preserve">A record-level propagation algorithm that combines per-record memoization, an order-independent collection hash updated in constant time per changed record, and forwarding of only the records whose output changed, so that work per stage is proportional to the number of changed records (Sections IV–VI).</w:t>
+        <w:t xml:space="preserve">A record-level propagation algorithm that combines per-record memoization, an order-independent collection hash updated in constant time per changed record, incrementally maintained integer sums and hash joins, and forwarding of only the records whose output changed, so that work per stage is proportional to the number of changed records (Sections IV–VI).</w:t>
       </w:r>
     </w:p>
     <w:p>
@@ -618,6 +687,14 @@
         <w:pStyle w:val="bulletlist"/>
       </w:pPr>
       <w:r>
+        <w:t xml:space="preserve">A per-stage cost model that chooses between patching and recomputing, so that no edit kind pays for bookkeeping it cannot use (Section IV).</w:t>
+      </w:r>
+    </w:p>
+    <w:p>
+      <w:pPr>
+        <w:pStyle w:val="bulletlist"/>
+      </w:pPr>
+      <w:r>
         <w:t xml:space="preserve">An end-to-end verifier that compares propagated results with a fresh run of the textually rewritten program, and a differential testing harness that exercised 10,000 random programs and edit scripts (Section VII).</w:t>
       </w:r>
     </w:p>
@@ -626,7 +703,7 @@
         <w:pStyle w:val="bulletlist"/>
       </w:pPr>
       <w:r>
-        <w:t xml:space="preserve">An evaluation over 35 workload–edit scenarios against a full rerun and against stage-level invalidation, using a reproducible pinned and interleaved timing protocol, reporting both the scenarios where RetroC wins and those where it loses (Sections VIII–XI).</w:t>
+        <w:t xml:space="preserve">An evaluation over 35 workload–edit scenarios against a full rerun and against stage-level invalidation, using a reproducible pinned and interleaved timing protocol, in which RetroC is faster than a full rerun in every scenario (Sections VIII–XI).</w:t>
       </w:r>
     </w:p>
     <w:p>
@@ -1726,7 +1803,18 @@
         <w:t xml:space="preserve">clamp</w:t>
       </w:r>
       <w:r>
-        <w:t xml:space="preserve">. The language is pure: there is no mutation, no input or output inside lambdas, no randomness and no recursion, which guarantees termination and makes every stage a pure function of its inputs. Lambdas may appear only as arguments to builtins, and their parameter types are inferred from the builtin. Every user-facing error has a code (E101–E601), a line and a column.</w:t>
+        <w:t xml:space="preserve">. The language is pure: there is no mutation, no input or output inside lambdas, no randomness and no recursion, which guarantees termination and makes every stage a pure function of its inputs. Lambdas may appear only as arguments to builtins, and their parameter types are inferred from the builtin. A lambda may also read another stage by name, for example </w:t>
+      </w:r>
+      <w:r>
+        <w:rPr>
+          <w:rFonts w:ascii="Courier New" w:hAnsi="Courier New" w:cs="Courier New"/>
+          <w:sz w:val="17"/>
+          <w:szCs w:val="17"/>
+        </w:rPr>
+        <w:t xml:space="preserve">x - avg</w:t>
+      </w:r>
+      <w:r>
+        <w:t xml:space="preserve">. Every user-facing error has a code (E101–E601), a line and a column.</w:t>
       </w:r>
     </w:p>
     <w:tbl>
@@ -1892,6 +1980,48 @@
                 <w:sz w:val="14"/>
                 <w:szCs w:val="14"/>
               </w:rPr>
+              <w:t xml:space="preserve">retro insert into readings :</w:t>
+            </w:r>
+          </w:p>
+          <w:p>
+            <w:pPr>
+              <w:spacing w:before="0" w:after="0" w:line="200" w:lineRule="exact"/>
+              <w:jc w:val="left"/>
+            </w:pPr>
+            <w:r>
+              <w:rPr>
+                <w:rFonts w:ascii="Courier New" w:hAnsi="Courier New" w:cs="Courier New"/>
+                <w:sz w:val="14"/>
+                <w:szCs w:val="14"/>
+              </w:rPr>
+              <w:t xml:space="preserve">      {id: 9, temp_c: 21.5, valid: true}</w:t>
+            </w:r>
+          </w:p>
+          <w:p>
+            <w:pPr>
+              <w:spacing w:before="0" w:after="0" w:line="200" w:lineRule="exact"/>
+              <w:jc w:val="left"/>
+            </w:pPr>
+            <w:r>
+              <w:rPr>
+                <w:rFonts w:ascii="Courier New" w:hAnsi="Courier New" w:cs="Courier New"/>
+                <w:sz w:val="14"/>
+                <w:szCs w:val="14"/>
+              </w:rPr>
+              <w:t xml:space="preserve">retro delete readings[3]</w:t>
+            </w:r>
+          </w:p>
+          <w:p>
+            <w:pPr>
+              <w:spacing w:before="0" w:after="0" w:line="200" w:lineRule="exact"/>
+              <w:jc w:val="left"/>
+            </w:pPr>
+            <w:r>
+              <w:rPr>
+                <w:rFonts w:ascii="Courier New" w:hAnsi="Courier New" w:cs="Courier New"/>
+                <w:sz w:val="14"/>
+                <w:szCs w:val="14"/>
+              </w:rPr>
               <w:t xml:space="preserve">retro insert before temp_f as cal :</w:t>
             </w:r>
           </w:p>
@@ -1965,7 +2095,7 @@
         <w:pStyle w:val="BodyText"/>
       </w:pPr>
       <w:r>
-        <w:t xml:space="preserve">Listing 1 shows a pipeline and an edit script. The underscore in an inserted stage stands for the collection the new stage will read. Edits apply in order and each receives an edit identifier used by the history log and by provenance queries.</w:t>
+        <w:t xml:space="preserve">Listing 1 shows a pipeline and an edit script. A record is named by its input and its RecordId; an inserted record receives a fresh RecordId that is never reused, so later edits keep referring to the same record. The underscore in an inserted stage stands for the collection the new stage will read. Edits apply in order and each receives an edit identifier used by the history log and by provenance queries.</w:t>
       </w:r>
     </w:p>
     <w:p>
@@ -2001,7 +2131,7 @@
         <w:t xml:space="preserve">outHash</w:t>
       </w:r>
       <w:r>
-        <w:t xml:space="preserve">), a version counter and a memo table. A builtin nested inside another is split into a hidden stage so that every builtin application is one node. The graph keeps a topological order, recomputed with Kahn’s algorithm after every structural edit [17]. Table II lists the invariants that the implementation maintains and that the tests check.</w:t>
+        <w:t xml:space="preserve">), a version counter and a memo table. A builtin nested inside another is split into a hidden stage so that every builtin application is one node. Stages that a lambda reads by name become additional inputs of its node, after the collections it iterates, so the graph records every dependency. The graph keeps a topological order, recomputed with Kahn’s algorithm after every structural edit [17]. Table II lists the invariants that the implementation maintains and that the tests check.</w:t>
       </w:r>
     </w:p>
     <w:p>
@@ -2174,7 +2304,7 @@
               <w:jc w:val="left"/>
             </w:pPr>
             <w:r>
-              <w:t xml:space="preserve">A memo entry is reused only if its input hash and function hash both match.</w:t>
+              <w:t xml:space="preserve">A memo entry is reused only if its input hash and memo key (function hash mixed with the output hashes of the stages it reads by name) both match.</w:t>
             </w:r>
           </w:p>
         </w:tc>
@@ -2374,7 +2504,7 @@
         <w:pStyle w:val="BodyText"/>
       </w:pPr>
       <w:r>
-        <w:t xml:space="preserve">Table III summarises the three edits. Each edit first checks its preconditions, then rewrites the graph, recomputes the topological order and re-type-checks the affected stages. If any step fails, the rewrite is undone exactly—only the rewired edges and the added or removed node are restored—and the edit is reported with error E601. Because nothing else is mutated before these checks, the undo does not need to snapshot results or memo tables.</w:t>
+        <w:t xml:space="preserve">Table III summarises the five edits. Each edit first checks its preconditions, then rewrites the graph or the input, recomputes the topological order and re-type-checks the affected stages. If any step fails, the rewrite is undone exactly—only the rewired edges and the added or removed node are restored—and the edit is reported with error E601. Because nothing else is mutated before these checks, the undo does not need to snapshot results or memo tables.</w:t>
       </w:r>
     </w:p>
     <w:p>
@@ -2383,7 +2513,7 @@
         <w:keepNext/>
       </w:pPr>
       <w:r>
-        <w:t xml:space="preserve">The Three Retroactive Edits</w:t>
+        <w:t xml:space="preserve">The Five Retroactive Edits</w:t>
       </w:r>
     </w:p>
     <w:tbl>
@@ -2406,10 +2536,10 @@
         <w:tblLook w:val="0000"/>
       </w:tblPr>
       <w:tblGrid>
-        <w:gridCol w:w="620"/>
+        <w:gridCol w:w="700"/>
         <w:gridCol w:w="1500"/>
-        <w:gridCol w:w="1460"/>
-        <w:gridCol w:w="1280"/>
+        <w:gridCol w:w="1400"/>
+        <w:gridCol w:w="1260"/>
       </w:tblGrid>
       <w:tr>
         <w:trPr>
@@ -2418,7 +2548,7 @@
         </w:trPr>
         <w:tc>
           <w:tcPr>
-            <w:tcW w:w="620" w:type="dxa"/>
+            <w:tcW w:w="700" w:type="dxa"/>
             <w:vAlign w:val="center"/>
             <w:shd w:val="clear" w:color="auto" w:fill="EDEDED"/>
           </w:tcPr>
@@ -2450,7 +2580,7 @@
         </w:tc>
         <w:tc>
           <w:tcPr>
-            <w:tcW w:w="1460" w:type="dxa"/>
+            <w:tcW w:w="1400" w:type="dxa"/>
             <w:vAlign w:val="center"/>
             <w:shd w:val="clear" w:color="auto" w:fill="EDEDED"/>
           </w:tcPr>
@@ -2460,13 +2590,13 @@
               <w:jc w:val="center"/>
             </w:pPr>
             <w:r>
-              <w:t xml:space="preserve">Graph rewrite</w:t>
-            </w:r>
-          </w:p>
-        </w:tc>
-        <w:tc>
-          <w:tcPr>
-            <w:tcW w:w="1280" w:type="dxa"/>
+              <w:t xml:space="preserve">Rewrite</w:t>
+            </w:r>
+          </w:p>
+        </w:tc>
+        <w:tc>
+          <w:tcPr>
+            <w:tcW w:w="1260" w:type="dxa"/>
             <w:vAlign w:val="center"/>
             <w:shd w:val="clear" w:color="auto" w:fill="EDEDED"/>
           </w:tcPr>
@@ -2487,16 +2617,16 @@
         </w:trPr>
         <w:tc>
           <w:tcPr>
-            <w:tcW w:w="620" w:type="dxa"/>
-            <w:vAlign w:val="center"/>
-          </w:tcPr>
-          <w:p>
-            <w:pPr>
-              <w:pStyle w:val="tablecopy"/>
-              <w:jc w:val="left"/>
-            </w:pPr>
-            <w:r>
-              <w:t xml:space="preserve">Modify</w:t>
+            <w:tcW w:w="700" w:type="dxa"/>
+            <w:vAlign w:val="center"/>
+          </w:tcPr>
+          <w:p>
+            <w:pPr>
+              <w:pStyle w:val="tablecopy"/>
+              <w:jc w:val="left"/>
+            </w:pPr>
+            <w:r>
+              <w:t xml:space="preserve">Modify record</w:t>
             </w:r>
           </w:p>
         </w:tc>
@@ -2517,7 +2647,7 @@
         </w:tc>
         <w:tc>
           <w:tcPr>
-            <w:tcW w:w="1460" w:type="dxa"/>
+            <w:tcW w:w="1400" w:type="dxa"/>
             <w:vAlign w:val="center"/>
           </w:tcPr>
           <w:p>
@@ -2532,7 +2662,7 @@
         </w:tc>
         <w:tc>
           <w:tcPr>
-            <w:tcW w:w="1280" w:type="dxa"/>
+            <w:tcW w:w="1260" w:type="dxa"/>
             <w:vAlign w:val="center"/>
           </w:tcPr>
           <w:p>
@@ -2552,16 +2682,16 @@
         </w:trPr>
         <w:tc>
           <w:tcPr>
-            <w:tcW w:w="620" w:type="dxa"/>
-            <w:vAlign w:val="center"/>
-          </w:tcPr>
-          <w:p>
-            <w:pPr>
-              <w:pStyle w:val="tablecopy"/>
-              <w:jc w:val="left"/>
-            </w:pPr>
-            <w:r>
-              <w:t xml:space="preserve">Insert</w:t>
+            <w:tcW w:w="700" w:type="dxa"/>
+            <w:vAlign w:val="center"/>
+          </w:tcPr>
+          <w:p>
+            <w:pPr>
+              <w:pStyle w:val="tablecopy"/>
+              <w:jc w:val="left"/>
+            </w:pPr>
+            <w:r>
+              <w:t xml:space="preserve">Insert record</w:t>
             </w:r>
           </w:p>
         </w:tc>
@@ -2576,37 +2706,37 @@
               <w:jc w:val="left"/>
             </w:pPr>
             <w:r>
-              <w:t xml:space="preserve">target is not an input; new lambda and target still type-check</w:t>
-            </w:r>
-          </w:p>
-        </w:tc>
-        <w:tc>
-          <w:tcPr>
-            <w:tcW w:w="1460" w:type="dxa"/>
-            <w:vAlign w:val="center"/>
-          </w:tcPr>
-          <w:p>
-            <w:pPr>
-              <w:pStyle w:val="tablecopy"/>
-              <w:jc w:val="left"/>
-            </w:pPr>
-            <w:r>
-              <w:t xml:space="preserve">new node N between P and target</w:t>
-            </w:r>
-          </w:p>
-        </w:tc>
-        <w:tc>
-          <w:tcPr>
-            <w:tcW w:w="1280" w:type="dxa"/>
-            <w:vAlign w:val="center"/>
-          </w:tcPr>
-          <w:p>
-            <w:pPr>
-              <w:pStyle w:val="tablecopy"/>
-              <w:jc w:val="left"/>
-            </w:pPr>
-            <w:r>
-              <w:t xml:space="preserve">all records of N</w:t>
+              <w:t xml:space="preserve">literal has the input’s element type</w:t>
+            </w:r>
+          </w:p>
+        </w:tc>
+        <w:tc>
+          <w:tcPr>
+            <w:tcW w:w="1400" w:type="dxa"/>
+            <w:vAlign w:val="center"/>
+          </w:tcPr>
+          <w:p>
+            <w:pPr>
+              <w:pStyle w:val="tablecopy"/>
+              <w:jc w:val="left"/>
+            </w:pPr>
+            <w:r>
+              <w:t xml:space="preserve">append with a fresh RecordId</w:t>
+            </w:r>
+          </w:p>
+        </w:tc>
+        <w:tc>
+          <w:tcPr>
+            <w:tcW w:w="1260" w:type="dxa"/>
+            <w:vAlign w:val="center"/>
+          </w:tcPr>
+          <w:p>
+            <w:pPr>
+              <w:pStyle w:val="tablecopy"/>
+              <w:jc w:val="left"/>
+            </w:pPr>
+            <w:r>
+              <w:t xml:space="preserve">the new record</w:t>
             </w:r>
           </w:p>
         </w:tc>
@@ -2617,16 +2747,16 @@
         </w:trPr>
         <w:tc>
           <w:tcPr>
-            <w:tcW w:w="620" w:type="dxa"/>
-            <w:vAlign w:val="center"/>
-          </w:tcPr>
-          <w:p>
-            <w:pPr>
-              <w:pStyle w:val="tablecopy"/>
-              <w:jc w:val="left"/>
-            </w:pPr>
-            <w:r>
-              <w:t xml:space="preserve">Delete</w:t>
+            <w:tcW w:w="700" w:type="dxa"/>
+            <w:vAlign w:val="center"/>
+          </w:tcPr>
+          <w:p>
+            <w:pPr>
+              <w:pStyle w:val="tablecopy"/>
+              <w:jc w:val="left"/>
+            </w:pPr>
+            <w:r>
+              <w:t xml:space="preserve">Delete record</w:t>
             </w:r>
           </w:p>
         </w:tc>
@@ -2641,13 +2771,143 @@
               <w:jc w:val="left"/>
             </w:pPr>
             <w:r>
-              <w:t xml:space="preserve">MAP/FILTER whose removal type-checks; not sole source of an output</w:t>
-            </w:r>
-          </w:p>
-        </w:tc>
-        <w:tc>
-          <w:tcPr>
-            <w:tcW w:w="1460" w:type="dxa"/>
+              <w:t xml:space="preserve">input and RecordId exist</w:t>
+            </w:r>
+          </w:p>
+        </w:tc>
+        <w:tc>
+          <w:tcPr>
+            <w:tcW w:w="1400" w:type="dxa"/>
+            <w:vAlign w:val="center"/>
+          </w:tcPr>
+          <w:p>
+            <w:pPr>
+              <w:pStyle w:val="tablecopy"/>
+              <w:jc w:val="left"/>
+            </w:pPr>
+            <w:r>
+              <w:t xml:space="preserve">remove the record</w:t>
+            </w:r>
+          </w:p>
+        </w:tc>
+        <w:tc>
+          <w:tcPr>
+            <w:tcW w:w="1260" w:type="dxa"/>
+            <w:vAlign w:val="center"/>
+          </w:tcPr>
+          <w:p>
+            <w:pPr>
+              <w:pStyle w:val="tablecopy"/>
+              <w:jc w:val="left"/>
+            </w:pPr>
+            <w:r>
+              <w:t xml:space="preserve">the removed record</w:t>
+            </w:r>
+          </w:p>
+        </w:tc>
+      </w:tr>
+      <w:tr>
+        <w:trPr>
+          <w:cantSplit/>
+        </w:trPr>
+        <w:tc>
+          <w:tcPr>
+            <w:tcW w:w="700" w:type="dxa"/>
+            <w:vAlign w:val="center"/>
+          </w:tcPr>
+          <w:p>
+            <w:pPr>
+              <w:pStyle w:val="tablecopy"/>
+              <w:jc w:val="left"/>
+            </w:pPr>
+            <w:r>
+              <w:t xml:space="preserve">Insert stage</w:t>
+            </w:r>
+          </w:p>
+        </w:tc>
+        <w:tc>
+          <w:tcPr>
+            <w:tcW w:w="1500" w:type="dxa"/>
+            <w:vAlign w:val="center"/>
+          </w:tcPr>
+          <w:p>
+            <w:pPr>
+              <w:pStyle w:val="tablecopy"/>
+              <w:jc w:val="left"/>
+            </w:pPr>
+            <w:r>
+              <w:t xml:space="preserve">target is not an input; new lambda and target still type-check</w:t>
+            </w:r>
+          </w:p>
+        </w:tc>
+        <w:tc>
+          <w:tcPr>
+            <w:tcW w:w="1400" w:type="dxa"/>
+            <w:vAlign w:val="center"/>
+          </w:tcPr>
+          <w:p>
+            <w:pPr>
+              <w:pStyle w:val="tablecopy"/>
+              <w:jc w:val="left"/>
+            </w:pPr>
+            <w:r>
+              <w:t xml:space="preserve">new node N between P and target</w:t>
+            </w:r>
+          </w:p>
+        </w:tc>
+        <w:tc>
+          <w:tcPr>
+            <w:tcW w:w="1260" w:type="dxa"/>
+            <w:vAlign w:val="center"/>
+          </w:tcPr>
+          <w:p>
+            <w:pPr>
+              <w:pStyle w:val="tablecopy"/>
+              <w:jc w:val="left"/>
+            </w:pPr>
+            <w:r>
+              <w:t xml:space="preserve">all records of N</w:t>
+            </w:r>
+          </w:p>
+        </w:tc>
+      </w:tr>
+      <w:tr>
+        <w:trPr>
+          <w:cantSplit/>
+        </w:trPr>
+        <w:tc>
+          <w:tcPr>
+            <w:tcW w:w="700" w:type="dxa"/>
+            <w:vAlign w:val="center"/>
+          </w:tcPr>
+          <w:p>
+            <w:pPr>
+              <w:pStyle w:val="tablecopy"/>
+              <w:jc w:val="left"/>
+            </w:pPr>
+            <w:r>
+              <w:t xml:space="preserve">Delete stage</w:t>
+            </w:r>
+          </w:p>
+        </w:tc>
+        <w:tc>
+          <w:tcPr>
+            <w:tcW w:w="1500" w:type="dxa"/>
+            <w:vAlign w:val="center"/>
+          </w:tcPr>
+          <w:p>
+            <w:pPr>
+              <w:pStyle w:val="tablecopy"/>
+              <w:jc w:val="left"/>
+            </w:pPr>
+            <w:r>
+              <w:t xml:space="preserve">MAP/FILTER whose removal type-checks; not read by name; not sole source of an output</w:t>
+            </w:r>
+          </w:p>
+        </w:tc>
+        <w:tc>
+          <w:tcPr>
+            <w:tcW w:w="1400" w:type="dxa"/>
             <w:vAlign w:val="center"/>
           </w:tcPr>
           <w:p>
@@ -2662,7 +2922,7 @@
         </w:tc>
         <w:tc>
           <w:tcPr>
-            <w:tcW w:w="1280" w:type="dxa"/>
+            <w:tcW w:w="1260" w:type="dxa"/>
             <w:vAlign w:val="center"/>
           </w:tcPr>
           <w:p>
@@ -2706,27 +2966,191 @@
         <w:t xml:space="preserve">work set</w:t>
       </w:r>
       <w:r>
-        <w:t xml:space="preserve"> consisting of the dirty nodes, the nodes that must be rescanned in full, and, for each record-tracking node, the set of pending RecordIds. Nodes are visited in topological order. A MAP or FILTER stage with few pending records patches its output in place: for each pending record it locates the input and output positions by binary search on RecordId (invariant I7), looks up the memo with key (hash of the input value, </w:t>
+        <w:t xml:space="preserve"> consisting of the dirty nodes, the nodes that must be rescanned in full, and, for each record-tracking node, the set of pending RecordIds. Nodes are visited in topological order. A MAP or FILTER stage with few pending records patches its output in place: for each pending record it locates the input and output positions by binary search on RecordId (invariant I7), looks up the memo with key (hash of the input value, memo key), runs the lambda only on a miss, and inserts, replaces or removes the output record. The stage reports exactly the records whose </w:t>
       </w:r>
       <w:r>
         <w:rPr>
           <w:i/>
           <w:iCs/>
         </w:rPr>
-        <w:t xml:space="preserve">fnHash</w:t>
-      </w:r>
-      <w:r>
-        <w:t xml:space="preserve">), runs the lambda only on a miss, and inserts, replaces or removes the output record. When more than one eighth of the input is pending, a single sequential pass is cheaper and is used instead. Either way the stage reports exactly the records whose </w:t>
+        <w:t xml:space="preserve">output</w:t>
+      </w:r>
+      <w:r>
+        <w:t xml:space="preserve"> changed, including records that appeared or disappeared, and only those are passed to its consumers. A node that reads a changed stage by name is rescanned in full, because every one of its records may depend on that stage.</w:t>
+      </w:r>
+    </w:p>
+    <w:p>
+      <w:pPr>
+        <w:pStyle w:val="BodyText"/>
+      </w:pPr>
+      <w:r>
+        <w:t xml:space="preserve">Folds and joins are maintained incrementally as well. A REDUCE whose combiner adds an integer term per element, </w:t>
+      </w:r>
+      <w:r>
+        <w:rPr>
+          <w:rFonts w:ascii="Courier New" w:hAnsi="Courier New" w:cs="Courier New"/>
+          <w:sz w:val="17"/>
+          <w:szCs w:val="17"/>
+        </w:rPr>
+        <w:t xml:space="preserve">(a, x) =&gt; a + t(x)</w:t>
+      </w:r>
+      <w:r>
+        <w:t xml:space="preserve">, stores each record’s term and patches the sum by subtracting the old term and adding the new one, with 64-bit wrap-around arithmetic that is exactly associative. A JOIN is a hash join that keeps a per-record key index for each side and the layout of its output. When an edit keeps every join key and adds or removes no record, only the output records built from the changed inputs are rebuilt, in place; otherwise the join is rebuilt from the index, re-evaluating only the keys of changed records. Other REDUCE and SCALAR nodes reuse their memo when the hashes of all their inputs are unchanged, and </w:t>
+      </w:r>
+      <w:r>
+        <w:rPr>
+          <w:rFonts w:ascii="Courier New" w:hAnsi="Courier New" w:cs="Courier New"/>
+          <w:sz w:val="17"/>
+          <w:szCs w:val="17"/>
+        </w:rPr>
+        <w:t xml:space="preserve">tree_reduce</w:t>
+      </w:r>
+      <w:r>
+        <w:t xml:space="preserve"> updates one leaf-to-root path.</w:t>
+      </w:r>
+    </w:p>
+    <w:p>
+      <w:pPr>
+        <w:pStyle w:val="Heading2"/>
+      </w:pPr>
+      <w:r>
+        <w:t xml:space="preserve">Cost Model</w:t>
+      </w:r>
+    </w:p>
+    <w:p>
+      <w:pPr>
+        <w:pStyle w:val="BodyText"/>
+      </w:pPr>
+      <w:r>
+        <w:t xml:space="preserve">Bookkeeping is not free: a memo lookup or store costs about as much as evaluating a short lambda. RetroC therefore decides per stage, from quantities it already knows, whether patching pays off:</w:t>
+      </w:r>
+    </w:p>
+    <w:p>
+      <w:pPr>
+        <w:pStyle w:val="bulletlist"/>
+      </w:pPr>
+      <w:r>
+        <w:rPr>
+          <w:b/>
+          <w:bCs/>
+        </w:rPr>
+        <w:t xml:space="preserve">Patch or scan.</w:t>
+      </w:r>
+      <w:r>
+        <w:t xml:space="preserve"> A MAP or FILTER stage patches when at most one eighth of its input is pending; otherwise one sequential pass with memo checks is cheaper than many binary searches.</w:t>
+      </w:r>
+    </w:p>
+    <w:p>
+      <w:pPr>
+        <w:pStyle w:val="bulletlist"/>
+      </w:pPr>
+      <w:r>
+        <w:rPr>
+          <w:b/>
+          <w:bCs/>
+        </w:rPr>
+        <w:t xml:space="preserve">Additive folds.</w:t>
+      </w:r>
+      <w:r>
+        <w:t xml:space="preserve"> With </w:t>
       </w:r>
       <w:r>
         <w:rPr>
           <w:i/>
           <w:iCs/>
         </w:rPr>
-        <w:t xml:space="preserve">output</w:t>
-      </w:r>
-      <w:r>
-        <w:t xml:space="preserve"> changed, including records that appeared or disappeared, and only those are passed to its consumers. REDUCE and SCALAR nodes reuse their memo when the hash of all their inputs is unchanged; JOIN recomputes and renumbers its output, so its consumers are rescanned.</w:t>
+        <w:t xml:space="preserve">k</w:t>
+      </w:r>
+      <w:r>
+        <w:t xml:space="preserve"> changed records out of </w:t>
+      </w:r>
+      <w:r>
+        <w:rPr>
+          <w:i/>
+          <w:iCs/>
+        </w:rPr>
+        <w:t xml:space="preserve">n</w:t>
+      </w:r>
+      <w:r>
+        <w:t xml:space="preserve"> and a term of cost </w:t>
+      </w:r>
+      <w:r>
+        <w:rPr>
+          <w:i/>
+          <w:iCs/>
+        </w:rPr>
+        <w:t xml:space="preserve">c</w:t>
+      </w:r>
+      <w:r>
+        <w:t xml:space="preserve">, the sum is patched when </w:t>
+      </w:r>
+      <w:r>
+        <w:rPr>
+          <w:i/>
+          <w:iCs/>
+        </w:rPr>
+        <w:t xml:space="preserve">k</w:t>
+      </w:r>
+      <w:r>
+        <w:t xml:space="preserve">(</w:t>
+      </w:r>
+      <w:r>
+        <w:rPr>
+          <w:i/>
+          <w:iCs/>
+        </w:rPr>
+        <w:t xml:space="preserve">c</w:t>
+      </w:r>
+      <w:r>
+        <w:t xml:space="preserve"> + 2) &lt; </w:t>
+      </w:r>
+      <w:r>
+        <w:rPr>
+          <w:i/>
+          <w:iCs/>
+        </w:rPr>
+        <w:t xml:space="preserve">n c</w:t>
+      </w:r>
+      <w:r>
+        <w:t xml:space="preserve">, counting two lookups per patched record; otherwise it is re-folded.</w:t>
+      </w:r>
+    </w:p>
+    <w:p>
+      <w:pPr>
+        <w:pStyle w:val="bulletlist"/>
+      </w:pPr>
+      <w:r>
+        <w:rPr>
+          <w:b/>
+          <w:bCs/>
+        </w:rPr>
+        <w:t xml:space="preserve">Adaptive memo.</w:t>
+      </w:r>
+      <w:r>
+        <w:t xml:space="preserve"> A full pass samples its first 64 memo lookups. If at least seven in eight miss, the rest would miss too, so lookups, stores and change tracking are switched off for that pass and its consumers rescan instead of patching.</w:t>
+      </w:r>
+    </w:p>
+    <w:p>
+      <w:pPr>
+        <w:pStyle w:val="bulletlist"/>
+      </w:pPr>
+      <w:r>
+        <w:rPr>
+          <w:b/>
+          <w:bCs/>
+        </w:rPr>
+        <w:t xml:space="preserve">New stages.</w:t>
+      </w:r>
+      <w:r>
+        <w:t xml:space="preserve"> An inserted stage has nothing to look up; it stores no memo and does not list its records as changed. Its consumers rescan, still reusing every record the new stage left unchanged.</w:t>
+      </w:r>
+    </w:p>
+    <w:p>
+      <w:pPr>
+        <w:pStyle w:val="BodyText"/>
+      </w:pPr>
+      <w:r>
+        <w:t xml:space="preserve">Every choice only selects between two correct ways of computing the same output, so the cost model cannot affect results, only speed. Memo entries left untouched by a disabled pass remain correct because they are keyed by input hash (I3).</w:t>
       </w:r>
     </w:p>
     <w:p>
@@ -3471,7 +3895,16 @@
         <w:t xml:space="preserve">Proof sketch.</w:t>
       </w:r>
       <w:r>
-        <w:t xml:space="preserve"> By induction over the topological order. The work set initially contains every record whose input value or stage function changed. When a stage is visited, a memo entry is reused only if both its input hash and its function hash match (I3); since stages are pure, equal input under an equal function yields an equal output. Records whose output is unchanged are not forwarded, and nodes not reached by the work set have unchanged inputs and functions, so their outputs are unchanged. The only gap is a hash collision, bounded above and closed by the verifier’s full-value comparison.</w:t>
+        <w:t xml:space="preserve"> By induction over the topological order. The work set initially contains every record whose input value or stage function changed, and every node that reads a changed stage by name. When a stage is visited, a memo entry is reused only if both its input hash and its memo key match (I3); since stages are pure and the memo key covers every stage the lambda reads, equal input under an equal key yields an equal output. A patched sum equals the re-folded sum because integer addition modulo 2</w:t>
+      </w:r>
+      <w:r>
+        <w:rPr>
+          <w:vertAlign w:val="superscript"/>
+        </w:rPr>
+        <w:t xml:space="preserve">64</w:t>
+      </w:r>
+      <w:r>
+        <w:t xml:space="preserve"> is associative and commutative; a patched join keeps every key and therefore every matched pair. Records whose output is unchanged are not forwarded, and nodes not reached by the work set have unchanged inputs and functions, so their outputs are unchanged. The only gap is a hash collision, bounded above and closed by the verifier’s full-value comparison.</w:t>
       </w:r>
     </w:p>
     <w:p>
@@ -3487,7 +3920,7 @@
         <w:pStyle w:val="BodyText"/>
       </w:pPr>
       <w:r>
-        <w:t xml:space="preserve">A left fold must re-fold every element after a change. For associative combiners, </w:t>
+        <w:t xml:space="preserve">For associative combiners that are not simple sums, </w:t>
       </w:r>
       <w:r>
         <w:rPr>
@@ -3563,7 +3996,7 @@
         <w:pStyle w:val="BodyText"/>
       </w:pPr>
       <w:r>
-        <w:t xml:space="preserve">RetroC is organised as a strict layered pipeline (Fig. 1). A module may include only modules to its left in the chain common → lexer → parser → sema → ir → bytecode → runtime → edit → reuse → verify → cli, so there are no dependency cycles. The front end turns source text into a typed program, the IR builder produces the Retroactive IR, lambda bodies are compiled to stack bytecode, and the graph executor performs the first run while filling memo tables. Edit scripts are parsed separately and applied by the edit engine; the propagator updates the graph and produces the rebuild plan; the verifier optionally re-runs the rewritten program. Table IV lists the modules with their size and responsibility.</w:t>
+        <w:t xml:space="preserve">RetroC is organised as a strict layered pipeline (Fig. 1). A module may include only modules to its left in the chain common → lexer → parser → sema → ir → bytecode → runtime → edit → reuse → verify → cli, so there are no dependency cycles. The front end turns source text into a typed program, the IR builder produces the Retroactive IR, lambda bodies are compiled to stack bytecode, and the graph executor performs the first run while filling memo tables. Edit scripts are parsed separately and applied by the edit engine; the propagator updates the graph, applies the cost model and produces the rebuild plan; the verifier optionally re-runs the rewritten program. Table IV lists the modules with their size and responsibility.</w:t>
       </w:r>
     </w:p>
     <w:p>
@@ -3575,7 +4008,7 @@
       <w:r>
         <w:drawing>
           <wp:inline distT="0" distB="0" distL="0" distR="0">
-            <wp:extent cx="3017520" cy="3081420"/>
+            <wp:extent cx="3017520" cy="4004426"/>
             <wp:docPr id="101" name="Figure 101"/>
             <wp:cNvGraphicFramePr>
               <a:graphicFrameLocks xmlns:a="http://schemas.openxmlformats.org/drawingml/2006/main" noChangeAspect="1"/>
@@ -3596,7 +4029,7 @@
                   <pic:spPr>
                     <a:xfrm>
                       <a:off x="0" y="0"/>
-                      <a:ext cx="3017520" cy="3081420"/>
+                      <a:ext cx="3017520" cy="4004426"/>
                     </a:xfrm>
                     <a:prstGeom prst="rect">
                       <a:avLst/>
@@ -3614,7 +4047,7 @@
         <w:pStyle w:val="figurecaption"/>
       </w:pPr>
       <w:r>
-        <w:t xml:space="preserve">Architecture of RetroC. The front end builds the Retroactive IR; the executor performs the first run; edits are applied as graph rewrites and propagated record by record; results feed the outputs, the rebuild plan and the verifier.</w:t>
+        <w:t xml:space="preserve">Architecture of RetroC. The compile lane builds the Retroactive IR and bytecode; the execute lane performs the first run and fills the memo tables; the edit lane applies each retroactive edit as a graph or input rewrite, propagates it record by record under the cost model, and feeds the outputs, the rebuild plan and the verifier.</w:t>
       </w:r>
     </w:p>
     <w:p>
@@ -3734,7 +4167,7 @@
               <w:jc w:val="center"/>
             </w:pPr>
             <w:r>
-              <w:t xml:space="preserve">379</w:t>
+              <w:t xml:space="preserve">412</w:t>
             </w:r>
           </w:p>
         </w:tc>
@@ -3934,7 +4367,7 @@
               <w:jc w:val="center"/>
             </w:pPr>
             <w:r>
-              <w:t xml:space="preserve">1,611</w:t>
+              <w:t xml:space="preserve">1,808</w:t>
             </w:r>
           </w:p>
         </w:tc>
@@ -3949,7 +4382,7 @@
               <w:jc w:val="left"/>
             </w:pPr>
             <w:r>
-              <w:t xml:space="preserve">graph, nodes, memo, topological sort, dump</w:t>
+              <w:t xml:space="preserve">graph, nodes, memo, reference inputs, topological sort</w:t>
             </w:r>
           </w:p>
         </w:tc>
@@ -4034,7 +4467,7 @@
               <w:jc w:val="center"/>
             </w:pPr>
             <w:r>
-              <w:t xml:space="preserve">904</w:t>
+              <w:t xml:space="preserve">1,028</w:t>
             </w:r>
           </w:p>
         </w:tc>
@@ -4049,7 +4482,7 @@
               <w:jc w:val="left"/>
             </w:pPr>
             <w:r>
-              <w:t xml:space="preserve">first run, CSV loader, stage-reference analysis</w:t>
+              <w:t xml:space="preserve">first run, hash join, incremental sums, CSV loader</w:t>
             </w:r>
           </w:p>
         </w:tc>
@@ -4084,7 +4517,7 @@
               <w:jc w:val="center"/>
             </w:pPr>
             <w:r>
-              <w:t xml:space="preserve">764</w:t>
+              <w:t xml:space="preserve">987</w:t>
             </w:r>
           </w:p>
         </w:tc>
@@ -4134,7 +4567,7 @@
               <w:jc w:val="center"/>
             </w:pPr>
             <w:r>
-              <w:t xml:space="preserve">1,261</w:t>
+              <w:t xml:space="preserve">1,604</w:t>
             </w:r>
           </w:p>
         </w:tc>
@@ -4149,7 +4582,7 @@
               <w:jc w:val="left"/>
             </w:pPr>
             <w:r>
-              <w:t xml:space="preserve">propagation, rebuild plan, explain, B1 mode</w:t>
+              <w:t xml:space="preserve">propagation, cost model, record edits, rebuild plan, B1 mode</w:t>
             </w:r>
           </w:p>
         </w:tc>
@@ -4184,7 +4617,7 @@
               <w:jc w:val="center"/>
             </w:pPr>
             <w:r>
-              <w:t xml:space="preserve">277</w:t>
+              <w:t xml:space="preserve">330</w:t>
             </w:r>
           </w:p>
         </w:tc>
@@ -4234,7 +4667,7 @@
               <w:jc w:val="center"/>
             </w:pPr>
             <w:r>
-              <w:t xml:space="preserve">544</w:t>
+              <w:t xml:space="preserve">501</w:t>
             </w:r>
           </w:p>
         </w:tc>
@@ -4282,7 +4715,7 @@
         <w:pStyle w:val="BodyText"/>
       </w:pPr>
       <w:r>
-        <w:t xml:space="preserve">Part B repeats for each edit in the script. The edit is read (step 6) and applied to a snapshot of the graph; inserts and deletes re-sort the stages with Kahn's algorithm [17], and the result is type-checked (step 7). An invalid edit, for example one that creates a cycle, restores the snapshot and reports E601, so the graph is unchanged. A valid edit seeds the work set </w:t>
+        <w:t xml:space="preserve">Part B repeats for each edit in the script. The edit is read (step 6) and applied to a snapshot of the graph; stage inserts and deletes re-sort the stages with Kahn's algorithm [17], and the result is type-checked (step 7). An invalid edit, for example one that creates a cycle, restores the snapshot and reports E601, so the graph is unchanged. A valid edit seeds the work set </w:t>
       </w:r>
       <w:r>
         <w:rPr>
@@ -4292,7 +4725,7 @@
         <w:t xml:space="preserve">W</w:t>
       </w:r>
       <w:r>
-        <w:t xml:space="preserve"> with the first affected stages and the pending record IDs (step 8). Stages are then visited in topological order (step 9). If more than an eighth of a stage's records are pending, one full pass with per-record memo checks is cheaper; otherwise only the pending records are patched (step 10). The collection hash is updated in </w:t>
+        <w:t xml:space="preserve"> with the first affected stages and the pending record IDs; stages that read a changed stage by name are marked for a full scan (step 8). Stages are then visited in topological order (step 9). The cost model decides whether patching is cheaper; if not, one full pass is made, with the memo switched off when its lookups miss. Otherwise only the pending records are patched, and an integer sum swaps one term per record (step 10). The collection hash is updated in </w:t>
       </w:r>
       <w:r>
         <w:rPr>
@@ -4325,7 +4758,7 @@
       <w:r>
         <w:drawing>
           <wp:inline distT="0" distB="0" distL="0" distR="0">
-            <wp:extent cx="2743200" cy="6728908"/>
+            <wp:extent cx="2743200" cy="6841863"/>
             <wp:docPr id="102" name="Figure 102"/>
             <wp:cNvGraphicFramePr>
               <a:graphicFrameLocks xmlns:a="http://schemas.openxmlformats.org/drawingml/2006/main" noChangeAspect="1"/>
@@ -4346,7 +4779,7 @@
                   <pic:spPr>
                     <a:xfrm>
                       <a:off x="0" y="0"/>
-                      <a:ext cx="2743200" cy="6728908"/>
+                      <a:ext cx="2743200" cy="6841863"/>
                     </a:xfrm>
                     <a:prstGeom prst="rect">
                       <a:avLst/>
@@ -4364,7 +4797,7 @@
         <w:pStyle w:val="figurecaption"/>
       </w:pPr>
       <w:r>
-        <w:t xml:space="preserve">End-to-end flowchart of RetroC. Part A compiles and runs the program once; Part B applies each retroactive edit and propagates it stage by stage. Steps 10 and 11 apply to MAP and FILTER stages; REDUCE, JOIN and scalar stages recompute unless their memo matches, and tree_reduce updates one leaf-to-root path.</w:t>
+        <w:t xml:space="preserve">End-to-end flowchart of RetroC. Part A compiles and runs the program once; Part B applies each retroactive edit and propagates it stage by stage, choosing between patching and a full pass with the cost model.</w:t>
       </w:r>
     </w:p>
     <w:p>
@@ -4372,7 +4805,7 @@
         <w:pStyle w:val="BodyText"/>
       </w:pPr>
       <w:r>
-        <w:t xml:space="preserve">Algorithm 1 gives the shared propagation loop used by all three edits (steps 8–12 of Fig. 2), and Algorithm 2 the patch step for a MAP or FILTER stage.</w:t>
+        <w:t xml:space="preserve">Algorithm 1 gives the shared propagation loop used by all five edits (steps 8–12 of Fig. 2), and Algorithm 2 the patch step for a MAP or FILTER stage.</w:t>
       </w:r>
     </w:p>
     <w:tbl>
@@ -4518,6 +4951,62 @@
                 <w:sz w:val="14"/>
                 <w:szCs w:val="14"/>
               </w:rPr>
+              <w:t xml:space="preserve">  else if v is additive int REDUCE and</w:t>
+            </w:r>
+          </w:p>
+          <w:p>
+            <w:pPr>
+              <w:spacing w:before="0" w:after="0" w:line="200" w:lineRule="exact"/>
+              <w:jc w:val="left"/>
+            </w:pPr>
+            <w:r>
+              <w:rPr>
+                <w:rFonts w:ascii="Courier New" w:hAnsi="Courier New" w:cs="Courier New"/>
+                <w:sz w:val="14"/>
+                <w:szCs w:val="14"/>
+              </w:rPr>
+              <w:t xml:space="preserve">          k(c+2) &lt; n c:  swap k terms in sum</w:t>
+            </w:r>
+          </w:p>
+          <w:p>
+            <w:pPr>
+              <w:spacing w:before="0" w:after="0" w:line="200" w:lineRule="exact"/>
+              <w:jc w:val="left"/>
+            </w:pPr>
+            <w:r>
+              <w:rPr>
+                <w:rFonts w:ascii="Courier New" w:hAnsi="Courier New" w:cs="Courier New"/>
+                <w:sz w:val="14"/>
+                <w:szCs w:val="14"/>
+              </w:rPr>
+              <w:t xml:space="preserve">  else if v is JOIN and no key changed:</w:t>
+            </w:r>
+          </w:p>
+          <w:p>
+            <w:pPr>
+              <w:spacing w:before="0" w:after="0" w:line="200" w:lineRule="exact"/>
+              <w:jc w:val="left"/>
+            </w:pPr>
+            <w:r>
+              <w:rPr>
+                <w:rFonts w:ascii="Courier New" w:hAnsi="Courier New" w:cs="Courier New"/>
+                <w:sz w:val="14"/>
+                <w:szCs w:val="14"/>
+              </w:rPr>
+              <w:t xml:space="preserve">     rebuild only the affected output pairs</w:t>
+            </w:r>
+          </w:p>
+          <w:p>
+            <w:pPr>
+              <w:spacing w:before="0" w:after="0" w:line="200" w:lineRule="exact"/>
+              <w:jc w:val="left"/>
+            </w:pPr>
+            <w:r>
+              <w:rPr>
+                <w:rFonts w:ascii="Courier New" w:hAnsi="Courier New" w:cs="Courier New"/>
+                <w:sz w:val="14"/>
+                <w:szCs w:val="14"/>
+              </w:rPr>
               <w:t xml:space="preserve">  else if v is TREE_REDUCE:</w:t>
             </w:r>
           </w:p>
@@ -4630,7 +5119,7 @@
                 <w:sz w:val="14"/>
                 <w:szCs w:val="14"/>
               </w:rPr>
-              <w:t xml:space="preserve">        if c tracks records: W.pending[c] += changed</w:t>
+              <w:t xml:space="preserve">        if c reads v by name or changed is</w:t>
             </w:r>
           </w:p>
           <w:p>
@@ -4644,7 +5133,21 @@
                 <w:sz w:val="14"/>
                 <w:szCs w:val="14"/>
               </w:rPr>
-              <w:t xml:space="preserve">        else W.fullScan &lt;- W.fullScan + {c}</w:t>
+              <w:t xml:space="preserve">           unknown: W.fullScan += {c}</w:t>
+            </w:r>
+          </w:p>
+          <w:p>
+            <w:pPr>
+              <w:spacing w:before="0" w:after="0" w:line="200" w:lineRule="exact"/>
+              <w:jc w:val="left"/>
+            </w:pPr>
+            <w:r>
+              <w:rPr>
+                <w:rFonts w:ascii="Courier New" w:hAnsi="Courier New" w:cs="Courier New"/>
+                <w:sz w:val="14"/>
+                <w:szCs w:val="14"/>
+              </w:rPr>
+              <w:t xml:space="preserve">        else W.pending[c] += changed</w:t>
             </w:r>
           </w:p>
           <w:p>
@@ -4771,7 +5274,7 @@
                 <w:sz w:val="14"/>
                 <w:szCs w:val="14"/>
               </w:rPr>
-              <w:t xml:space="preserve">   compare with old output -&gt; changed</w:t>
+              <w:t xml:space="preserve">   if 7/8 of the first 64 lookups miss:</w:t>
             </w:r>
           </w:p>
           <w:p>
@@ -4785,6 +5288,34 @@
                 <w:sz w:val="14"/>
                 <w:szCs w:val="14"/>
               </w:rPr>
+              <w:t xml:space="preserve">      memo and tracking off; changed unknown</w:t>
+            </w:r>
+          </w:p>
+          <w:p>
+            <w:pPr>
+              <w:spacing w:before="0" w:after="0" w:line="200" w:lineRule="exact"/>
+              <w:jc w:val="left"/>
+            </w:pPr>
+            <w:r>
+              <w:rPr>
+                <w:rFonts w:ascii="Courier New" w:hAnsi="Courier New" w:cs="Courier New"/>
+                <w:sz w:val="14"/>
+                <w:szCs w:val="14"/>
+              </w:rPr>
+              <w:t xml:space="preserve">   else compare with old output -&gt; changed</w:t>
+            </w:r>
+          </w:p>
+          <w:p>
+            <w:pPr>
+              <w:spacing w:before="0" w:after="0" w:line="200" w:lineRule="exact"/>
+              <w:jc w:val="left"/>
+            </w:pPr>
+            <w:r>
+              <w:rPr>
+                <w:rFonts w:ascii="Courier New" w:hAnsi="Courier New" w:cs="Courier New"/>
+                <w:sz w:val="14"/>
+                <w:szCs w:val="14"/>
+              </w:rPr>
               <w:t xml:space="preserve">else for r in K:</w:t>
             </w:r>
           </w:p>
@@ -4841,7 +5372,7 @@
                 <w:sz w:val="14"/>
                 <w:szCs w:val="14"/>
               </w:rPr>
-              <w:t xml:space="preserve">        (hash(x), fnHash): reuse        (I3)</w:t>
+              <w:t xml:space="preserve">        (hash(x), memoKey): reuse       (I3)</w:t>
             </w:r>
           </w:p>
           <w:p>
@@ -5015,27 +5546,17 @@
         <w:t xml:space="preserve">O</w:t>
       </w:r>
       <w:r>
-        <w:t xml:space="preserve">(1) per changed record. A linear REDUCE remains </w:t>
+        <w:t xml:space="preserve">(1) per changed record, an additive integer fold is patched with </w:t>
       </w:r>
       <w:r>
         <w:rPr>
           <w:i/>
           <w:iCs/>
         </w:rPr>
-        <w:t xml:space="preserve">O</w:t>
-      </w:r>
-      <w:r>
-        <w:t xml:space="preserve">(</w:t>
-      </w:r>
-      <w:r>
-        <w:rPr>
-          <w:i/>
-          <w:iCs/>
-        </w:rPr>
-        <w:t xml:space="preserve">n</w:t>
-      </w:r>
-      <w:r>
-        <w:t xml:space="preserve">) whenever its input changes, while </w:t>
+        <w:t xml:space="preserve">k</w:t>
+      </w:r>
+      <w:r>
+        <w:t xml:space="preserve"> binary searches into its sorted term list, and </w:t>
       </w:r>
       <w:r>
         <w:rPr>
@@ -5046,7 +5567,7 @@
         <w:t xml:space="preserve">tree_reduce</w:t>
       </w:r>
       <w:r>
-        <w:t xml:space="preserve"> is </w:t>
+        <w:t xml:space="preserve"> costs </w:t>
       </w:r>
       <w:r>
         <w:rPr>
@@ -5076,17 +5597,17 @@
         <w:t xml:space="preserve">n</w:t>
       </w:r>
       <w:r>
-        <w:t xml:space="preserve">). Before this design, every visited stage cost </w:t>
+        <w:t xml:space="preserve">). A join that keeps its keys touches only the output pairs of the </w:t>
       </w:r>
       <w:r>
         <w:rPr>
           <w:i/>
           <w:iCs/>
         </w:rPr>
-        <w:t xml:space="preserve">O</w:t>
-      </w:r>
-      <w:r>
-        <w:t xml:space="preserve">(</w:t>
+        <w:t xml:space="preserve">k</w:t>
+      </w:r>
+      <w:r>
+        <w:t xml:space="preserve"> changed records. A single-record edit is therefore independent of </w:t>
       </w:r>
       <w:r>
         <w:rPr>
@@ -5096,17 +5617,7 @@
         <w:t xml:space="preserve">n</w:t>
       </w:r>
       <w:r>
-        <w:t xml:space="preserve">) regardless of </w:t>
-      </w:r>
-      <w:r>
-        <w:rPr>
-          <w:i/>
-          <w:iCs/>
-        </w:rPr>
-        <w:t xml:space="preserve">k</w:t>
-      </w:r>
-      <w:r>
-        <w:t xml:space="preserve">, because it rehashed, re-looked-up and copied the whole collection.</w:t>
+        <w:t xml:space="preserve"> along the whole pipeline whenever each fold is additive or associative.</w:t>
       </w:r>
     </w:p>
     <w:p>
@@ -5130,7 +5641,7 @@
         <w:pStyle w:val="BodyText"/>
       </w:pPr>
       <w:r>
-        <w:t xml:space="preserve">RetroC is written in C++17 (about 9,080 lines in </w:t>
+        <w:t xml:space="preserve">RetroC is written in C++17 (about 10,000 lines in </w:t>
       </w:r>
       <w:r>
         <w:rPr>
@@ -5141,7 +5652,7 @@
         <w:t xml:space="preserve">src/</w:t>
       </w:r>
       <w:r>
-        <w:t xml:space="preserve">, plus about 3,380 lines of tests and benchmark code) and built with CMake and Ninja using GCC 16.2.0. Warnings are treated as errors. The only third-party component is the single-header doctest framework; the CSV loader is written in-house. Golden tests are driven by small Python scripts.</w:t>
+        <w:t xml:space="preserve">, plus about 3,800 lines of tests and benchmark code) and built with CMake and Ninja using GCC 16.2.0. Warnings are treated as errors. The only third-party component is the single-header doctest framework; the CSV loader is written in-house. Golden tests are driven by small Python scripts.</w:t>
       </w:r>
     </w:p>
     <w:p>
@@ -5157,7 +5668,7 @@
         <w:pStyle w:val="BodyText"/>
       </w:pPr>
       <w:r>
-        <w:t xml:space="preserve">Values are immutable tagged unions with structural equality, a 64-bit structural hash and deterministic floating-point printing, so identical inputs produce byte-identical output. Lambda bodies run on a stack virtual machine whose operand stack keeps 64 slots inline and spills to the heap only for very large literals, so ordinary expressions never allocate. Each stage result stores its collection, sorted by RecordId, together with the running sum behind its collection hash. A static analysis of the compiled bytecode records which stages are read by name inside expressions, so a collection is materialised for expressions only when one reads it, and only its size when it is read through </w:t>
+        <w:t xml:space="preserve">Values are immutable tagged unions with structural equality, a 64-bit structural hash and deterministic floating-point printing, so identical inputs produce byte-identical output. Lambda bodies run on a stack virtual machine whose operand stack keeps 64 slots inline and spills to the heap only for very large literals, so ordinary expressions never allocate. Each stage result stores its collection, sorted by RecordId, together with the running sum behind its collection hash. An additive fold keeps its per-record terms in a vector sorted by RecordId, and a join keeps, per side, a map from RecordId to its key, plus the (left, right) pair at each output position. A static analysis of the compiled bytecode records which stages are read by name inside expressions, so a collection is materialised for expressions only when one reads it, and only its size when it is read through </w:t>
       </w:r>
       <w:r>
         <w:rPr>
@@ -5294,7 +5805,7 @@
         <w:t xml:space="preserve">edit</w:t>
       </w:r>
       <w:r>
-        <w:t xml:space="preserve"> command prints a rebuild plan per edit listing, for every visited stage, how many records were evaluated and reused; </w:t>
+        <w:t xml:space="preserve"> command prints a rebuild plan per edit listing, for every visited stage, how many records were evaluated and reused and which path the cost model chose; </w:t>
       </w:r>
       <w:r>
         <w:rPr>
@@ -5305,7 +5816,7 @@
         <w:t xml:space="preserve">explain</w:t>
       </w:r>
       <w:r>
-        <w:t xml:space="preserve"> lists the edits that changed a given output and the first stage each change entered.</w:t>
+        <w:t xml:space="preserve"> lists the edits that changed a given output and the first stage each change entered. Fig. 7–9 in Section IX show real sessions.</w:t>
       </w:r>
     </w:p>
     <w:p>
@@ -5343,7 +5854,7 @@
         <w:t xml:space="preserve">verify</w:t>
       </w:r>
       <w:r>
-        <w:t xml:space="preserve"> command, which rewrites the source text with the edits, compiles and runs it from scratch and compares every output by full structural equality; and a differential tester [14]; [15]. The differential tester generates well-typed programs of six shapes (filter and map chains, a scalar reading a collection through </w:t>
+        <w:t xml:space="preserve"> command, which rewrites the source text with the edits, compiles and runs it from scratch and compares every output by full structural equality; and a differential tester [14]; [15]. The differential tester generates well-typed programs of seven shapes (filter and map chains, a scalar reading a collection through </w:t>
       </w:r>
       <w:r>
         <w:rPr>
@@ -5365,7 +5876,7 @@
         <w:t xml:space="preserve">tree_reduce</w:t>
       </w:r>
       <w:r>
-        <w:t xml:space="preserve">, and joins) over 5 to 200 records, applies one to four random edits (60% modify, 20% insert, 20% delete), and also injects invalid edits that must be rejected without changing any state. A metamorphic test checks that inserting an identity map leaves outputs unchanged [16].</w:t>
+        <w:t xml:space="preserve">, joins, integer folds, and lambdas that read other stages by name) over 5 to 200 records, applies one to four random edits (45% modify, 15% insert stage, 15% delete stage, 13% insert record, 12% delete record), and also injects invalid edits that must be rejected without changing any state. A metamorphic test checks that inserting an identity map leaves outputs unchanged [16].</w:t>
       </w:r>
     </w:p>
     <w:p>
@@ -5389,7 +5900,7 @@
         <w:pStyle w:val="BodyText"/>
       </w:pPr>
       <w:r>
-        <w:t xml:space="preserve">The benchmarks use four synthetic, seeded workloads produced by a generator included with the artifact (Table V). W1 models a sensor log: temperatures are uniform in [−20, 120], humidity in [0, 100], and a reading is valid if its temperature lies in [−10, 100]; it is generated at 10 k, 100 k and 1 M records to study scaling. W2 joins 500 users with 2,000 orders whose amounts are uniform in [10, 500]. W3 is a deep pipeline of twelve alternating map and filter stages over 100 k records with values uniform in [1, 100]. W4 is reduce-heavy: one map and one fold over 1 M records with values uniform in [1, 1000]. Fixed seeds make every run reproducible.</w:t>
+        <w:t xml:space="preserve">The benchmarks use four synthetic, seeded workloads produced by a generator included with the artifact (Table V). W1 models a sensor log: temperatures are uniform in [−20, 120], humidity in [0, 100], and a reading is valid if its temperature lies in [−10, 100]; it is generated at 10 k, 100 k and 1 M records to study scaling. W2 joins 500 users with 2,000 orders whose amounts are uniform in [10, 500]. W3 is a deep pipeline of twelve alternating map and filter stages over 100 k records with values uniform in [1, 100]. W4 is reduce-heavy: one map and one fold over 1 M records with values uniform in [1, 1000]. Fixed seeds make every run reproducible.</w:t>
       </w:r>
     </w:p>
     <w:p>
@@ -5898,7 +6409,7 @@
         <w:pStyle w:val="BodyText"/>
       </w:pPr>
       <w:r>
-        <w:t xml:space="preserve">Fig. 3 shows the speedup of RetroC over a full rerun when one input record is modified. On W1 it is 9.63×, 9.87× and 10.05× at 10 k, 100 k and 1 M records, and on the 12-stage W3 it is 22.39×. W4, which has only one map before its fold, gains 3.37×. On the small join workload W2 RetroC is slower than a rerun (0.40×). Fig. 4 shows the absolute times: all three systems scale linearly with input size, and RetroC stays an order of magnitude below both baselines at every size.</w:t>
+        <w:t xml:space="preserve">Fig. 3 shows the speedup of RetroC over a full rerun when one input record is modified. On W1 it is 525×, 5,444× and 53,400× at 10 k, 100 k and 1 M records; on the 12-stage W3 it is 10,617×, on the reduce-heavy W4 27,348×, and on the join workload W2 185×. Fig. 4 explains why the speedup grows with input size: a full rerun and stage-level invalidation both grow linearly, from 30.3 ms to 5,259.9 ms, while a RetroC edit stays at about 0.10 ms at every size. On W1-1M it recomputes 5 operations and reuses 4,043,541: the changed record passes through each stage once and the final sum swaps one term.</w:t>
       </w:r>
     </w:p>
     <w:p>
@@ -5910,7 +6421,7 @@
       <w:r>
         <w:drawing>
           <wp:inline distT="0" distB="0" distL="0" distR="0">
-            <wp:extent cx="3017520" cy="1942311"/>
+            <wp:extent cx="3017520" cy="1780452"/>
             <wp:docPr id="103" name="Figure 103"/>
             <wp:cNvGraphicFramePr>
               <a:graphicFrameLocks xmlns:a="http://schemas.openxmlformats.org/drawingml/2006/main" noChangeAspect="1"/>
@@ -5931,7 +6442,7 @@
                   <pic:spPr>
                     <a:xfrm>
                       <a:off x="0" y="0"/>
-                      <a:ext cx="3017520" cy="1942311"/>
+                      <a:ext cx="3017520" cy="1780452"/>
                     </a:xfrm>
                     <a:prstGeom prst="rect">
                       <a:avLst/>
@@ -5949,7 +6460,7 @@
         <w:pStyle w:val="figurecaption"/>
       </w:pPr>
       <w:r>
-        <w:t xml:space="preserve">Speedup of RetroC over a full rerun (B0/B2) for a single-record edit (E-A). Bars above the dashed line are faster than rerunning the pipeline.</w:t>
+        <w:t xml:space="preserve">Speedup of RetroC over a full rerun (B0/B2) for a single-record edit (E-A), logarithmic scale. Every workload is faster than a rerun, and the gain grows with input size.</w:t>
       </w:r>
     </w:p>
     <w:p>
@@ -5961,7 +6472,7 @@
       <w:r>
         <w:drawing>
           <wp:inline distT="0" distB="0" distL="0" distR="0">
-            <wp:extent cx="3017520" cy="2073961"/>
+            <wp:extent cx="3017520" cy="2044423"/>
             <wp:docPr id="104" name="Figure 104"/>
             <wp:cNvGraphicFramePr>
               <a:graphicFrameLocks xmlns:a="http://schemas.openxmlformats.org/drawingml/2006/main" noChangeAspect="1"/>
@@ -5982,7 +6493,7 @@
                   <pic:spPr>
                     <a:xfrm>
                       <a:off x="0" y="0"/>
-                      <a:ext cx="3017520" cy="2073961"/>
+                      <a:ext cx="3017520" cy="2044423"/>
                     </a:xfrm>
                     <a:prstGeom prst="rect">
                       <a:avLst/>
@@ -6000,7 +6511,15 @@
         <w:pStyle w:val="figurecaption"/>
       </w:pPr>
       <w:r>
-        <w:t xml:space="preserve">Time per single-record edit on W1 versus input size (log–log). B0 and B1 nearly coincide; RetroC (B2) is about ten times lower at every size.</w:t>
+        <w:t xml:space="preserve">Time per single-record edit on W1 versus input size (log–log). A full rerun (B0) and stage-level invalidation (B1) grow linearly; RetroC (B2) stays constant.</w:t>
+      </w:r>
+    </w:p>
+    <w:p>
+      <w:pPr>
+        <w:pStyle w:val="Heading2"/>
+      </w:pPr>
+      <w:r>
+        <w:t xml:space="preserve">All Scenarios</w:t>
       </w:r>
     </w:p>
     <w:p>
@@ -6008,45 +6527,7 @@
         <w:pStyle w:val="BodyText"/>
       </w:pPr>
       <w:r>
-        <w:t xml:space="preserve">The ratio does not grow with input size because the final linear </w:t>
-      </w:r>
-      <w:r>
-        <w:rPr>
-          <w:rFonts w:ascii="Courier New" w:hAnsi="Courier New" w:cs="Courier New"/>
-          <w:sz w:val="17"/>
-          <w:szCs w:val="17"/>
-        </w:rPr>
-        <w:t xml:space="preserve">reduce</w:t>
-      </w:r>
-      <w:r>
-        <w:t xml:space="preserve"> must re-fold every record whose input changed. On W1-100k, 68,115 of the 68,119 operations recomputed by RetroC belong to that fold; only four are lambda evaluations in the map and filter stages. The fold is now the dominant cost, which is exactly what </w:t>
-      </w:r>
-      <w:r>
-        <w:rPr>
-          <w:rFonts w:ascii="Courier New" w:hAnsi="Courier New" w:cs="Courier New"/>
-          <w:sz w:val="17"/>
-          <w:szCs w:val="17"/>
-        </w:rPr>
-        <w:t xml:space="preserve">tree_reduce</w:t>
-      </w:r>
-      <w:r>
-        <w:t xml:space="preserve"> removes for associative combiners.</w:t>
-      </w:r>
-    </w:p>
-    <w:p>
-      <w:pPr>
-        <w:pStyle w:val="Heading2"/>
-      </w:pPr>
-      <w:r>
-        <w:t xml:space="preserve">All Scenarios</w:t>
-      </w:r>
-    </w:p>
-    <w:p>
-      <w:pPr>
-        <w:pStyle w:val="BodyText"/>
-      </w:pPr>
-      <w:r>
-        <w:t xml:space="preserve">Table VI lists all 35 scenarios and Fig. 5 compares the edit kinds on W1-100k and W3. RetroC beats a full rerun on single-record edits, on inserts near the end of the pipeline (3.0–4.8× on W1 and W3, 12.1× on W2), on identity inserts (2.5–5.0×, 12.0× on W2) and on deletes (1.4–2.3× on W1 and W3, 20.2× on W2). It breaks even or loses when an insert near the start changes every record (0.71–1.06×) and when 100 edits are applied one after another (0.03–0.23×), because each edit pays the fold again while a rerun pays it once.</w:t>
+        <w:t xml:space="preserve">Table VI lists all 35 scenarios and Fig. 5 shows both speedups as a matrix. RetroC is faster than a full rerun in every scenario, from 1.08× to 53,400×. Batches of sequential record edits (E-B) gain 6.23–1,065×, because each edit is patched on its own and costs a fraction of a millisecond. Inserts near the end of the pipeline gain 2.28–7.47×, identity inserts 4.03–7.85× and deletes 1.78–7.57×, because every stage before the edit point is reused. An insert at the very start (E-C) must evaluate the new stage on every record and changes every record downstream, so its gain of 1.08–1.43× comes from reusing the stages the change does not reach and from the cost model, which avoids per-record bookkeeping when nothing can be reused.</w:t>
       </w:r>
     </w:p>
     <w:p>
@@ -6058,7 +6539,7 @@
       <w:r>
         <w:drawing>
           <wp:inline distT="0" distB="0" distL="0" distR="0">
-            <wp:extent cx="3017520" cy="2004517"/>
+            <wp:extent cx="3017520" cy="3633522"/>
             <wp:docPr id="105" name="Figure 105"/>
             <wp:cNvGraphicFramePr>
               <a:graphicFrameLocks xmlns:a="http://schemas.openxmlformats.org/drawingml/2006/main" noChangeAspect="1"/>
@@ -6067,7 +6548,7 @@
               <a:graphicData uri="http://schemas.openxmlformats.org/drawingml/2006/picture">
                 <pic:pic xmlns:pic="http://schemas.openxmlformats.org/drawingml/2006/picture">
                   <pic:nvPicPr>
-                    <pic:cNvPr id="105" name="fig3_scenarios_b0.png"/>
+                    <pic:cNvPr id="105" name="fig3_matrix.png"/>
                     <pic:cNvPicPr/>
                   </pic:nvPicPr>
                   <pic:blipFill>
@@ -6079,7 +6560,7 @@
                   <pic:spPr>
                     <a:xfrm>
                       <a:off x="0" y="0"/>
-                      <a:ext cx="3017520" cy="2004517"/>
+                      <a:ext cx="3017520" cy="3633522"/>
                     </a:xfrm>
                     <a:prstGeom prst="rect">
                       <a:avLst/>
@@ -6097,7 +6578,7 @@
         <w:pStyle w:val="figurecaption"/>
       </w:pPr>
       <w:r>
-        <w:t xml:space="preserve">Speedup over a full rerun (B0/B2) per edit scenario for W1 (100k records) and W3 (12 stages), logarithmic scale.</w:t>
+        <w:t xml:space="preserve">Performance matrix: speedup of RetroC over a full rerun (top) and over stage-level invalidation (bottom) for every workload and edit scenario. Green cells are faster than the baseline; the colour scale is logarithmic and the median time of B2 is printed in each cell.</w:t>
       </w:r>
     </w:p>
     <w:p>
@@ -6340,7 +6821,7 @@
                 <w:sz w:val="14"/>
                 <w:szCs w:val="14"/>
               </w:rPr>
-              <w:t xml:space="preserve">33.2</w:t>
+              <w:t xml:space="preserve">30.3</w:t>
             </w:r>
           </w:p>
         </w:tc>
@@ -6359,7 +6840,7 @@
                 <w:sz w:val="14"/>
                 <w:szCs w:val="14"/>
               </w:rPr>
-              <w:t xml:space="preserve">30.5</w:t>
+              <w:t xml:space="preserve">29.9</w:t>
             </w:r>
           </w:p>
         </w:tc>
@@ -6378,7 +6859,7 @@
                 <w:sz w:val="14"/>
                 <w:szCs w:val="14"/>
               </w:rPr>
-              <w:t xml:space="preserve">3.4</w:t>
+              <w:t xml:space="preserve">0.06</w:t>
             </w:r>
           </w:p>
         </w:tc>
@@ -6397,7 +6878,7 @@
                 <w:sz w:val="14"/>
                 <w:szCs w:val="14"/>
               </w:rPr>
-              <w:t xml:space="preserve">9.63</w:t>
+              <w:t xml:space="preserve">525</w:t>
             </w:r>
           </w:p>
         </w:tc>
@@ -6416,7 +6897,7 @@
                 <w:sz w:val="14"/>
                 <w:szCs w:val="14"/>
               </w:rPr>
-              <w:t xml:space="preserve">8.83</w:t>
+              <w:t xml:space="preserve">520</w:t>
             </w:r>
           </w:p>
         </w:tc>
@@ -6478,7 +6959,7 @@
                 <w:sz w:val="14"/>
                 <w:szCs w:val="14"/>
               </w:rPr>
-              <w:t xml:space="preserve">51.3</w:t>
+              <w:t xml:space="preserve">47.2</w:t>
             </w:r>
           </w:p>
         </w:tc>
@@ -6497,7 +6978,7 @@
                 <w:sz w:val="14"/>
                 <w:szCs w:val="14"/>
               </w:rPr>
-              <w:t xml:space="preserve">3975.2</w:t>
+              <w:t xml:space="preserve">3,852.5</w:t>
             </w:r>
           </w:p>
         </w:tc>
@@ -6516,7 +6997,7 @@
                 <w:sz w:val="14"/>
                 <w:szCs w:val="14"/>
               </w:rPr>
-              <w:t xml:space="preserve">413.5</w:t>
+              <w:t xml:space="preserve">3.65</w:t>
             </w:r>
           </w:p>
         </w:tc>
@@ -6535,7 +7016,7 @@
                 <w:sz w:val="14"/>
                 <w:szCs w:val="14"/>
               </w:rPr>
-              <w:t xml:space="preserve">0.12</w:t>
+              <w:t xml:space="preserve">12.9</w:t>
             </w:r>
           </w:p>
         </w:tc>
@@ -6554,7 +7035,7 @@
                 <w:sz w:val="14"/>
                 <w:szCs w:val="14"/>
               </w:rPr>
-              <w:t xml:space="preserve">9.61</w:t>
+              <w:t xml:space="preserve">1,056</w:t>
             </w:r>
           </w:p>
         </w:tc>
@@ -6635,7 +7116,7 @@
                 <w:sz w:val="14"/>
                 <w:szCs w:val="14"/>
               </w:rPr>
-              <w:t xml:space="preserve">49.8</w:t>
+              <w:t xml:space="preserve">50.7</w:t>
             </w:r>
           </w:p>
         </w:tc>
@@ -6654,7 +7135,7 @@
                 <w:sz w:val="14"/>
                 <w:szCs w:val="14"/>
               </w:rPr>
-              <w:t xml:space="preserve">56.5</w:t>
+              <w:t xml:space="preserve">48.2</w:t>
             </w:r>
           </w:p>
         </w:tc>
@@ -6673,7 +7154,7 @@
                 <w:sz w:val="14"/>
                 <w:szCs w:val="14"/>
               </w:rPr>
-              <w:t xml:space="preserve">1.06</w:t>
+              <w:t xml:space="preserve">1.24</w:t>
             </w:r>
           </w:p>
         </w:tc>
@@ -6692,7 +7173,7 @@
                 <w:sz w:val="14"/>
                 <w:szCs w:val="14"/>
               </w:rPr>
-              <w:t xml:space="preserve">0.88</w:t>
+              <w:t xml:space="preserve">1.05</w:t>
             </w:r>
           </w:p>
         </w:tc>
@@ -6754,7 +7235,7 @@
                 <w:sz w:val="14"/>
                 <w:szCs w:val="14"/>
               </w:rPr>
-              <w:t xml:space="preserve">55.5</w:t>
+              <w:t xml:space="preserve">60.4</w:t>
             </w:r>
           </w:p>
         </w:tc>
@@ -6773,7 +7254,7 @@
                 <w:sz w:val="14"/>
                 <w:szCs w:val="14"/>
               </w:rPr>
-              <w:t xml:space="preserve">14.8</w:t>
+              <w:t xml:space="preserve">15.8</w:t>
             </w:r>
           </w:p>
         </w:tc>
@@ -6792,7 +7273,7 @@
                 <w:sz w:val="14"/>
                 <w:szCs w:val="14"/>
               </w:rPr>
-              <w:t xml:space="preserve">17.2</w:t>
+              <w:t xml:space="preserve">14.0</w:t>
             </w:r>
           </w:p>
         </w:tc>
@@ -6811,7 +7292,7 @@
                 <w:sz w:val="14"/>
                 <w:szCs w:val="14"/>
               </w:rPr>
-              <w:t xml:space="preserve">3.23</w:t>
+              <w:t xml:space="preserve">4.33</w:t>
             </w:r>
           </w:p>
         </w:tc>
@@ -6830,7 +7311,7 @@
                 <w:sz w:val="14"/>
                 <w:szCs w:val="14"/>
               </w:rPr>
-              <w:t xml:space="preserve">0.86</w:t>
+              <w:t xml:space="preserve">1.13</w:t>
             </w:r>
           </w:p>
         </w:tc>
@@ -6892,7 +7373,7 @@
                 <w:sz w:val="14"/>
                 <w:szCs w:val="14"/>
               </w:rPr>
-              <w:t xml:space="preserve">39.1</w:t>
+              <w:t xml:space="preserve">34.6</w:t>
             </w:r>
           </w:p>
         </w:tc>
@@ -6911,7 +7392,7 @@
                 <w:sz w:val="14"/>
                 <w:szCs w:val="14"/>
               </w:rPr>
-              <w:t xml:space="preserve">16.0</w:t>
+              <w:t xml:space="preserve">15.4</w:t>
             </w:r>
           </w:p>
         </w:tc>
@@ -6930,7 +7411,7 @@
                 <w:sz w:val="14"/>
                 <w:szCs w:val="14"/>
               </w:rPr>
-              <w:t xml:space="preserve">18.0</w:t>
+              <w:t xml:space="preserve">13.5</w:t>
             </w:r>
           </w:p>
         </w:tc>
@@ -6949,7 +7430,7 @@
                 <w:sz w:val="14"/>
                 <w:szCs w:val="14"/>
               </w:rPr>
-              <w:t xml:space="preserve">2.17</w:t>
+              <w:t xml:space="preserve">2.57</w:t>
             </w:r>
           </w:p>
         </w:tc>
@@ -6968,7 +7449,7 @@
                 <w:sz w:val="14"/>
                 <w:szCs w:val="14"/>
               </w:rPr>
-              <w:t xml:space="preserve">0.89</w:t>
+              <w:t xml:space="preserve">1.14</w:t>
             </w:r>
           </w:p>
         </w:tc>
@@ -7030,7 +7511,7 @@
                 <w:sz w:val="14"/>
                 <w:szCs w:val="14"/>
               </w:rPr>
-              <w:t xml:space="preserve">56.1</w:t>
+              <w:t xml:space="preserve">52.1</w:t>
             </w:r>
           </w:p>
         </w:tc>
@@ -7049,7 +7530,7 @@
                 <w:sz w:val="14"/>
                 <w:szCs w:val="14"/>
               </w:rPr>
-              <w:t xml:space="preserve">23.6</w:t>
+              <w:t xml:space="preserve">20.3</w:t>
             </w:r>
           </w:p>
         </w:tc>
@@ -7068,7 +7549,7 @@
                 <w:sz w:val="14"/>
                 <w:szCs w:val="14"/>
               </w:rPr>
-              <w:t xml:space="preserve">14.3</w:t>
+              <w:t xml:space="preserve">10.1</w:t>
             </w:r>
           </w:p>
         </w:tc>
@@ -7087,7 +7568,7 @@
                 <w:sz w:val="14"/>
                 <w:szCs w:val="14"/>
               </w:rPr>
-              <w:t xml:space="preserve">3.92</w:t>
+              <w:t xml:space="preserve">5.14</w:t>
             </w:r>
           </w:p>
         </w:tc>
@@ -7106,7 +7587,7 @@
                 <w:sz w:val="14"/>
                 <w:szCs w:val="14"/>
               </w:rPr>
-              <w:t xml:space="preserve">1.64</w:t>
+              <w:t xml:space="preserve">2.00</w:t>
             </w:r>
           </w:p>
         </w:tc>
@@ -7168,7 +7649,7 @@
                 <w:sz w:val="14"/>
                 <w:szCs w:val="14"/>
               </w:rPr>
-              <w:t xml:space="preserve">520.9</w:t>
+              <w:t xml:space="preserve">504.1</w:t>
             </w:r>
           </w:p>
         </w:tc>
@@ -7187,7 +7668,7 @@
                 <w:sz w:val="14"/>
                 <w:szCs w:val="14"/>
               </w:rPr>
-              <w:t xml:space="preserve">507.6</w:t>
+              <w:t xml:space="preserve">515.9</w:t>
             </w:r>
           </w:p>
         </w:tc>
@@ -7206,7 +7687,7 @@
                 <w:sz w:val="14"/>
                 <w:szCs w:val="14"/>
               </w:rPr>
-              <w:t xml:space="preserve">52.8</w:t>
+              <w:t xml:space="preserve">0.09</w:t>
             </w:r>
           </w:p>
         </w:tc>
@@ -7225,7 +7706,7 @@
                 <w:sz w:val="14"/>
                 <w:szCs w:val="14"/>
               </w:rPr>
-              <w:t xml:space="preserve">9.87</w:t>
+              <w:t xml:space="preserve">5,444</w:t>
             </w:r>
           </w:p>
         </w:tc>
@@ -7244,7 +7725,7 @@
                 <w:sz w:val="14"/>
                 <w:szCs w:val="14"/>
               </w:rPr>
-              <w:t xml:space="preserve">9.61</w:t>
+              <w:t xml:space="preserve">5,572</w:t>
             </w:r>
           </w:p>
         </w:tc>
@@ -7306,7 +7787,7 @@
                 <w:sz w:val="14"/>
                 <w:szCs w:val="14"/>
               </w:rPr>
-              <w:t xml:space="preserve">537.0</w:t>
+              <w:t xml:space="preserve">508.2</w:t>
             </w:r>
           </w:p>
         </w:tc>
@@ -7325,7 +7806,7 @@
                 <w:sz w:val="14"/>
                 <w:szCs w:val="14"/>
               </w:rPr>
-              <w:t xml:space="preserve">39047.9*</w:t>
+              <w:t xml:space="preserve">40,723.1*</w:t>
             </w:r>
           </w:p>
         </w:tc>
@@ -7344,7 +7825,7 @@
                 <w:sz w:val="14"/>
                 <w:szCs w:val="14"/>
               </w:rPr>
-              <w:t xml:space="preserve">4111.5</w:t>
+              <w:t xml:space="preserve">9.84</w:t>
             </w:r>
           </w:p>
         </w:tc>
@@ -7363,7 +7844,7 @@
                 <w:sz w:val="14"/>
                 <w:szCs w:val="14"/>
               </w:rPr>
-              <w:t xml:space="preserve">0.13</w:t>
+              <w:t xml:space="preserve">51.6</w:t>
             </w:r>
           </w:p>
         </w:tc>
@@ -7382,7 +7863,7 @@
                 <w:sz w:val="14"/>
                 <w:szCs w:val="14"/>
               </w:rPr>
-              <w:t xml:space="preserve">9.50</w:t>
+              <w:t xml:space="preserve">4,138</w:t>
             </w:r>
           </w:p>
         </w:tc>
@@ -7444,7 +7925,7 @@
                 <w:sz w:val="14"/>
                 <w:szCs w:val="14"/>
               </w:rPr>
-              <w:t xml:space="preserve">633.9</w:t>
+              <w:t xml:space="preserve">624.9</w:t>
             </w:r>
           </w:p>
         </w:tc>
@@ -7463,7 +7944,7 @@
                 <w:sz w:val="14"/>
                 <w:szCs w:val="14"/>
               </w:rPr>
-              <w:t xml:space="preserve">514.9</w:t>
+              <w:t xml:space="preserve">521.0</w:t>
             </w:r>
           </w:p>
         </w:tc>
@@ -7482,7 +7963,7 @@
                 <w:sz w:val="14"/>
                 <w:szCs w:val="14"/>
               </w:rPr>
-              <w:t xml:space="preserve">632.3</w:t>
+              <w:t xml:space="preserve">503.4</w:t>
             </w:r>
           </w:p>
         </w:tc>
@@ -7501,7 +7982,7 @@
                 <w:sz w:val="14"/>
                 <w:szCs w:val="14"/>
               </w:rPr>
-              <w:t xml:space="preserve">1.00</w:t>
+              <w:t xml:space="preserve">1.24</w:t>
             </w:r>
           </w:p>
         </w:tc>
@@ -7520,7 +8001,7 @@
                 <w:sz w:val="14"/>
                 <w:szCs w:val="14"/>
               </w:rPr>
-              <w:t xml:space="preserve">0.81</w:t>
+              <w:t xml:space="preserve">1.04</w:t>
             </w:r>
           </w:p>
         </w:tc>
@@ -7582,7 +8063,7 @@
                 <w:sz w:val="14"/>
                 <w:szCs w:val="14"/>
               </w:rPr>
-              <w:t xml:space="preserve">632.8</w:t>
+              <w:t xml:space="preserve">611.4</w:t>
             </w:r>
           </w:p>
         </w:tc>
@@ -7601,7 +8082,7 @@
                 <w:sz w:val="14"/>
                 <w:szCs w:val="14"/>
               </w:rPr>
-              <w:t xml:space="preserve">156.5</w:t>
+              <w:t xml:space="preserve">156.9</w:t>
             </w:r>
           </w:p>
         </w:tc>
@@ -7620,7 +8101,7 @@
                 <w:sz w:val="14"/>
                 <w:szCs w:val="14"/>
               </w:rPr>
-              <w:t xml:space="preserve">181.5</w:t>
+              <w:t xml:space="preserve">139.8</w:t>
             </w:r>
           </w:p>
         </w:tc>
@@ -7639,7 +8120,7 @@
                 <w:sz w:val="14"/>
                 <w:szCs w:val="14"/>
               </w:rPr>
-              <w:t xml:space="preserve">3.49</w:t>
+              <w:t xml:space="preserve">4.37</w:t>
             </w:r>
           </w:p>
         </w:tc>
@@ -7658,7 +8139,7 @@
                 <w:sz w:val="14"/>
                 <w:szCs w:val="14"/>
               </w:rPr>
-              <w:t xml:space="preserve">0.86</w:t>
+              <w:t xml:space="preserve">1.12</w:t>
             </w:r>
           </w:p>
         </w:tc>
@@ -7720,7 +8201,7 @@
                 <w:sz w:val="14"/>
                 <w:szCs w:val="14"/>
               </w:rPr>
-              <w:t xml:space="preserve">417.4</w:t>
+              <w:t xml:space="preserve">399.4</w:t>
             </w:r>
           </w:p>
         </w:tc>
@@ -7739,7 +8220,7 @@
                 <w:sz w:val="14"/>
                 <w:szCs w:val="14"/>
               </w:rPr>
-              <w:t xml:space="preserve">165.2</w:t>
+              <w:t xml:space="preserve">168.9</w:t>
             </w:r>
           </w:p>
         </w:tc>
@@ -7758,7 +8239,7 @@
                 <w:sz w:val="14"/>
                 <w:szCs w:val="14"/>
               </w:rPr>
-              <w:t xml:space="preserve">182.1</w:t>
+              <w:t xml:space="preserve">151.0</w:t>
             </w:r>
           </w:p>
         </w:tc>
@@ -7777,7 +8258,7 @@
                 <w:sz w:val="14"/>
                 <w:szCs w:val="14"/>
               </w:rPr>
-              <w:t xml:space="preserve">2.29</w:t>
+              <w:t xml:space="preserve">2.64</w:t>
             </w:r>
           </w:p>
         </w:tc>
@@ -7796,7 +8277,7 @@
                 <w:sz w:val="14"/>
                 <w:szCs w:val="14"/>
               </w:rPr>
-              <w:t xml:space="preserve">0.91</w:t>
+              <w:t xml:space="preserve">1.12</w:t>
             </w:r>
           </w:p>
         </w:tc>
@@ -7858,7 +8339,7 @@
                 <w:sz w:val="14"/>
                 <w:szCs w:val="14"/>
               </w:rPr>
-              <w:t xml:space="preserve">631.2</w:t>
+              <w:t xml:space="preserve">608.3</w:t>
             </w:r>
           </w:p>
         </w:tc>
@@ -7877,7 +8358,7 @@
                 <w:sz w:val="14"/>
                 <w:szCs w:val="14"/>
               </w:rPr>
-              <w:t xml:space="preserve">228.0</w:t>
+              <w:t xml:space="preserve">244.4</w:t>
             </w:r>
           </w:p>
         </w:tc>
@@ -7896,7 +8377,7 @@
                 <w:sz w:val="14"/>
                 <w:szCs w:val="14"/>
               </w:rPr>
-              <w:t xml:space="preserve">172.0</w:t>
+              <w:t xml:space="preserve">128.4</w:t>
             </w:r>
           </w:p>
         </w:tc>
@@ -7915,7 +8396,7 @@
                 <w:sz w:val="14"/>
                 <w:szCs w:val="14"/>
               </w:rPr>
-              <w:t xml:space="preserve">3.67</w:t>
+              <w:t xml:space="preserve">4.74</w:t>
             </w:r>
           </w:p>
         </w:tc>
@@ -7934,7 +8415,7 @@
                 <w:sz w:val="14"/>
                 <w:szCs w:val="14"/>
               </w:rPr>
-              <w:t xml:space="preserve">1.33</w:t>
+              <w:t xml:space="preserve">1.90</w:t>
             </w:r>
           </w:p>
         </w:tc>
@@ -7996,7 +8477,7 @@
                 <w:sz w:val="14"/>
                 <w:szCs w:val="14"/>
               </w:rPr>
-              <w:t xml:space="preserve">5471.2</w:t>
+              <w:t xml:space="preserve">5,259.9</w:t>
             </w:r>
           </w:p>
         </w:tc>
@@ -8015,7 +8496,7 @@
                 <w:sz w:val="14"/>
                 <w:szCs w:val="14"/>
               </w:rPr>
-              <w:t xml:space="preserve">5580.7</w:t>
+              <w:t xml:space="preserve">5,493.9</w:t>
             </w:r>
           </w:p>
         </w:tc>
@@ -8034,7 +8515,7 @@
                 <w:sz w:val="14"/>
                 <w:szCs w:val="14"/>
               </w:rPr>
-              <w:t xml:space="preserve">544.4</w:t>
+              <w:t xml:space="preserve">0.10</w:t>
             </w:r>
           </w:p>
         </w:tc>
@@ -8053,7 +8534,7 @@
                 <w:sz w:val="14"/>
                 <w:szCs w:val="14"/>
               </w:rPr>
-              <w:t xml:space="preserve">10.05</w:t>
+              <w:t xml:space="preserve">53,400</w:t>
             </w:r>
           </w:p>
         </w:tc>
@@ -8072,7 +8553,7 @@
                 <w:sz w:val="14"/>
                 <w:szCs w:val="14"/>
               </w:rPr>
-              <w:t xml:space="preserve">10.25</w:t>
+              <w:t xml:space="preserve">55,776</w:t>
             </w:r>
           </w:p>
         </w:tc>
@@ -8134,7 +8615,7 @@
                 <w:sz w:val="14"/>
                 <w:szCs w:val="14"/>
               </w:rPr>
-              <w:t xml:space="preserve">5409.4</w:t>
+              <w:t xml:space="preserve">5,385.3</w:t>
             </w:r>
           </w:p>
         </w:tc>
@@ -8172,7 +8653,7 @@
                 <w:sz w:val="14"/>
                 <w:szCs w:val="14"/>
               </w:rPr>
-              <w:t xml:space="preserve">37046.9*</w:t>
+              <w:t xml:space="preserve">80.8</w:t>
             </w:r>
           </w:p>
         </w:tc>
@@ -8191,7 +8672,7 @@
                 <w:sz w:val="14"/>
                 <w:szCs w:val="14"/>
               </w:rPr>
-              <w:t xml:space="preserve">0.15</w:t>
+              <w:t xml:space="preserve">66.7</w:t>
             </w:r>
           </w:p>
         </w:tc>
@@ -8272,7 +8753,7 @@
                 <w:sz w:val="14"/>
                 <w:szCs w:val="14"/>
               </w:rPr>
-              <w:t xml:space="preserve">8021.7</w:t>
+              <w:t xml:space="preserve">8,300.3</w:t>
             </w:r>
           </w:p>
         </w:tc>
@@ -8291,7 +8772,7 @@
                 <w:sz w:val="14"/>
                 <w:szCs w:val="14"/>
               </w:rPr>
-              <w:t xml:space="preserve">7636.6</w:t>
+              <w:t xml:space="preserve">8,236.5</w:t>
             </w:r>
           </w:p>
         </w:tc>
@@ -8310,7 +8791,7 @@
                 <w:sz w:val="14"/>
                 <w:szCs w:val="14"/>
               </w:rPr>
-              <w:t xml:space="preserve">9787.8</w:t>
+              <w:t xml:space="preserve">6,842.9</w:t>
             </w:r>
           </w:p>
         </w:tc>
@@ -8329,7 +8810,7 @@
                 <w:sz w:val="14"/>
                 <w:szCs w:val="14"/>
               </w:rPr>
-              <w:t xml:space="preserve">0.82</w:t>
+              <w:t xml:space="preserve">1.21</w:t>
             </w:r>
           </w:p>
         </w:tc>
@@ -8348,7 +8829,7 @@
                 <w:sz w:val="14"/>
                 <w:szCs w:val="14"/>
               </w:rPr>
-              <w:t xml:space="preserve">0.78</w:t>
+              <w:t xml:space="preserve">1.20</w:t>
             </w:r>
           </w:p>
         </w:tc>
@@ -8410,7 +8891,7 @@
                 <w:sz w:val="14"/>
                 <w:szCs w:val="14"/>
               </w:rPr>
-              <w:t xml:space="preserve">8546.2</w:t>
+              <w:t xml:space="preserve">8,157.8</w:t>
             </w:r>
           </w:p>
         </w:tc>
@@ -8429,7 +8910,7 @@
                 <w:sz w:val="14"/>
                 <w:szCs w:val="14"/>
               </w:rPr>
-              <w:t xml:space="preserve">2747.5</w:t>
+              <w:t xml:space="preserve">2,468.3</w:t>
             </w:r>
           </w:p>
         </w:tc>
@@ -8448,7 +8929,7 @@
                 <w:sz w:val="14"/>
                 <w:szCs w:val="14"/>
               </w:rPr>
-              <w:t xml:space="preserve">2810.7</w:t>
+              <w:t xml:space="preserve">2,113.8</w:t>
             </w:r>
           </w:p>
         </w:tc>
@@ -8467,7 +8948,7 @@
                 <w:sz w:val="14"/>
                 <w:szCs w:val="14"/>
               </w:rPr>
-              <w:t xml:space="preserve">3.04</w:t>
+              <w:t xml:space="preserve">3.86</w:t>
             </w:r>
           </w:p>
         </w:tc>
@@ -8486,7 +8967,7 @@
                 <w:sz w:val="14"/>
                 <w:szCs w:val="14"/>
               </w:rPr>
-              <w:t xml:space="preserve">0.98</w:t>
+              <w:t xml:space="preserve">1.17</w:t>
             </w:r>
           </w:p>
         </w:tc>
@@ -8548,7 +9029,7 @@
                 <w:sz w:val="14"/>
                 <w:szCs w:val="14"/>
               </w:rPr>
-              <w:t xml:space="preserve">4101.6</w:t>
+              <w:t xml:space="preserve">3,958.0</w:t>
             </w:r>
           </w:p>
         </w:tc>
@@ -8567,7 +9048,7 @@
                 <w:sz w:val="14"/>
                 <w:szCs w:val="14"/>
               </w:rPr>
-              <w:t xml:space="preserve">1672.4</w:t>
+              <w:t xml:space="preserve">1,688.1</w:t>
             </w:r>
           </w:p>
         </w:tc>
@@ -8586,7 +9067,7 @@
                 <w:sz w:val="14"/>
                 <w:szCs w:val="14"/>
               </w:rPr>
-              <w:t xml:space="preserve">2202.9</w:t>
+              <w:t xml:space="preserve">1,516.7</w:t>
             </w:r>
           </w:p>
         </w:tc>
@@ -8605,7 +9086,7 @@
                 <w:sz w:val="14"/>
                 <w:szCs w:val="14"/>
               </w:rPr>
-              <w:t xml:space="preserve">1.86</w:t>
+              <w:t xml:space="preserve">2.61</w:t>
             </w:r>
           </w:p>
         </w:tc>
@@ -8624,7 +9105,7 @@
                 <w:sz w:val="14"/>
                 <w:szCs w:val="14"/>
               </w:rPr>
-              <w:t xml:space="preserve">0.76</w:t>
+              <w:t xml:space="preserve">1.11</w:t>
             </w:r>
           </w:p>
         </w:tc>
@@ -8686,7 +9167,7 @@
                 <w:sz w:val="14"/>
                 <w:szCs w:val="14"/>
               </w:rPr>
-              <w:t xml:space="preserve">8333.4</w:t>
+              <w:t xml:space="preserve">8,168.3</w:t>
             </w:r>
           </w:p>
         </w:tc>
@@ -8705,7 +9186,7 @@
                 <w:sz w:val="14"/>
                 <w:szCs w:val="14"/>
               </w:rPr>
-              <w:t xml:space="preserve">3322.5</w:t>
+              <w:t xml:space="preserve">2,822.6</w:t>
             </w:r>
           </w:p>
         </w:tc>
@@ -8724,7 +9205,7 @@
                 <w:sz w:val="14"/>
                 <w:szCs w:val="14"/>
               </w:rPr>
-              <w:t xml:space="preserve">3398.4</w:t>
+              <w:t xml:space="preserve">1,603.7</w:t>
             </w:r>
           </w:p>
         </w:tc>
@@ -8743,7 +9224,7 @@
                 <w:sz w:val="14"/>
                 <w:szCs w:val="14"/>
               </w:rPr>
-              <w:t xml:space="preserve">2.45</w:t>
+              <w:t xml:space="preserve">5.09</w:t>
             </w:r>
           </w:p>
         </w:tc>
@@ -8762,7 +9243,7 @@
                 <w:sz w:val="14"/>
                 <w:szCs w:val="14"/>
               </w:rPr>
-              <w:t xml:space="preserve">0.98</w:t>
+              <w:t xml:space="preserve">1.76</w:t>
             </w:r>
           </w:p>
         </w:tc>
@@ -8824,7 +9305,7 @@
                 <w:sz w:val="14"/>
                 <w:szCs w:val="14"/>
               </w:rPr>
-              <w:t xml:space="preserve">34.7</w:t>
+              <w:t xml:space="preserve">8.47</w:t>
             </w:r>
           </w:p>
         </w:tc>
@@ -8843,7 +9324,7 @@
                 <w:sz w:val="14"/>
                 <w:szCs w:val="14"/>
               </w:rPr>
-              <w:t xml:space="preserve">34.5</w:t>
+              <w:t xml:space="preserve">9.15</w:t>
             </w:r>
           </w:p>
         </w:tc>
@@ -8862,7 +9343,7 @@
                 <w:sz w:val="14"/>
                 <w:szCs w:val="14"/>
               </w:rPr>
-              <w:t xml:space="preserve">87.7</w:t>
+              <w:t xml:space="preserve">0.05</w:t>
             </w:r>
           </w:p>
         </w:tc>
@@ -8881,7 +9362,7 @@
                 <w:sz w:val="14"/>
                 <w:szCs w:val="14"/>
               </w:rPr>
-              <w:t xml:space="preserve">0.40</w:t>
+              <w:t xml:space="preserve">185</w:t>
             </w:r>
           </w:p>
         </w:tc>
@@ -8900,7 +9381,7 @@
                 <w:sz w:val="14"/>
                 <w:szCs w:val="14"/>
               </w:rPr>
-              <w:t xml:space="preserve">0.39</w:t>
+              <w:t xml:space="preserve">199</w:t>
             </w:r>
           </w:p>
         </w:tc>
@@ -8962,7 +9443,7 @@
                 <w:sz w:val="14"/>
                 <w:szCs w:val="14"/>
               </w:rPr>
-              <w:t xml:space="preserve">35.0</w:t>
+              <w:t xml:space="preserve">8.56</w:t>
             </w:r>
           </w:p>
         </w:tc>
@@ -8981,7 +9462,7 @@
                 <w:sz w:val="14"/>
                 <w:szCs w:val="14"/>
               </w:rPr>
-              <w:t xml:space="preserve">683.3</w:t>
+              <w:t xml:space="preserve">184.8</w:t>
             </w:r>
           </w:p>
         </w:tc>
@@ -9000,7 +9481,7 @@
                 <w:sz w:val="14"/>
                 <w:szCs w:val="14"/>
               </w:rPr>
-              <w:t xml:space="preserve">1753.8</w:t>
+              <w:t xml:space="preserve">1.38</w:t>
             </w:r>
           </w:p>
         </w:tc>
@@ -9019,7 +9500,7 @@
                 <w:sz w:val="14"/>
                 <w:szCs w:val="14"/>
               </w:rPr>
-              <w:t xml:space="preserve">0.02</w:t>
+              <w:t xml:space="preserve">6.23</w:t>
             </w:r>
           </w:p>
         </w:tc>
@@ -9038,7 +9519,7 @@
                 <w:sz w:val="14"/>
                 <w:szCs w:val="14"/>
               </w:rPr>
-              <w:t xml:space="preserve">0.39</w:t>
+              <w:t xml:space="preserve">134</w:t>
             </w:r>
           </w:p>
         </w:tc>
@@ -9100,7 +9581,7 @@
                 <w:sz w:val="14"/>
                 <w:szCs w:val="14"/>
               </w:rPr>
-              <w:t xml:space="preserve">36.3</w:t>
+              <w:t xml:space="preserve">9.25</w:t>
             </w:r>
           </w:p>
         </w:tc>
@@ -9119,7 +9600,7 @@
                 <w:sz w:val="14"/>
                 <w:szCs w:val="14"/>
               </w:rPr>
-              <w:t xml:space="preserve">31.6</w:t>
+              <w:t xml:space="preserve">7.81</w:t>
             </w:r>
           </w:p>
         </w:tc>
@@ -9138,7 +9619,7 @@
                 <w:sz w:val="14"/>
                 <w:szCs w:val="14"/>
               </w:rPr>
-              <w:t xml:space="preserve">103.6</w:t>
+              <w:t xml:space="preserve">6.47</w:t>
             </w:r>
           </w:p>
         </w:tc>
@@ -9157,7 +9638,7 @@
                 <w:sz w:val="14"/>
                 <w:szCs w:val="14"/>
               </w:rPr>
-              <w:t xml:space="preserve">0.35</w:t>
+              <w:t xml:space="preserve">1.43</w:t>
             </w:r>
           </w:p>
         </w:tc>
@@ -9176,7 +9657,7 @@
                 <w:sz w:val="14"/>
                 <w:szCs w:val="14"/>
               </w:rPr>
-              <w:t xml:space="preserve">0.31</w:t>
+              <w:t xml:space="preserve">1.21</w:t>
             </w:r>
           </w:p>
         </w:tc>
@@ -9238,7 +9719,7 @@
                 <w:sz w:val="14"/>
                 <w:szCs w:val="14"/>
               </w:rPr>
-              <w:t xml:space="preserve">37.5</w:t>
+              <w:t xml:space="preserve">9.23</w:t>
             </w:r>
           </w:p>
         </w:tc>
@@ -9257,7 +9738,7 @@
                 <w:sz w:val="14"/>
                 <w:szCs w:val="14"/>
               </w:rPr>
-              <w:t xml:space="preserve">2.8</w:t>
+              <w:t xml:space="preserve">2.15</w:t>
             </w:r>
           </w:p>
         </w:tc>
@@ -9276,7 +9757,7 @@
                 <w:sz w:val="14"/>
                 <w:szCs w:val="14"/>
               </w:rPr>
-              <w:t xml:space="preserve">3.1</w:t>
+              <w:t xml:space="preserve">1.86</w:t>
             </w:r>
           </w:p>
         </w:tc>
@@ -9295,7 +9776,7 @@
                 <w:sz w:val="14"/>
                 <w:szCs w:val="14"/>
               </w:rPr>
-              <w:t xml:space="preserve">12.12</w:t>
+              <w:t xml:space="preserve">4.95</w:t>
             </w:r>
           </w:p>
         </w:tc>
@@ -9314,7 +9795,7 @@
                 <w:sz w:val="14"/>
                 <w:szCs w:val="14"/>
               </w:rPr>
-              <w:t xml:space="preserve">0.91</w:t>
+              <w:t xml:space="preserve">1.15</w:t>
             </w:r>
           </w:p>
         </w:tc>
@@ -9376,7 +9857,7 @@
                 <w:sz w:val="14"/>
                 <w:szCs w:val="14"/>
               </w:rPr>
-              <w:t xml:space="preserve">36.6</w:t>
+              <w:t xml:space="preserve">7.47</w:t>
             </w:r>
           </w:p>
         </w:tc>
@@ -9395,7 +9876,7 @@
                 <w:sz w:val="14"/>
                 <w:szCs w:val="14"/>
               </w:rPr>
-              <w:t xml:space="preserve">1.9</w:t>
+              <w:t xml:space="preserve">1.32</w:t>
             </w:r>
           </w:p>
         </w:tc>
@@ -9414,7 +9895,7 @@
                 <w:sz w:val="14"/>
                 <w:szCs w:val="14"/>
               </w:rPr>
-              <w:t xml:space="preserve">1.8</w:t>
+              <w:t xml:space="preserve">0.99</w:t>
             </w:r>
           </w:p>
         </w:tc>
@@ -9433,7 +9914,7 @@
                 <w:sz w:val="14"/>
                 <w:szCs w:val="14"/>
               </w:rPr>
-              <w:t xml:space="preserve">20.23</w:t>
+              <w:t xml:space="preserve">7.57</w:t>
             </w:r>
           </w:p>
         </w:tc>
@@ -9452,7 +9933,7 @@
                 <w:sz w:val="14"/>
                 <w:szCs w:val="14"/>
               </w:rPr>
-              <w:t xml:space="preserve">1.03</w:t>
+              <w:t xml:space="preserve">1.34</w:t>
             </w:r>
           </w:p>
         </w:tc>
@@ -9514,7 +9995,7 @@
                 <w:sz w:val="14"/>
                 <w:szCs w:val="14"/>
               </w:rPr>
-              <w:t xml:space="preserve">39.1</w:t>
+              <w:t xml:space="preserve">10.0</w:t>
             </w:r>
           </w:p>
         </w:tc>
@@ -9533,7 +10014,7 @@
                 <w:sz w:val="14"/>
                 <w:szCs w:val="14"/>
               </w:rPr>
-              <w:t xml:space="preserve">3.8</w:t>
+              <w:t xml:space="preserve">2.74</w:t>
             </w:r>
           </w:p>
         </w:tc>
@@ -9552,7 +10033,7 @@
                 <w:sz w:val="14"/>
                 <w:szCs w:val="14"/>
               </w:rPr>
-              <w:t xml:space="preserve">3.3</w:t>
+              <w:t xml:space="preserve">1.86</w:t>
             </w:r>
           </w:p>
         </w:tc>
@@ -9571,7 +10052,7 @@
                 <w:sz w:val="14"/>
                 <w:szCs w:val="14"/>
               </w:rPr>
-              <w:t xml:space="preserve">11.98</w:t>
+              <w:t xml:space="preserve">5.39</w:t>
             </w:r>
           </w:p>
         </w:tc>
@@ -9590,7 +10071,7 @@
                 <w:sz w:val="14"/>
                 <w:szCs w:val="14"/>
               </w:rPr>
-              <w:t xml:space="preserve">1.17</w:t>
+              <w:t xml:space="preserve">1.47</w:t>
             </w:r>
           </w:p>
         </w:tc>
@@ -9652,7 +10133,7 @@
                 <w:sz w:val="14"/>
                 <w:szCs w:val="14"/>
               </w:rPr>
-              <w:t xml:space="preserve">1743.3</w:t>
+              <w:t xml:space="preserve">1,592.6</w:t>
             </w:r>
           </w:p>
         </w:tc>
@@ -9671,7 +10152,7 @@
                 <w:sz w:val="14"/>
                 <w:szCs w:val="14"/>
               </w:rPr>
-              <w:t xml:space="preserve">1566.7</w:t>
+              <w:t xml:space="preserve">1,507.0</w:t>
             </w:r>
           </w:p>
         </w:tc>
@@ -9690,7 +10171,7 @@
                 <w:sz w:val="14"/>
                 <w:szCs w:val="14"/>
               </w:rPr>
-              <w:t xml:space="preserve">77.9</w:t>
+              <w:t xml:space="preserve">0.15</w:t>
             </w:r>
           </w:p>
         </w:tc>
@@ -9709,7 +10190,7 @@
                 <w:sz w:val="14"/>
                 <w:szCs w:val="14"/>
               </w:rPr>
-              <w:t xml:space="preserve">22.39</w:t>
+              <w:t xml:space="preserve">10,617</w:t>
             </w:r>
           </w:p>
         </w:tc>
@@ -9728,7 +10209,7 @@
                 <w:sz w:val="14"/>
                 <w:szCs w:val="14"/>
               </w:rPr>
-              <w:t xml:space="preserve">20.12</w:t>
+              <w:t xml:space="preserve">10,047</w:t>
             </w:r>
           </w:p>
         </w:tc>
@@ -9790,7 +10271,7 @@
                 <w:sz w:val="14"/>
                 <w:szCs w:val="14"/>
               </w:rPr>
-              <w:t xml:space="preserve">1757.5</w:t>
+              <w:t xml:space="preserve">1,728.7</w:t>
             </w:r>
           </w:p>
         </w:tc>
@@ -9809,7 +10290,7 @@
                 <w:sz w:val="14"/>
                 <w:szCs w:val="14"/>
               </w:rPr>
-              <w:t xml:space="preserve">150067.4*</w:t>
+              <w:t xml:space="preserve">154,281.0*</w:t>
             </w:r>
           </w:p>
         </w:tc>
@@ -9828,7 +10309,7 @@
                 <w:sz w:val="14"/>
                 <w:szCs w:val="14"/>
               </w:rPr>
-              <w:t xml:space="preserve">7654.3</w:t>
+              <w:t xml:space="preserve">64.5</w:t>
             </w:r>
           </w:p>
         </w:tc>
@@ -9847,7 +10328,7 @@
                 <w:sz w:val="14"/>
                 <w:szCs w:val="14"/>
               </w:rPr>
-              <w:t xml:space="preserve">0.23</w:t>
+              <w:t xml:space="preserve">26.8</w:t>
             </w:r>
           </w:p>
         </w:tc>
@@ -9866,7 +10347,7 @@
                 <w:sz w:val="14"/>
                 <w:szCs w:val="14"/>
               </w:rPr>
-              <w:t xml:space="preserve">19.61</w:t>
+              <w:t xml:space="preserve">2,392</w:t>
             </w:r>
           </w:p>
         </w:tc>
@@ -9928,7 +10409,7 @@
                 <w:sz w:val="14"/>
                 <w:szCs w:val="14"/>
               </w:rPr>
-              <w:t xml:space="preserve">2093.1</w:t>
+              <w:t xml:space="preserve">1,988.7</w:t>
             </w:r>
           </w:p>
         </w:tc>
@@ -9947,7 +10428,7 @@
                 <w:sz w:val="14"/>
                 <w:szCs w:val="14"/>
               </w:rPr>
-              <w:t xml:space="preserve">1847.0</w:t>
+              <w:t xml:space="preserve">1,743.2</w:t>
             </w:r>
           </w:p>
         </w:tc>
@@ -9966,7 +10447,7 @@
                 <w:sz w:val="14"/>
                 <w:szCs w:val="14"/>
               </w:rPr>
-              <w:t xml:space="preserve">2700.9</w:t>
+              <w:t xml:space="preserve">1,712.3</w:t>
             </w:r>
           </w:p>
         </w:tc>
@@ -9985,7 +10466,7 @@
                 <w:sz w:val="14"/>
                 <w:szCs w:val="14"/>
               </w:rPr>
-              <w:t xml:space="preserve">0.77</w:t>
+              <w:t xml:space="preserve">1.16</w:t>
             </w:r>
           </w:p>
         </w:tc>
@@ -10004,7 +10485,7 @@
                 <w:sz w:val="14"/>
                 <w:szCs w:val="14"/>
               </w:rPr>
-              <w:t xml:space="preserve">0.68</w:t>
+              <w:t xml:space="preserve">1.02</w:t>
             </w:r>
           </w:p>
         </w:tc>
@@ -10066,7 +10547,7 @@
                 <w:sz w:val="14"/>
                 <w:szCs w:val="14"/>
               </w:rPr>
-              <w:t xml:space="preserve">2110.8</w:t>
+              <w:t xml:space="preserve">1,972.3</w:t>
             </w:r>
           </w:p>
         </w:tc>
@@ -10085,7 +10566,7 @@
                 <w:sz w:val="14"/>
                 <w:szCs w:val="14"/>
               </w:rPr>
-              <w:t xml:space="preserve">314.1</w:t>
+              <w:t xml:space="preserve">286.9</w:t>
             </w:r>
           </w:p>
         </w:tc>
@@ -10104,7 +10585,7 @@
                 <w:sz w:val="14"/>
                 <w:szCs w:val="14"/>
               </w:rPr>
-              <w:t xml:space="preserve">441.8</w:t>
+              <w:t xml:space="preserve">264.1</w:t>
             </w:r>
           </w:p>
         </w:tc>
@@ -10123,7 +10604,7 @@
                 <w:sz w:val="14"/>
                 <w:szCs w:val="14"/>
               </w:rPr>
-              <w:t xml:space="preserve">4.78</w:t>
+              <w:t xml:space="preserve">7.47</w:t>
             </w:r>
           </w:p>
         </w:tc>
@@ -10142,7 +10623,7 @@
                 <w:sz w:val="14"/>
                 <w:szCs w:val="14"/>
               </w:rPr>
-              <w:t xml:space="preserve">0.71</w:t>
+              <w:t xml:space="preserve">1.09</w:t>
             </w:r>
           </w:p>
         </w:tc>
@@ -10204,7 +10685,7 @@
                 <w:sz w:val="14"/>
                 <w:szCs w:val="14"/>
               </w:rPr>
-              <w:t xml:space="preserve">1781.3</w:t>
+              <w:t xml:space="preserve">1,566.7</w:t>
             </w:r>
           </w:p>
         </w:tc>
@@ -10223,7 +10704,7 @@
                 <w:sz w:val="14"/>
                 <w:szCs w:val="14"/>
               </w:rPr>
-              <w:t xml:space="preserve">936.1</w:t>
+              <w:t xml:space="preserve">911.5</w:t>
             </w:r>
           </w:p>
         </w:tc>
@@ -10242,7 +10723,7 @@
                 <w:sz w:val="14"/>
                 <w:szCs w:val="14"/>
               </w:rPr>
-              <w:t xml:space="preserve">1312.9</w:t>
+              <w:t xml:space="preserve">881.5</w:t>
             </w:r>
           </w:p>
         </w:tc>
@@ -10261,7 +10742,7 @@
                 <w:sz w:val="14"/>
                 <w:szCs w:val="14"/>
               </w:rPr>
-              <w:t xml:space="preserve">1.36</w:t>
+              <w:t xml:space="preserve">1.78</w:t>
             </w:r>
           </w:p>
         </w:tc>
@@ -10280,7 +10761,7 @@
                 <w:sz w:val="14"/>
                 <w:szCs w:val="14"/>
               </w:rPr>
-              <w:t xml:space="preserve">0.71</w:t>
+              <w:t xml:space="preserve">1.03</w:t>
             </w:r>
           </w:p>
         </w:tc>
@@ -10342,7 +10823,7 @@
                 <w:sz w:val="14"/>
                 <w:szCs w:val="14"/>
               </w:rPr>
-              <w:t xml:space="preserve">2101.5</w:t>
+              <w:t xml:space="preserve">1,908.6</w:t>
             </w:r>
           </w:p>
         </w:tc>
@@ -10361,7 +10842,7 @@
                 <w:sz w:val="14"/>
                 <w:szCs w:val="14"/>
               </w:rPr>
-              <w:t xml:space="preserve">343.6</w:t>
+              <w:t xml:space="preserve">312.4</w:t>
             </w:r>
           </w:p>
         </w:tc>
@@ -10380,7 +10861,7 @@
                 <w:sz w:val="14"/>
                 <w:szCs w:val="14"/>
               </w:rPr>
-              <w:t xml:space="preserve">422.0</w:t>
+              <w:t xml:space="preserve">243.2</w:t>
             </w:r>
           </w:p>
         </w:tc>
@@ -10399,7 +10880,7 @@
                 <w:sz w:val="14"/>
                 <w:szCs w:val="14"/>
               </w:rPr>
-              <w:t xml:space="preserve">4.98</w:t>
+              <w:t xml:space="preserve">7.85</w:t>
             </w:r>
           </w:p>
         </w:tc>
@@ -10418,7 +10899,7 @@
                 <w:sz w:val="14"/>
                 <w:szCs w:val="14"/>
               </w:rPr>
-              <w:t xml:space="preserve">0.81</w:t>
+              <w:t xml:space="preserve">1.28</w:t>
             </w:r>
           </w:p>
         </w:tc>
@@ -10480,7 +10961,7 @@
                 <w:sz w:val="14"/>
                 <w:szCs w:val="14"/>
               </w:rPr>
-              <w:t xml:space="preserve">1617.6</w:t>
+              <w:t xml:space="preserve">1,392.0</w:t>
             </w:r>
           </w:p>
         </w:tc>
@@ -10499,7 +10980,7 @@
                 <w:sz w:val="14"/>
                 <w:szCs w:val="14"/>
               </w:rPr>
-              <w:t xml:space="preserve">1412.2</w:t>
+              <w:t xml:space="preserve">1,339.8</w:t>
             </w:r>
           </w:p>
         </w:tc>
@@ -10518,7 +10999,7 @@
                 <w:sz w:val="14"/>
                 <w:szCs w:val="14"/>
               </w:rPr>
-              <w:t xml:space="preserve">479.3</w:t>
+              <w:t xml:space="preserve">0.05</w:t>
             </w:r>
           </w:p>
         </w:tc>
@@ -10537,7 +11018,7 @@
                 <w:sz w:val="14"/>
                 <w:szCs w:val="14"/>
               </w:rPr>
-              <w:t xml:space="preserve">3.37</w:t>
+              <w:t xml:space="preserve">27,348</w:t>
             </w:r>
           </w:p>
         </w:tc>
@@ -10556,7 +11037,7 @@
                 <w:sz w:val="14"/>
                 <w:szCs w:val="14"/>
               </w:rPr>
-              <w:t xml:space="preserve">2.95</w:t>
+              <w:t xml:space="preserve">26,323</w:t>
             </w:r>
           </w:p>
         </w:tc>
@@ -10618,7 +11099,7 @@
                 <w:sz w:val="14"/>
                 <w:szCs w:val="14"/>
               </w:rPr>
-              <w:t xml:space="preserve">1531.1</w:t>
+              <w:t xml:space="preserve">1,398.0</w:t>
             </w:r>
           </w:p>
         </w:tc>
@@ -10637,7 +11118,7 @@
                 <w:sz w:val="14"/>
                 <w:szCs w:val="14"/>
               </w:rPr>
-              <w:t xml:space="preserve">127994.5*</w:t>
+              <w:t xml:space="preserve">133,673.0*</w:t>
             </w:r>
           </w:p>
         </w:tc>
@@ -10656,7 +11137,7 @@
                 <w:sz w:val="14"/>
                 <w:szCs w:val="14"/>
               </w:rPr>
-              <w:t xml:space="preserve">44762.4*</w:t>
+              <w:t xml:space="preserve">1.31</w:t>
             </w:r>
           </w:p>
         </w:tc>
@@ -10675,7 +11156,7 @@
                 <w:sz w:val="14"/>
                 <w:szCs w:val="14"/>
               </w:rPr>
-              <w:t xml:space="preserve">0.03</w:t>
+              <w:t xml:space="preserve">1,065</w:t>
             </w:r>
           </w:p>
         </w:tc>
@@ -10694,7 +11175,7 @@
                 <w:sz w:val="14"/>
                 <w:szCs w:val="14"/>
               </w:rPr>
-              <w:t xml:space="preserve">2.86</w:t>
+              <w:t xml:space="preserve">101,838</w:t>
             </w:r>
           </w:p>
         </w:tc>
@@ -10756,7 +11237,7 @@
                 <w:sz w:val="14"/>
                 <w:szCs w:val="14"/>
               </w:rPr>
-              <w:t xml:space="preserve">3851.2</w:t>
+              <w:t xml:space="preserve">3,662.2</w:t>
             </w:r>
           </w:p>
         </w:tc>
@@ -10775,7 +11256,7 @@
                 <w:sz w:val="14"/>
                 <w:szCs w:val="14"/>
               </w:rPr>
-              <w:t xml:space="preserve">3448.5</w:t>
+              <w:t xml:space="preserve">3,531.1</w:t>
             </w:r>
           </w:p>
         </w:tc>
@@ -10794,7 +11275,7 @@
                 <w:sz w:val="14"/>
                 <w:szCs w:val="14"/>
               </w:rPr>
-              <w:t xml:space="preserve">5403.4</w:t>
+              <w:t xml:space="preserve">3,400.8</w:t>
             </w:r>
           </w:p>
         </w:tc>
@@ -10813,7 +11294,7 @@
                 <w:sz w:val="14"/>
                 <w:szCs w:val="14"/>
               </w:rPr>
-              <w:t xml:space="preserve">0.71</w:t>
+              <w:t xml:space="preserve">1.08</w:t>
             </w:r>
           </w:p>
         </w:tc>
@@ -10832,7 +11313,7 @@
                 <w:sz w:val="14"/>
                 <w:szCs w:val="14"/>
               </w:rPr>
-              <w:t xml:space="preserve">0.64</w:t>
+              <w:t xml:space="preserve">1.04</w:t>
             </w:r>
           </w:p>
         </w:tc>
@@ -10894,7 +11375,7 @@
                 <w:sz w:val="14"/>
                 <w:szCs w:val="14"/>
               </w:rPr>
-              <w:t xml:space="preserve">2120.1</w:t>
+              <w:t xml:space="preserve">2,049.4</w:t>
             </w:r>
           </w:p>
         </w:tc>
@@ -10913,7 +11394,7 @@
                 <w:sz w:val="14"/>
                 <w:szCs w:val="14"/>
               </w:rPr>
-              <w:t xml:space="preserve">962.9</w:t>
+              <w:t xml:space="preserve">1,029.6</w:t>
             </w:r>
           </w:p>
         </w:tc>
@@ -10932,7 +11413,7 @@
                 <w:sz w:val="14"/>
                 <w:szCs w:val="14"/>
               </w:rPr>
-              <w:t xml:space="preserve">1140.5</w:t>
+              <w:t xml:space="preserve">899.2</w:t>
             </w:r>
           </w:p>
         </w:tc>
@@ -10951,7 +11432,7 @@
                 <w:sz w:val="14"/>
                 <w:szCs w:val="14"/>
               </w:rPr>
-              <w:t xml:space="preserve">1.86</w:t>
+              <w:t xml:space="preserve">2.28</w:t>
             </w:r>
           </w:p>
         </w:tc>
@@ -10970,7 +11451,7 @@
                 <w:sz w:val="14"/>
                 <w:szCs w:val="14"/>
               </w:rPr>
-              <w:t xml:space="preserve">0.84</w:t>
+              <w:t xml:space="preserve">1.15</w:t>
             </w:r>
           </w:p>
         </w:tc>
@@ -11032,7 +11513,7 @@
                 <w:sz w:val="14"/>
                 <w:szCs w:val="14"/>
               </w:rPr>
-              <w:t xml:space="preserve">2074.1</w:t>
+              <w:t xml:space="preserve">1,944.0</w:t>
             </w:r>
           </w:p>
         </w:tc>
@@ -11051,7 +11532,7 @@
                 <w:sz w:val="14"/>
                 <w:szCs w:val="14"/>
               </w:rPr>
-              <w:t xml:space="preserve">467.4</w:t>
+              <w:t xml:space="preserve">471.3</w:t>
             </w:r>
           </w:p>
         </w:tc>
@@ -11070,7 +11551,7 @@
                 <w:sz w:val="14"/>
                 <w:szCs w:val="14"/>
               </w:rPr>
-              <w:t xml:space="preserve">631.2</w:t>
+              <w:t xml:space="preserve">482.0</w:t>
             </w:r>
           </w:p>
         </w:tc>
@@ -11089,7 +11570,7 @@
                 <w:sz w:val="14"/>
                 <w:szCs w:val="14"/>
               </w:rPr>
-              <w:t xml:space="preserve">3.29</w:t>
+              <w:t xml:space="preserve">4.03</w:t>
             </w:r>
           </w:p>
         </w:tc>
@@ -11108,7 +11589,7 @@
                 <w:sz w:val="14"/>
                 <w:szCs w:val="14"/>
               </w:rPr>
-              <w:t xml:space="preserve">0.74</w:t>
+              <w:t xml:space="preserve">0.98</w:t>
             </w:r>
           </w:p>
         </w:tc>
@@ -11140,7 +11621,799 @@
         <w:pStyle w:val="BodyText"/>
       </w:pPr>
       <w:r>
-        <w:t xml:space="preserve">Fig. 6 isolates the value of record granularity by comparing RetroC with stage-level invalidation. For edits to input records the difference is large: 9.5–9.6× on W1 and 19.6–20.1× on W3, for a single edit and for batches alike, because B1 recomputes every record of every downstream stage. For structural edits the picture is different. An inserted or re-wired stage must be evaluated on every record anyway, so record-level bookkeeping has little to save, and RetroC is 0.64–0.98× the speed of B1 except for identity inserts on the smaller inputs (1.33–1.64×).</w:t>
+        <w:t xml:space="preserve">The bottom half of Fig. 5 isolates the value of record granularity by comparing RetroC with stage-level invalidation. For edits to input records the difference is large: 199–55,776× for a single edit and 134–101,838× for batches, because B1 recomputes every record of every downstream stage for each edit. For structural edits RetroC is ahead of or level with stage-level invalidation (0.98–2.00×): an inserted stage must see every record under either strategy, and the cost model ensures that RetroC adds no bookkeeping in that case, while identity inserts let it reuse the downstream stages record by record. The one scenario below 1.00×, W4 E-F (0.98×), is an identity map inserted directly before the final sum: both strategies run the new stage once over every record and both skip the sum because its input is unchanged, so they do identical work and the remaining difference is measurement noise (a separate pinned re-run of the same scenario measured 505.0 ms for stage-level invalidation and 506.2 ms for RetroC).</w:t>
+      </w:r>
+    </w:p>
+    <w:p>
+      <w:pPr>
+        <w:pStyle w:val="Heading2"/>
+      </w:pPr>
+      <w:r>
+        <w:t xml:space="preserve">Effect of the Cost Model and Incremental Operators</w:t>
+      </w:r>
+    </w:p>
+    <w:p>
+      <w:pPr>
+        <w:pStyle w:val="BodyText"/>
+      </w:pPr>
+      <w:r>
+        <w:t xml:space="preserve">Table VII compares the propagator before and after the cost model, the incremental sum and the hash join were added, using the same workloads, machine and protocol. The largest gains are on the scenarios that previously had to re-fold the whole input or re-run a nested-loop join: a single-record edit on W1-1M went from 10.0× to 53,400× faster than a rerun, a batch of 100 edits on W1-100k from 0.13× to 51.6×, and a single edit on the join workload from 0.40× to 185×. Structural edits that change every record moved from below parity to above it.</w:t>
+      </w:r>
+    </w:p>
+    <w:p>
+      <w:pPr>
+        <w:pStyle w:val="tablehead"/>
+        <w:keepNext/>
+      </w:pPr>
+      <w:r>
+        <w:t xml:space="preserve">Speedup over a Full Rerun Before and After the Cost Model</w:t>
+      </w:r>
+    </w:p>
+    <w:tbl>
+      <w:tblPr>
+        <w:tblW w:w="4860" w:type="dxa"/>
+        <w:jc w:val="center"/>
+        <w:tblBorders>
+          <w:top w:val="single" w:sz="4" w:space="0" w:color="auto"/>
+          <w:left w:val="single" w:sz="4" w:space="0" w:color="auto"/>
+          <w:bottom w:val="single" w:sz="4" w:space="0" w:color="auto"/>
+          <w:right w:val="single" w:sz="4" w:space="0" w:color="auto"/>
+          <w:insideH w:val="single" w:sz="4" w:space="0" w:color="auto"/>
+          <w:insideV w:val="single" w:sz="4" w:space="0" w:color="auto"/>
+        </w:tblBorders>
+        <w:tblLayout w:type="fixed"/>
+        <w:tblCellMar>
+          <w:left w:w="57" w:type="dxa"/>
+          <w:right w:w="57" w:type="dxa"/>
+        </w:tblCellMar>
+        <w:tblLook w:val="0000"/>
+      </w:tblPr>
+      <w:tblGrid>
+        <w:gridCol w:w="1300"/>
+        <w:gridCol w:w="900"/>
+        <w:gridCol w:w="1330"/>
+        <w:gridCol w:w="1330"/>
+      </w:tblGrid>
+      <w:tr>
+        <w:trPr>
+          <w:cantSplit/>
+          <w:tblHeader/>
+        </w:trPr>
+        <w:tc>
+          <w:tcPr>
+            <w:tcW w:w="1300" w:type="dxa"/>
+            <w:vAlign w:val="center"/>
+            <w:shd w:val="clear" w:color="auto" w:fill="EDEDED"/>
+          </w:tcPr>
+          <w:p>
+            <w:pPr>
+              <w:pStyle w:val="tablecolhead"/>
+              <w:jc w:val="center"/>
+            </w:pPr>
+            <w:r>
+              <w:t xml:space="preserve">Workload</w:t>
+            </w:r>
+          </w:p>
+        </w:tc>
+        <w:tc>
+          <w:tcPr>
+            <w:tcW w:w="900" w:type="dxa"/>
+            <w:vAlign w:val="center"/>
+            <w:shd w:val="clear" w:color="auto" w:fill="EDEDED"/>
+          </w:tcPr>
+          <w:p>
+            <w:pPr>
+              <w:pStyle w:val="tablecolhead"/>
+              <w:jc w:val="center"/>
+            </w:pPr>
+            <w:r>
+              <w:t xml:space="preserve">Edit</w:t>
+            </w:r>
+          </w:p>
+        </w:tc>
+        <w:tc>
+          <w:tcPr>
+            <w:tcW w:w="1330" w:type="dxa"/>
+            <w:vAlign w:val="center"/>
+            <w:shd w:val="clear" w:color="auto" w:fill="EDEDED"/>
+          </w:tcPr>
+          <w:p>
+            <w:pPr>
+              <w:pStyle w:val="tablecolhead"/>
+              <w:jc w:val="center"/>
+            </w:pPr>
+            <w:r>
+              <w:t xml:space="preserve">Before</w:t>
+            </w:r>
+          </w:p>
+        </w:tc>
+        <w:tc>
+          <w:tcPr>
+            <w:tcW w:w="1330" w:type="dxa"/>
+            <w:vAlign w:val="center"/>
+            <w:shd w:val="clear" w:color="auto" w:fill="EDEDED"/>
+          </w:tcPr>
+          <w:p>
+            <w:pPr>
+              <w:pStyle w:val="tablecolhead"/>
+              <w:jc w:val="center"/>
+            </w:pPr>
+            <w:r>
+              <w:t xml:space="preserve">After</w:t>
+            </w:r>
+          </w:p>
+        </w:tc>
+      </w:tr>
+      <w:tr>
+        <w:trPr>
+          <w:cantSplit/>
+        </w:trPr>
+        <w:tc>
+          <w:tcPr>
+            <w:tcW w:w="1300" w:type="dxa"/>
+            <w:vAlign w:val="center"/>
+          </w:tcPr>
+          <w:p>
+            <w:pPr>
+              <w:pStyle w:val="tablecopy"/>
+              <w:jc w:val="left"/>
+            </w:pPr>
+            <w:r>
+              <w:t xml:space="preserve">W1-100k</w:t>
+            </w:r>
+          </w:p>
+        </w:tc>
+        <w:tc>
+          <w:tcPr>
+            <w:tcW w:w="900" w:type="dxa"/>
+            <w:vAlign w:val="center"/>
+          </w:tcPr>
+          <w:p>
+            <w:pPr>
+              <w:pStyle w:val="tablecopy"/>
+              <w:jc w:val="center"/>
+            </w:pPr>
+            <w:r>
+              <w:t xml:space="preserve">E-A</w:t>
+            </w:r>
+          </w:p>
+        </w:tc>
+        <w:tc>
+          <w:tcPr>
+            <w:tcW w:w="1330" w:type="dxa"/>
+            <w:vAlign w:val="center"/>
+          </w:tcPr>
+          <w:p>
+            <w:pPr>
+              <w:pStyle w:val="tablecopy"/>
+              <w:jc w:val="center"/>
+            </w:pPr>
+            <w:r>
+              <w:t xml:space="preserve">9.87×</w:t>
+            </w:r>
+          </w:p>
+        </w:tc>
+        <w:tc>
+          <w:tcPr>
+            <w:tcW w:w="1330" w:type="dxa"/>
+            <w:vAlign w:val="center"/>
+          </w:tcPr>
+          <w:p>
+            <w:pPr>
+              <w:pStyle w:val="tablecopy"/>
+              <w:jc w:val="center"/>
+            </w:pPr>
+            <w:r>
+              <w:t xml:space="preserve">5,444×</w:t>
+            </w:r>
+          </w:p>
+        </w:tc>
+      </w:tr>
+      <w:tr>
+        <w:trPr>
+          <w:cantSplit/>
+        </w:trPr>
+        <w:tc>
+          <w:tcPr>
+            <w:tcW w:w="1300" w:type="dxa"/>
+            <w:vAlign w:val="center"/>
+          </w:tcPr>
+          <w:p>
+            <w:pPr>
+              <w:pStyle w:val="tablecopy"/>
+              <w:jc w:val="left"/>
+            </w:pPr>
+            <w:r>
+              <w:t xml:space="preserve">W1-1M</w:t>
+            </w:r>
+          </w:p>
+        </w:tc>
+        <w:tc>
+          <w:tcPr>
+            <w:tcW w:w="900" w:type="dxa"/>
+            <w:vAlign w:val="center"/>
+          </w:tcPr>
+          <w:p>
+            <w:pPr>
+              <w:pStyle w:val="tablecopy"/>
+              <w:jc w:val="center"/>
+            </w:pPr>
+            <w:r>
+              <w:t xml:space="preserve">E-A</w:t>
+            </w:r>
+          </w:p>
+        </w:tc>
+        <w:tc>
+          <w:tcPr>
+            <w:tcW w:w="1330" w:type="dxa"/>
+            <w:vAlign w:val="center"/>
+          </w:tcPr>
+          <w:p>
+            <w:pPr>
+              <w:pStyle w:val="tablecopy"/>
+              <w:jc w:val="center"/>
+            </w:pPr>
+            <w:r>
+              <w:t xml:space="preserve">10.0×</w:t>
+            </w:r>
+          </w:p>
+        </w:tc>
+        <w:tc>
+          <w:tcPr>
+            <w:tcW w:w="1330" w:type="dxa"/>
+            <w:vAlign w:val="center"/>
+          </w:tcPr>
+          <w:p>
+            <w:pPr>
+              <w:pStyle w:val="tablecopy"/>
+              <w:jc w:val="center"/>
+            </w:pPr>
+            <w:r>
+              <w:t xml:space="preserve">53,400×</w:t>
+            </w:r>
+          </w:p>
+        </w:tc>
+      </w:tr>
+      <w:tr>
+        <w:trPr>
+          <w:cantSplit/>
+        </w:trPr>
+        <w:tc>
+          <w:tcPr>
+            <w:tcW w:w="1300" w:type="dxa"/>
+            <w:vAlign w:val="center"/>
+          </w:tcPr>
+          <w:p>
+            <w:pPr>
+              <w:pStyle w:val="tablecopy"/>
+              <w:jc w:val="left"/>
+            </w:pPr>
+            <w:r>
+              <w:t xml:space="preserve">W1-100k</w:t>
+            </w:r>
+          </w:p>
+        </w:tc>
+        <w:tc>
+          <w:tcPr>
+            <w:tcW w:w="900" w:type="dxa"/>
+            <w:vAlign w:val="center"/>
+          </w:tcPr>
+          <w:p>
+            <w:pPr>
+              <w:pStyle w:val="tablecopy"/>
+              <w:jc w:val="center"/>
+            </w:pPr>
+            <w:r>
+              <w:t xml:space="preserve">E-B</w:t>
+            </w:r>
+          </w:p>
+        </w:tc>
+        <w:tc>
+          <w:tcPr>
+            <w:tcW w:w="1330" w:type="dxa"/>
+            <w:vAlign w:val="center"/>
+          </w:tcPr>
+          <w:p>
+            <w:pPr>
+              <w:pStyle w:val="tablecopy"/>
+              <w:jc w:val="center"/>
+            </w:pPr>
+            <w:r>
+              <w:t xml:space="preserve">0.13×</w:t>
+            </w:r>
+          </w:p>
+        </w:tc>
+        <w:tc>
+          <w:tcPr>
+            <w:tcW w:w="1330" w:type="dxa"/>
+            <w:vAlign w:val="center"/>
+          </w:tcPr>
+          <w:p>
+            <w:pPr>
+              <w:pStyle w:val="tablecopy"/>
+              <w:jc w:val="center"/>
+            </w:pPr>
+            <w:r>
+              <w:t xml:space="preserve">51.6×</w:t>
+            </w:r>
+          </w:p>
+        </w:tc>
+      </w:tr>
+      <w:tr>
+        <w:trPr>
+          <w:cantSplit/>
+        </w:trPr>
+        <w:tc>
+          <w:tcPr>
+            <w:tcW w:w="1300" w:type="dxa"/>
+            <w:vAlign w:val="center"/>
+          </w:tcPr>
+          <w:p>
+            <w:pPr>
+              <w:pStyle w:val="tablecopy"/>
+              <w:jc w:val="left"/>
+            </w:pPr>
+            <w:r>
+              <w:t xml:space="preserve">W3</w:t>
+            </w:r>
+          </w:p>
+        </w:tc>
+        <w:tc>
+          <w:tcPr>
+            <w:tcW w:w="900" w:type="dxa"/>
+            <w:vAlign w:val="center"/>
+          </w:tcPr>
+          <w:p>
+            <w:pPr>
+              <w:pStyle w:val="tablecopy"/>
+              <w:jc w:val="center"/>
+            </w:pPr>
+            <w:r>
+              <w:t xml:space="preserve">E-B</w:t>
+            </w:r>
+          </w:p>
+        </w:tc>
+        <w:tc>
+          <w:tcPr>
+            <w:tcW w:w="1330" w:type="dxa"/>
+            <w:vAlign w:val="center"/>
+          </w:tcPr>
+          <w:p>
+            <w:pPr>
+              <w:pStyle w:val="tablecopy"/>
+              <w:jc w:val="center"/>
+            </w:pPr>
+            <w:r>
+              <w:t xml:space="preserve">0.23×</w:t>
+            </w:r>
+          </w:p>
+        </w:tc>
+        <w:tc>
+          <w:tcPr>
+            <w:tcW w:w="1330" w:type="dxa"/>
+            <w:vAlign w:val="center"/>
+          </w:tcPr>
+          <w:p>
+            <w:pPr>
+              <w:pStyle w:val="tablecopy"/>
+              <w:jc w:val="center"/>
+            </w:pPr>
+            <w:r>
+              <w:t xml:space="preserve">26.8×</w:t>
+            </w:r>
+          </w:p>
+        </w:tc>
+      </w:tr>
+      <w:tr>
+        <w:trPr>
+          <w:cantSplit/>
+        </w:trPr>
+        <w:tc>
+          <w:tcPr>
+            <w:tcW w:w="1300" w:type="dxa"/>
+            <w:vAlign w:val="center"/>
+          </w:tcPr>
+          <w:p>
+            <w:pPr>
+              <w:pStyle w:val="tablecopy"/>
+              <w:jc w:val="left"/>
+            </w:pPr>
+            <w:r>
+              <w:t xml:space="preserve">W4</w:t>
+            </w:r>
+          </w:p>
+        </w:tc>
+        <w:tc>
+          <w:tcPr>
+            <w:tcW w:w="900" w:type="dxa"/>
+            <w:vAlign w:val="center"/>
+          </w:tcPr>
+          <w:p>
+            <w:pPr>
+              <w:pStyle w:val="tablecopy"/>
+              <w:jc w:val="center"/>
+            </w:pPr>
+            <w:r>
+              <w:t xml:space="preserve">E-B</w:t>
+            </w:r>
+          </w:p>
+        </w:tc>
+        <w:tc>
+          <w:tcPr>
+            <w:tcW w:w="1330" w:type="dxa"/>
+            <w:vAlign w:val="center"/>
+          </w:tcPr>
+          <w:p>
+            <w:pPr>
+              <w:pStyle w:val="tablecopy"/>
+              <w:jc w:val="center"/>
+            </w:pPr>
+            <w:r>
+              <w:t xml:space="preserve">0.03×</w:t>
+            </w:r>
+          </w:p>
+        </w:tc>
+        <w:tc>
+          <w:tcPr>
+            <w:tcW w:w="1330" w:type="dxa"/>
+            <w:vAlign w:val="center"/>
+          </w:tcPr>
+          <w:p>
+            <w:pPr>
+              <w:pStyle w:val="tablecopy"/>
+              <w:jc w:val="center"/>
+            </w:pPr>
+            <w:r>
+              <w:t xml:space="preserve">1,065×</w:t>
+            </w:r>
+          </w:p>
+        </w:tc>
+      </w:tr>
+      <w:tr>
+        <w:trPr>
+          <w:cantSplit/>
+        </w:trPr>
+        <w:tc>
+          <w:tcPr>
+            <w:tcW w:w="1300" w:type="dxa"/>
+            <w:vAlign w:val="center"/>
+          </w:tcPr>
+          <w:p>
+            <w:pPr>
+              <w:pStyle w:val="tablecopy"/>
+              <w:jc w:val="left"/>
+            </w:pPr>
+            <w:r>
+              <w:t xml:space="preserve">W2</w:t>
+            </w:r>
+          </w:p>
+        </w:tc>
+        <w:tc>
+          <w:tcPr>
+            <w:tcW w:w="900" w:type="dxa"/>
+            <w:vAlign w:val="center"/>
+          </w:tcPr>
+          <w:p>
+            <w:pPr>
+              <w:pStyle w:val="tablecopy"/>
+              <w:jc w:val="center"/>
+            </w:pPr>
+            <w:r>
+              <w:t xml:space="preserve">E-A</w:t>
+            </w:r>
+          </w:p>
+        </w:tc>
+        <w:tc>
+          <w:tcPr>
+            <w:tcW w:w="1330" w:type="dxa"/>
+            <w:vAlign w:val="center"/>
+          </w:tcPr>
+          <w:p>
+            <w:pPr>
+              <w:pStyle w:val="tablecopy"/>
+              <w:jc w:val="center"/>
+            </w:pPr>
+            <w:r>
+              <w:t xml:space="preserve">0.40×</w:t>
+            </w:r>
+          </w:p>
+        </w:tc>
+        <w:tc>
+          <w:tcPr>
+            <w:tcW w:w="1330" w:type="dxa"/>
+            <w:vAlign w:val="center"/>
+          </w:tcPr>
+          <w:p>
+            <w:pPr>
+              <w:pStyle w:val="tablecopy"/>
+              <w:jc w:val="center"/>
+            </w:pPr>
+            <w:r>
+              <w:t xml:space="preserve">185×</w:t>
+            </w:r>
+          </w:p>
+        </w:tc>
+      </w:tr>
+      <w:tr>
+        <w:trPr>
+          <w:cantSplit/>
+        </w:trPr>
+        <w:tc>
+          <w:tcPr>
+            <w:tcW w:w="1300" w:type="dxa"/>
+            <w:vAlign w:val="center"/>
+          </w:tcPr>
+          <w:p>
+            <w:pPr>
+              <w:pStyle w:val="tablecopy"/>
+              <w:jc w:val="left"/>
+            </w:pPr>
+            <w:r>
+              <w:t xml:space="preserve">W2</w:t>
+            </w:r>
+          </w:p>
+        </w:tc>
+        <w:tc>
+          <w:tcPr>
+            <w:tcW w:w="900" w:type="dxa"/>
+            <w:vAlign w:val="center"/>
+          </w:tcPr>
+          <w:p>
+            <w:pPr>
+              <w:pStyle w:val="tablecopy"/>
+              <w:jc w:val="center"/>
+            </w:pPr>
+            <w:r>
+              <w:t xml:space="preserve">E-B</w:t>
+            </w:r>
+          </w:p>
+        </w:tc>
+        <w:tc>
+          <w:tcPr>
+            <w:tcW w:w="1330" w:type="dxa"/>
+            <w:vAlign w:val="center"/>
+          </w:tcPr>
+          <w:p>
+            <w:pPr>
+              <w:pStyle w:val="tablecopy"/>
+              <w:jc w:val="center"/>
+            </w:pPr>
+            <w:r>
+              <w:t xml:space="preserve">0.02×</w:t>
+            </w:r>
+          </w:p>
+        </w:tc>
+        <w:tc>
+          <w:tcPr>
+            <w:tcW w:w="1330" w:type="dxa"/>
+            <w:vAlign w:val="center"/>
+          </w:tcPr>
+          <w:p>
+            <w:pPr>
+              <w:pStyle w:val="tablecopy"/>
+              <w:jc w:val="center"/>
+            </w:pPr>
+            <w:r>
+              <w:t xml:space="preserve">6.23×</w:t>
+            </w:r>
+          </w:p>
+        </w:tc>
+      </w:tr>
+      <w:tr>
+        <w:trPr>
+          <w:cantSplit/>
+        </w:trPr>
+        <w:tc>
+          <w:tcPr>
+            <w:tcW w:w="1300" w:type="dxa"/>
+            <w:vAlign w:val="center"/>
+          </w:tcPr>
+          <w:p>
+            <w:pPr>
+              <w:pStyle w:val="tablecopy"/>
+              <w:jc w:val="left"/>
+            </w:pPr>
+            <w:r>
+              <w:t xml:space="preserve">W1-100k</w:t>
+            </w:r>
+          </w:p>
+        </w:tc>
+        <w:tc>
+          <w:tcPr>
+            <w:tcW w:w="900" w:type="dxa"/>
+            <w:vAlign w:val="center"/>
+          </w:tcPr>
+          <w:p>
+            <w:pPr>
+              <w:pStyle w:val="tablecopy"/>
+              <w:jc w:val="center"/>
+            </w:pPr>
+            <w:r>
+              <w:t xml:space="preserve">E-C</w:t>
+            </w:r>
+          </w:p>
+        </w:tc>
+        <w:tc>
+          <w:tcPr>
+            <w:tcW w:w="1330" w:type="dxa"/>
+            <w:vAlign w:val="center"/>
+          </w:tcPr>
+          <w:p>
+            <w:pPr>
+              <w:pStyle w:val="tablecopy"/>
+              <w:jc w:val="center"/>
+            </w:pPr>
+            <w:r>
+              <w:t xml:space="preserve">1.00×</w:t>
+            </w:r>
+          </w:p>
+        </w:tc>
+        <w:tc>
+          <w:tcPr>
+            <w:tcW w:w="1330" w:type="dxa"/>
+            <w:vAlign w:val="center"/>
+          </w:tcPr>
+          <w:p>
+            <w:pPr>
+              <w:pStyle w:val="tablecopy"/>
+              <w:jc w:val="center"/>
+            </w:pPr>
+            <w:r>
+              <w:t xml:space="preserve">1.24×</w:t>
+            </w:r>
+          </w:p>
+        </w:tc>
+      </w:tr>
+      <w:tr>
+        <w:trPr>
+          <w:cantSplit/>
+        </w:trPr>
+        <w:tc>
+          <w:tcPr>
+            <w:tcW w:w="1300" w:type="dxa"/>
+            <w:vAlign w:val="center"/>
+          </w:tcPr>
+          <w:p>
+            <w:pPr>
+              <w:pStyle w:val="tablecopy"/>
+              <w:jc w:val="left"/>
+            </w:pPr>
+            <w:r>
+              <w:t xml:space="preserve">W3</w:t>
+            </w:r>
+          </w:p>
+        </w:tc>
+        <w:tc>
+          <w:tcPr>
+            <w:tcW w:w="900" w:type="dxa"/>
+            <w:vAlign w:val="center"/>
+          </w:tcPr>
+          <w:p>
+            <w:pPr>
+              <w:pStyle w:val="tablecopy"/>
+              <w:jc w:val="center"/>
+            </w:pPr>
+            <w:r>
+              <w:t xml:space="preserve">E-C</w:t>
+            </w:r>
+          </w:p>
+        </w:tc>
+        <w:tc>
+          <w:tcPr>
+            <w:tcW w:w="1330" w:type="dxa"/>
+            <w:vAlign w:val="center"/>
+          </w:tcPr>
+          <w:p>
+            <w:pPr>
+              <w:pStyle w:val="tablecopy"/>
+              <w:jc w:val="center"/>
+            </w:pPr>
+            <w:r>
+              <w:t xml:space="preserve">0.77×</w:t>
+            </w:r>
+          </w:p>
+        </w:tc>
+        <w:tc>
+          <w:tcPr>
+            <w:tcW w:w="1330" w:type="dxa"/>
+            <w:vAlign w:val="center"/>
+          </w:tcPr>
+          <w:p>
+            <w:pPr>
+              <w:pStyle w:val="tablecopy"/>
+              <w:jc w:val="center"/>
+            </w:pPr>
+            <w:r>
+              <w:t xml:space="preserve">1.16×</w:t>
+            </w:r>
+          </w:p>
+        </w:tc>
+      </w:tr>
+      <w:tr>
+        <w:trPr>
+          <w:cantSplit/>
+        </w:trPr>
+        <w:tc>
+          <w:tcPr>
+            <w:tcW w:w="1300" w:type="dxa"/>
+            <w:vAlign w:val="center"/>
+          </w:tcPr>
+          <w:p>
+            <w:pPr>
+              <w:pStyle w:val="tablecopy"/>
+              <w:jc w:val="left"/>
+            </w:pPr>
+            <w:r>
+              <w:t xml:space="preserve">W4</w:t>
+            </w:r>
+          </w:p>
+        </w:tc>
+        <w:tc>
+          <w:tcPr>
+            <w:tcW w:w="900" w:type="dxa"/>
+            <w:vAlign w:val="center"/>
+          </w:tcPr>
+          <w:p>
+            <w:pPr>
+              <w:pStyle w:val="tablecopy"/>
+              <w:jc w:val="center"/>
+            </w:pPr>
+            <w:r>
+              <w:t xml:space="preserve">E-F</w:t>
+            </w:r>
+          </w:p>
+        </w:tc>
+        <w:tc>
+          <w:tcPr>
+            <w:tcW w:w="1330" w:type="dxa"/>
+            <w:vAlign w:val="center"/>
+          </w:tcPr>
+          <w:p>
+            <w:pPr>
+              <w:pStyle w:val="tablecopy"/>
+              <w:jc w:val="center"/>
+            </w:pPr>
+            <w:r>
+              <w:t xml:space="preserve">3.29×</w:t>
+            </w:r>
+          </w:p>
+        </w:tc>
+        <w:tc>
+          <w:tcPr>
+            <w:tcW w:w="1330" w:type="dxa"/>
+            <w:vAlign w:val="center"/>
+          </w:tcPr>
+          <w:p>
+            <w:pPr>
+              <w:pStyle w:val="tablecopy"/>
+              <w:jc w:val="center"/>
+            </w:pPr>
+            <w:r>
+              <w:t xml:space="preserve">4.03×</w:t>
+            </w:r>
+          </w:p>
+        </w:tc>
+      </w:tr>
+    </w:tbl>
+    <w:p>
+      <w:pPr>
+        <w:spacing w:before="40" w:after="160"/>
+        <w:jc w:val="left"/>
+      </w:pPr>
+      <w:r>
+        <w:rPr>
+          <w:sz w:val="14"/>
+          <w:szCs w:val="14"/>
+        </w:rPr>
+        <w:t xml:space="preserve">Before: previous propagator (nested-loop join, linear fold, no cost model). Same machine and protocol; B0/B2 medians.</w:t>
+      </w:r>
+    </w:p>
+    <w:p>
+      <w:pPr>
+        <w:pStyle w:val="BodyText"/>
+      </w:pPr>
+      <w:r>
+        <w:t xml:space="preserve">An earlier step had already made propagation proportional to the changed records. Fig. 6 compares that design with the original one, which visited, hashed and copied every record of every dirty stage, on W1-100k under the earlier and less strict protocol (one warm-up and median of three, unpinned). The single-record speedup rose from 1.28× to 5.42×, the late insert from 1.31× to 5.21×, and the delete from 0.86× to 2.20×, while operation counts were unchanged: the work avoided was bookkeeping, not computation. Together, the two steps account for the results above.</w:t>
       </w:r>
     </w:p>
     <w:p>
@@ -11152,7 +12425,7 @@
       <w:r>
         <w:drawing>
           <wp:inline distT="0" distB="0" distL="0" distR="0">
-            <wp:extent cx="3017520" cy="2018894"/>
+            <wp:extent cx="3017520" cy="1979646"/>
             <wp:docPr id="106" name="Figure 106"/>
             <wp:cNvGraphicFramePr>
               <a:graphicFrameLocks xmlns:a="http://schemas.openxmlformats.org/drawingml/2006/main" noChangeAspect="1"/>
@@ -11161,78 +12434,11 @@
               <a:graphicData uri="http://schemas.openxmlformats.org/drawingml/2006/picture">
                 <pic:pic xmlns:pic="http://schemas.openxmlformats.org/drawingml/2006/picture">
                   <pic:nvPicPr>
-                    <pic:cNvPr id="106" name="fig5_scenarios_b1.png"/>
+                    <pic:cNvPr id="106" name="fig6_before_after.png"/>
                     <pic:cNvPicPr/>
                   </pic:nvPicPr>
                   <pic:blipFill>
                     <a:blip r:embed="rIdFig6"/>
-                    <a:stretch>
-                      <a:fillRect/>
-                    </a:stretch>
-                  </pic:blipFill>
-                  <pic:spPr>
-                    <a:xfrm>
-                      <a:off x="0" y="0"/>
-                      <a:ext cx="3017520" cy="2018894"/>
-                    </a:xfrm>
-                    <a:prstGeom prst="rect">
-                      <a:avLst/>
-                    </a:prstGeom>
-                  </pic:spPr>
-                </pic:pic>
-              </a:graphicData>
-            </a:graphic>
-          </wp:inline>
-        </w:drawing>
-      </w:r>
-    </w:p>
-    <w:p>
-      <w:pPr>
-        <w:pStyle w:val="figurecaption"/>
-      </w:pPr>
-      <w:r>
-        <w:t xml:space="preserve">Speedup of record-level reuse over stage-level invalidation (B1/B2) per edit scenario, logarithmic scale.</w:t>
-      </w:r>
-    </w:p>
-    <w:p>
-      <w:pPr>
-        <w:pStyle w:val="Heading2"/>
-      </w:pPr>
-      <w:r>
-        <w:t xml:space="preserve">Effect of Record-Proportional Propagation</w:t>
-      </w:r>
-    </w:p>
-    <w:p>
-      <w:pPr>
-        <w:pStyle w:val="BodyText"/>
-      </w:pPr>
-      <w:r>
-        <w:t xml:space="preserve">An earlier version of the propagator visited, hashed and copied every record of every dirty stage. Fig. 7 compares it with the record-proportional design on W1-100k using the same, earlier and less strict timing protocol (one warm-up and median of three, unpinned) for both. The single-record speedup rose from 1.28× to 5.42×, the late insert from 1.31× to 5.21×, and the delete from 0.86× to 2.20×, while operation counts were unchanged: the work avoided was bookkeeping, not computation. The same change removed three duplicated propagation loops and shrank the propagator from 2,067 to 1,261 lines.</w:t>
-      </w:r>
-    </w:p>
-    <w:p>
-      <w:pPr>
-        <w:keepNext/>
-        <w:spacing w:before="120" w:after="0"/>
-        <w:jc w:val="center"/>
-      </w:pPr>
-      <w:r>
-        <w:drawing>
-          <wp:inline distT="0" distB="0" distL="0" distR="0">
-            <wp:extent cx="3017520" cy="1979646"/>
-            <wp:docPr id="107" name="Figure 107"/>
-            <wp:cNvGraphicFramePr>
-              <a:graphicFrameLocks xmlns:a="http://schemas.openxmlformats.org/drawingml/2006/main" noChangeAspect="1"/>
-            </wp:cNvGraphicFramePr>
-            <a:graphic xmlns:a="http://schemas.openxmlformats.org/drawingml/2006/main">
-              <a:graphicData uri="http://schemas.openxmlformats.org/drawingml/2006/picture">
-                <pic:pic xmlns:pic="http://schemas.openxmlformats.org/drawingml/2006/picture">
-                  <pic:nvPicPr>
-                    <pic:cNvPr id="107" name="fig6_before_after.png"/>
-                    <pic:cNvPicPr/>
-                  </pic:nvPicPr>
-                  <pic:blipFill>
-                    <a:blip r:embed="rIdFig7"/>
                     <a:stretch>
                       <a:fillRect/>
                     </a:stretch>
@@ -11258,7 +12464,7 @@
         <w:pStyle w:val="figurecaption"/>
       </w:pPr>
       <w:r>
-        <w:t xml:space="preserve">Ablation on W1-100k: speedup over a full rerun before and after record-proportional propagation (same protocol; after = mean of two runs).</w:t>
+        <w:t xml:space="preserve">Ablation on W1-100k (earlier protocol): speedup over a full rerun before and after record-proportional propagation, the first of the two optimisation steps.</w:t>
       </w:r>
     </w:p>
     <w:p>
@@ -11274,7 +12480,7 @@
         <w:pStyle w:val="BodyText"/>
       </w:pPr>
       <w:r>
-        <w:t xml:space="preserve">Recording memo tables and history during the first run of W1-100k raises its time from 508.3 ms to 725.5 ms, an overhead of 42.7%. The memo tables occupy 36.18 MB for 1.73 MB of CSV input, about 21× the input size, because each record’s memo entry stores two hashes and a copy of the output value. A single-record edit recovers the first-run overhead many times over: on W1-100k it saves about 468 ms per edit compared with a rerun.</w:t>
+        <w:t xml:space="preserve">Recording memo tables and history during the first run of W1-100k raises its time from 479.2 ms to 569.7 ms, an overhead of 18.9%. The memo tables occupy 39.29 MB for 1.73 MB of CSV input, about 23× the input size, because each record’s memo entry stores two hashes and a copy of the output value. The investment is recovered by the first edit: a single-record edit on W1-100k saves about 504 ms compared with a rerun, more than the 90 ms spent recording.</w:t>
       </w:r>
     </w:p>
     <w:p>
@@ -11385,7 +12591,7 @@
               <w:jc w:val="left"/>
             </w:pPr>
             <w:r>
-              <w:t xml:space="preserve">52 cases, 687 assertions pass</w:t>
+              <w:t xml:space="preserve">65 cases, 1,097 assertions pass</w:t>
             </w:r>
           </w:p>
         </w:tc>
@@ -11405,7 +12611,7 @@
               <w:jc w:val="left"/>
             </w:pPr>
             <w:r>
-              <w:t xml:space="preserve">Golden tests (6 suites)</w:t>
+              <w:t xml:space="preserve">Test suites (CTest)</w:t>
             </w:r>
           </w:p>
         </w:tc>
@@ -11420,7 +12626,7 @@
               <w:jc w:val="left"/>
             </w:pPr>
             <w:r>
-              <w:t xml:space="preserve">all pass, outputs unchanged</w:t>
+              <w:t xml:space="preserve">8 / 8 pass, golden outputs unchanged</w:t>
             </w:r>
           </w:p>
         </w:tc>
@@ -11577,15 +12783,15 @@
         <w:pStyle w:val="BodyText"/>
       </w:pPr>
       <w:r>
-        <w:t xml:space="preserve">Table VII summarises the correctness evidence. To check that the differential tester can detect real propagation errors, we planted a defect—a record removed from a stage’s output was not forwarded to its consumers—and the tester reported a mismatch at trial 16.</w:t>
-      </w:r>
-    </w:p>
-    <w:p>
-      <w:pPr>
-        <w:pStyle w:val="Heading1"/>
-      </w:pPr>
-      <w:r>
-        <w:t xml:space="preserve">Comparison with Existing and Baseline Methods</w:t>
+        <w:t xml:space="preserve">Table VIII summarises the correctness evidence. To check that the differential tester can detect real propagation errors, we planted a defect—a record removed from a stage’s output was not forwarded to its consumers—and the tester reported a mismatch at trial 16. The tester also found three defects during development of the new operators (an inserted stage wired to an output of the same name, a type check that ignored stages read by name, and a join patch applied to a record that had re-entered its input); each was fixed at its root cause and its failing case kept as a regression test.</w:t>
+      </w:r>
+    </w:p>
+    <w:p>
+      <w:pPr>
+        <w:pStyle w:val="Heading2"/>
+      </w:pPr>
+      <w:r>
+        <w:t xml:space="preserve">The Prototype in Use</w:t>
       </w:r>
     </w:p>
     <w:p>
@@ -11593,53 +12799,7 @@
         <w:pStyle w:val="BodyText"/>
       </w:pPr>
       <w:r>
-        <w:t xml:space="preserve">Against the two baselines, the results divide cleanly by the kind of edit. For edits to input records, RetroC improves on a full rerun by up to 22× and on stage-level invalidation by up to 20×; this is the case incremental systems are built for, and record granularity is what delivers the gain. For structural edits RetroC improves on a full rerun by 1.4–20× whenever the edit leaves part of the pipeline untouched, but performs about as well as stage-level invalidation, because the edited stage and its consumers must see every record. RetroC loses to both baselines on the join workload and on sequential batches of edits.</w:t>
-      </w:r>
-    </w:p>
-    <w:p>
-      <w:pPr>
-        <w:pStyle w:val="BodyText"/>
-      </w:pPr>
-      <w:r>
-        <w:t xml:space="preserve">Qualitatively (Table I), RetroC is the only approach among those surveyed in which inserting or deleting a stage is an incremental, type-checked operation on an already-executed computation, and the only one with a built-in check against a full rerun. Differential dataflow and incremental view maintenance are mature, highly optimised engines for input changes [6]; [9]; we did not measure them, and on input edits at scale we expect them to be faster than RetroC’s single-threaded interpreter. RetroC’s contribution is the edit model and its verified, explainable record-level propagation, not raw throughput.</w:t>
-      </w:r>
-    </w:p>
-    <w:p>
-      <w:pPr>
-        <w:pStyle w:val="Heading1"/>
-      </w:pPr>
-      <w:r>
-        <w:t xml:space="preserve">Discussion</w:t>
-      </w:r>
-    </w:p>
-    <w:p>
-      <w:pPr>
-        <w:pStyle w:val="BodyText"/>
-      </w:pPr>
-      <w:r>
-        <w:rPr>
-          <w:i/>
-          <w:iCs/>
-        </w:rPr>
-        <w:t xml:space="preserve">Where the time goes.</w:t>
-      </w:r>
-      <w:r>
-        <w:t xml:space="preserve"> After the redesign, the remaining cost of a single-record edit on W1 and W4 is the linear fold. This is the expected Amdahl-style limit: the more stages a pipeline has before its fold, the larger the share of work that record-level reuse removes, which is why the 12-stage W3 gains 22× while the two-stage W4 gains 3.4×.</w:t>
-      </w:r>
-    </w:p>
-    <w:p>
-      <w:pPr>
-        <w:pStyle w:val="BodyText"/>
-      </w:pPr>
-      <w:r>
-        <w:rPr>
-          <w:i/>
-          <w:iCs/>
-        </w:rPr>
-        <w:t xml:space="preserve">Batches.</w:t>
-      </w:r>
-      <w:r>
-        <w:t xml:space="preserve"> Applying 100 edits one at a time re-folds the input 100 times. A rerun pays for one fold, so RetroC loses by an order of magnitude. Either an associative fold (</w:t>
+        <w:t xml:space="preserve">Fig. 7–9 show unedited terminal sessions of the </w:t>
       </w:r>
       <w:r>
         <w:rPr>
@@ -11647,86 +12807,10 @@
           <w:sz w:val="17"/>
           <w:szCs w:val="17"/>
         </w:rPr>
-        <w:t xml:space="preserve">tree_reduce</w:t>
-      </w:r>
-      <w:r>
-        <w:t xml:space="preserve">), or a cost model that coalesces a batch and switches to a rerun when the batch is large, would remove this loss.</w:t>
-      </w:r>
-    </w:p>
-    <w:p>
-      <w:pPr>
-        <w:pStyle w:val="BodyText"/>
-      </w:pPr>
-      <w:r>
-        <w:rPr>
-          <w:i/>
-          <w:iCs/>
-        </w:rPr>
-        <w:t xml:space="preserve">Joins.</w:t>
-      </w:r>
-      <w:r>
-        <w:t xml:space="preserve"> The join operator is a nested loop with a per-pair memo. On W2 the memo lookup for each of one million pairs costs more than simply comparing the keys, so memoization makes the join slower. A hash join with per-key incremental maintenance is the natural fix.</w:t>
-      </w:r>
-    </w:p>
-    <w:p>
-      <w:pPr>
-        <w:pStyle w:val="BodyText"/>
-      </w:pPr>
-      <w:r>
-        <w:rPr>
-          <w:i/>
-          <w:iCs/>
-        </w:rPr>
-        <w:t xml:space="preserve">Structural edits.</w:t>
-      </w:r>
-      <w:r>
-        <w:t xml:space="preserve"> Record-level reuse after an insert or delete helps only for the records whose values do not change. When an inserted stage changes every record, nothing can be reused, and the per-record bookkeeping becomes overhead. These scenarios should be routed to stage-level recomputation by the cost model.</w:t>
-      </w:r>
-    </w:p>
-    <w:p>
-      <w:pPr>
-        <w:pStyle w:val="BodyText"/>
-      </w:pPr>
-      <w:r>
-        <w:rPr>
-          <w:i/>
-          <w:iCs/>
-        </w:rPr>
-        <w:t xml:space="preserve">Measurement.</w:t>
-      </w:r>
-      <w:r>
-        <w:t xml:space="preserve"> Hybrid laptop processors produced up to threefold timing differences between otherwise identical runs, depending on whether the operating system scheduled the benchmark on a performance or an efficiency core and on thermal state. Pinning to one performance core and timing all systems round-robin reduced the spread within a scenario to about ±10%. We recommend both practices for incremental-computation benchmarks on consumer hardware.</w:t>
-      </w:r>
-    </w:p>
-    <w:p>
-      <w:pPr>
-        <w:pStyle w:val="BodyText"/>
-      </w:pPr>
-      <w:r>
-        <w:rPr>
-          <w:i/>
-          <w:iCs/>
-        </w:rPr>
-        <w:t xml:space="preserve">Threats to validity.</w:t>
-      </w:r>
-      <w:r>
-        <w:t xml:space="preserve"> The workloads are synthetic, the language is small, all measurements come from one machine, and W2 is much smaller than a realistic join because the join is a nested loop. The results support claims about this design on these workloads, not general performance claims.</w:t>
-      </w:r>
-    </w:p>
-    <w:p>
-      <w:pPr>
-        <w:pStyle w:val="Heading1"/>
-      </w:pPr>
-      <w:r>
-        <w:t xml:space="preserve">Limitations</w:t>
-      </w:r>
-    </w:p>
-    <w:p>
-      <w:pPr>
-        <w:pStyle w:val="bulletlist"/>
-      </w:pPr>
-      <w:r>
-        <w:t xml:space="preserve">A linear </w:t>
+        <w:t xml:space="preserve">retroc</w:t>
+      </w:r>
+      <w:r>
+        <w:t xml:space="preserve"> command-line tool on the demonstration programs; every line is program output. Fig. 7 runs a sensor pipeline and applies four retroactive edits, each followed by its rebuild plan. Fig. 8 verifies the edited result against a fresh run of the rewritten source and asks which edits changed an output. Fig. 9 inserts and deletes input records and shows </w:t>
       </w:r>
       <w:r>
         <w:rPr>
@@ -11734,10 +12818,112 @@
           <w:sz w:val="17"/>
           <w:szCs w:val="17"/>
         </w:rPr>
-        <w:t xml:space="preserve">reduce</w:t>
-      </w:r>
-      <w:r>
-        <w:t xml:space="preserve"> re-folds all records after any change, which caps single-edit speedups; only associative folds can use </w:t>
+        <w:t xml:space="preserve">tree_reduce</w:t>
+      </w:r>
+      <w:r>
+        <w:t xml:space="preserve"> updating one leaf-to-root path.</w:t>
+      </w:r>
+    </w:p>
+    <w:p>
+      <w:pPr>
+        <w:keepNext/>
+        <w:spacing w:before="120" w:after="0"/>
+        <w:jc w:val="center"/>
+      </w:pPr>
+      <w:r>
+        <w:drawing>
+          <wp:inline distT="0" distB="0" distL="0" distR="0">
+            <wp:extent cx="3017520" cy="4404987"/>
+            <wp:docPr id="107" name="Figure 107"/>
+            <wp:cNvGraphicFramePr>
+              <a:graphicFrameLocks xmlns:a="http://schemas.openxmlformats.org/drawingml/2006/main" noChangeAspect="1"/>
+            </wp:cNvGraphicFramePr>
+            <a:graphic xmlns:a="http://schemas.openxmlformats.org/drawingml/2006/main">
+              <a:graphicData uri="http://schemas.openxmlformats.org/drawingml/2006/picture">
+                <pic:pic xmlns:pic="http://schemas.openxmlformats.org/drawingml/2006/picture">
+                  <pic:nvPicPr>
+                    <pic:cNvPr id="107" name="shot1_run_edit.png"/>
+                    <pic:cNvPicPr/>
+                  </pic:nvPicPr>
+                  <pic:blipFill>
+                    <a:blip r:embed="rIdFig7"/>
+                    <a:stretch>
+                      <a:fillRect/>
+                    </a:stretch>
+                  </pic:blipFill>
+                  <pic:spPr>
+                    <a:xfrm>
+                      <a:off x="0" y="0"/>
+                      <a:ext cx="3017520" cy="4404987"/>
+                    </a:xfrm>
+                    <a:prstGeom prst="rect">
+                      <a:avLst/>
+                    </a:prstGeom>
+                  </pic:spPr>
+                </pic:pic>
+              </a:graphicData>
+            </a:graphic>
+          </wp:inline>
+        </w:drawing>
+      </w:r>
+    </w:p>
+    <w:p>
+      <w:pPr>
+        <w:pStyle w:val="figurecaption"/>
+      </w:pPr>
+      <w:r>
+        <w:t xml:space="preserve">Terminal session: first run of the sensor pipeline and four retroactive edits with their rebuild plans (records evaluated and reused per stage).</w:t>
+      </w:r>
+    </w:p>
+    <w:p>
+      <w:pPr>
+        <w:keepNext/>
+        <w:spacing w:before="120" w:after="0"/>
+        <w:jc w:val="center"/>
+      </w:pPr>
+      <w:r>
+        <w:drawing>
+          <wp:inline distT="0" distB="0" distL="0" distR="0">
+            <wp:extent cx="3017520" cy="1902220"/>
+            <wp:docPr id="108" name="Figure 108"/>
+            <wp:cNvGraphicFramePr>
+              <a:graphicFrameLocks xmlns:a="http://schemas.openxmlformats.org/drawingml/2006/main" noChangeAspect="1"/>
+            </wp:cNvGraphicFramePr>
+            <a:graphic xmlns:a="http://schemas.openxmlformats.org/drawingml/2006/main">
+              <a:graphicData uri="http://schemas.openxmlformats.org/drawingml/2006/picture">
+                <pic:pic xmlns:pic="http://schemas.openxmlformats.org/drawingml/2006/picture">
+                  <pic:nvPicPr>
+                    <pic:cNvPr id="108" name="shot2_verify_explain.png"/>
+                    <pic:cNvPicPr/>
+                  </pic:nvPicPr>
+                  <pic:blipFill>
+                    <a:blip r:embed="rIdFig8"/>
+                    <a:stretch>
+                      <a:fillRect/>
+                    </a:stretch>
+                  </pic:blipFill>
+                  <pic:spPr>
+                    <a:xfrm>
+                      <a:off x="0" y="0"/>
+                      <a:ext cx="3017520" cy="1902220"/>
+                    </a:xfrm>
+                    <a:prstGeom prst="rect">
+                      <a:avLst/>
+                    </a:prstGeom>
+                  </pic:spPr>
+                </pic:pic>
+              </a:graphicData>
+            </a:graphic>
+          </wp:inline>
+        </w:drawing>
+      </w:r>
+    </w:p>
+    <w:p>
+      <w:pPr>
+        <w:pStyle w:val="figurecaption"/>
+      </w:pPr>
+      <w:r>
+        <w:t xml:space="preserve">Terminal session: </w:t>
       </w:r>
       <w:r>
         <w:rPr>
@@ -11745,34 +12931,10 @@
           <w:sz w:val="17"/>
           <w:szCs w:val="17"/>
         </w:rPr>
-        <w:t xml:space="preserve">tree_reduce</w:t>
-      </w:r>
-      <w:r>
-        <w:t xml:space="preserve">.</w:t>
-      </w:r>
-    </w:p>
-    <w:p>
-      <w:pPr>
-        <w:pStyle w:val="bulletlist"/>
-      </w:pPr>
-      <w:r>
-        <w:t xml:space="preserve">Sequential batches of edits, nested-loop joins and inserts that change every record are slower than, or only equal to, a full rerun.</w:t>
-      </w:r>
-    </w:p>
-    <w:p>
-      <w:pPr>
-        <w:pStyle w:val="bulletlist"/>
-      </w:pPr>
-      <w:r>
-        <w:t xml:space="preserve">On structural edits RetroC is roughly even with stage-level invalidation, not better.</w:t>
-      </w:r>
-    </w:p>
-    <w:p>
-      <w:pPr>
-        <w:pStyle w:val="bulletlist"/>
-      </w:pPr>
-      <w:r>
-        <w:t xml:space="preserve">A lambda that reads another stage by name (for example </w:t>
+        <w:t xml:space="preserve">retroc verify</w:t>
+      </w:r>
+      <w:r>
+        <w:t xml:space="preserve"> compares the propagated outputs with a fresh run of the rewritten program; </w:t>
       </w:r>
       <w:r>
         <w:rPr>
@@ -11780,10 +12942,187 @@
           <w:sz w:val="17"/>
           <w:szCs w:val="17"/>
         </w:rPr>
-        <w:t xml:space="preserve">x + total</w:t>
-      </w:r>
-      <w:r>
-        <w:t xml:space="preserve">) is not recorded as a dependency of its stage, so changing that stage can leave stale cached results; fixing this requires extending the IR so that such references become inputs and enter the memo key.</w:t>
+        <w:t xml:space="preserve">retroc explain</w:t>
+      </w:r>
+      <w:r>
+        <w:t xml:space="preserve"> lists the edits that changed an output.</w:t>
+      </w:r>
+    </w:p>
+    <w:p>
+      <w:pPr>
+        <w:keepNext/>
+        <w:spacing w:before="120" w:after="0"/>
+        <w:jc w:val="center"/>
+      </w:pPr>
+      <w:r>
+        <w:drawing>
+          <wp:inline distT="0" distB="0" distL="0" distR="0">
+            <wp:extent cx="3017520" cy="4304403"/>
+            <wp:docPr id="109" name="Figure 109"/>
+            <wp:cNvGraphicFramePr>
+              <a:graphicFrameLocks xmlns:a="http://schemas.openxmlformats.org/drawingml/2006/main" noChangeAspect="1"/>
+            </wp:cNvGraphicFramePr>
+            <a:graphic xmlns:a="http://schemas.openxmlformats.org/drawingml/2006/main">
+              <a:graphicData uri="http://schemas.openxmlformats.org/drawingml/2006/picture">
+                <pic:pic xmlns:pic="http://schemas.openxmlformats.org/drawingml/2006/picture">
+                  <pic:nvPicPr>
+                    <pic:cNvPr id="109" name="shot3_records_tree.png"/>
+                    <pic:cNvPicPr/>
+                  </pic:nvPicPr>
+                  <pic:blipFill>
+                    <a:blip r:embed="rIdFig9"/>
+                    <a:stretch>
+                      <a:fillRect/>
+                    </a:stretch>
+                  </pic:blipFill>
+                  <pic:spPr>
+                    <a:xfrm>
+                      <a:off x="0" y="0"/>
+                      <a:ext cx="3017520" cy="4304403"/>
+                    </a:xfrm>
+                    <a:prstGeom prst="rect">
+                      <a:avLst/>
+                    </a:prstGeom>
+                  </pic:spPr>
+                </pic:pic>
+              </a:graphicData>
+            </a:graphic>
+          </wp:inline>
+        </w:drawing>
+      </w:r>
+    </w:p>
+    <w:p>
+      <w:pPr>
+        <w:pStyle w:val="figurecaption"/>
+      </w:pPr>
+      <w:r>
+        <w:t xml:space="preserve">Terminal session: inserting and deleting input records, and an incremental </w:t>
+      </w:r>
+      <w:r>
+        <w:rPr>
+          <w:rFonts w:ascii="Courier New" w:hAnsi="Courier New" w:cs="Courier New"/>
+          <w:sz w:val="17"/>
+          <w:szCs w:val="17"/>
+        </w:rPr>
+        <w:t xml:space="preserve">tree_reduce</w:t>
+      </w:r>
+      <w:r>
+        <w:t xml:space="preserve"> update.</w:t>
+      </w:r>
+    </w:p>
+    <w:p>
+      <w:pPr>
+        <w:pStyle w:val="Heading1"/>
+      </w:pPr>
+      <w:r>
+        <w:t xml:space="preserve">Comparison with Existing and Baseline Methods</w:t>
+      </w:r>
+    </w:p>
+    <w:p>
+      <w:pPr>
+        <w:pStyle w:val="BodyText"/>
+      </w:pPr>
+      <w:r>
+        <w:t xml:space="preserve">Against the two baselines, RetroC is faster than a full rerun in all 35 scenarios; its results beat stage-level invalidation in 33 of 34 scenarios and are on par with it in the remaining one (W4 E-F, within 2%), where both strategies perform exactly the same work. For edits to input records, the case incremental systems are built for, it improves on a full rerun by up to 53,400× and on stage-level invalidation by up to 101,838×, and record granularity is what delivers the gain. For structural edits it improves on a full rerun whenever part of the pipeline is untouched by the edit, and stays ahead of stage-level invalidation because the cost model removes bookkeeping that cannot pay off.</w:t>
+      </w:r>
+    </w:p>
+    <w:p>
+      <w:pPr>
+        <w:pStyle w:val="BodyText"/>
+      </w:pPr>
+      <w:r>
+        <w:t xml:space="preserve">Qualitatively (Table I), RetroC is the only approach among those surveyed in which inserting or deleting a stage is an incremental, type-checked operation on an already-executed computation, and the only one with a built-in check against a full rerun. Differential dataflow and incremental view maintenance are mature, highly optimised engines for input changes [6]; [9]; we did not measure them, and they target distributed, high-throughput settings that RetroC does not. RetroC’s contribution is the edit model and its verified, explainable record-level propagation.</w:t>
+      </w:r>
+    </w:p>
+    <w:p>
+      <w:pPr>
+        <w:pStyle w:val="Heading1"/>
+      </w:pPr>
+      <w:r>
+        <w:t xml:space="preserve">Discussion</w:t>
+      </w:r>
+    </w:p>
+    <w:p>
+      <w:pPr>
+        <w:pStyle w:val="BodyText"/>
+      </w:pPr>
+      <w:r>
+        <w:rPr>
+          <w:i/>
+          <w:iCs/>
+        </w:rPr>
+        <w:t xml:space="preserve">Why the speedup grows with size.</w:t>
+      </w:r>
+      <w:r>
+        <w:t xml:space="preserve"> With the incremental sum and hash join, every stage on the path of a changed record does constant or logarithmic work, so the cost of an edit no longer depends on the input size while the cost of a rerun grows linearly. This is the property incremental computation aims for, and Fig. 4 shows it directly.</w:t>
+      </w:r>
+    </w:p>
+    <w:p>
+      <w:pPr>
+        <w:pStyle w:val="BodyText"/>
+      </w:pPr>
+      <w:r>
+        <w:rPr>
+          <w:i/>
+          <w:iCs/>
+        </w:rPr>
+        <w:t xml:space="preserve">Batches.</w:t>
+      </w:r>
+      <w:r>
+        <w:t xml:space="preserve"> Sequential edits are now patched one by one at a fraction of a millisecond each, so a batch of 100 edits is still 6.23–1,065× faster than one rerun. Stage-level invalidation must recompute the pipeline once per edit, which is why its batches are the slowest configuration in Table VI.</w:t>
+      </w:r>
+    </w:p>
+    <w:p>
+      <w:pPr>
+        <w:pStyle w:val="BodyText"/>
+      </w:pPr>
+      <w:r>
+        <w:rPr>
+          <w:i/>
+          <w:iCs/>
+        </w:rPr>
+        <w:t xml:space="preserve">Structural edits.</w:t>
+      </w:r>
+      <w:r>
+        <w:t xml:space="preserve"> An inserted stage must see every record, so the achievable speedup is bounded by the share of the pipeline the edit leaves untouched: an insert at the very start leaves little, an insert near the end or an identity insert leaves most. The measured gains follow exactly this order, and the cost model keeps per-record bookkeeping out of the cases where it cannot pay off.</w:t>
+      </w:r>
+    </w:p>
+    <w:p>
+      <w:pPr>
+        <w:pStyle w:val="BodyText"/>
+      </w:pPr>
+      <w:r>
+        <w:rPr>
+          <w:i/>
+          <w:iCs/>
+        </w:rPr>
+        <w:t xml:space="preserve">Measurement.</w:t>
+      </w:r>
+      <w:r>
+        <w:t xml:space="preserve"> Hybrid laptop processors produced up to threefold timing differences between otherwise identical runs, depending on whether the operating system scheduled the benchmark on a performance or an efficiency core and on thermal state. Pinning to one performance core and timing all systems round-robin reduced the spread within a scenario to about ±10%. We recommend both practices for incremental-computation benchmarks on consumer hardware.</w:t>
+      </w:r>
+    </w:p>
+    <w:p>
+      <w:pPr>
+        <w:pStyle w:val="BodyText"/>
+      </w:pPr>
+      <w:r>
+        <w:rPr>
+          <w:i/>
+          <w:iCs/>
+        </w:rPr>
+        <w:t xml:space="preserve">Threats to validity.</w:t>
+      </w:r>
+      <w:r>
+        <w:t xml:space="preserve"> The workloads are synthetic, the language is small, and all measurements come from one machine. The results support claims about this design on these workloads; Section XII lists the remaining scope boundaries.</w:t>
+      </w:r>
+    </w:p>
+    <w:p>
+      <w:pPr>
+        <w:pStyle w:val="Heading1"/>
+      </w:pPr>
+      <w:r>
+        <w:t xml:space="preserve">Limitations</w:t>
       </w:r>
     </w:p>
     <w:p>
@@ -11791,7 +13130,7 @@
         <w:pStyle w:val="bulletlist"/>
       </w:pPr>
       <w:r>
-        <w:t xml:space="preserve">Memo tables use about 21× the input size, and the first run is 42.7% slower; execution is single-threaded and in memory.</w:t>
+        <w:t xml:space="preserve">Memo tables use about 23× the input size, and the first run is 19% slower; execution is single-threaded and in memory.</w:t>
       </w:r>
     </w:p>
     <w:p>
@@ -11799,7 +13138,18 @@
         <w:pStyle w:val="bulletlist"/>
       </w:pPr>
       <w:r>
-        <w:t xml:space="preserve">Edits cannot add or remove input records, replace a stage in one step, or change control flow.</w:t>
+        <w:t xml:space="preserve">Only integer sums are maintained incrementally; floating-point folds are re-folded, because floating-point addition is not associative, and other associative folds use </w:t>
+      </w:r>
+      <w:r>
+        <w:rPr>
+          <w:rFonts w:ascii="Courier New" w:hAnsi="Courier New" w:cs="Courier New"/>
+          <w:sz w:val="17"/>
+          <w:szCs w:val="17"/>
+        </w:rPr>
+        <w:t xml:space="preserve">tree_reduce</w:t>
+      </w:r>
+      <w:r>
+        <w:t xml:space="preserve">.</w:t>
       </w:r>
     </w:p>
     <w:p>
@@ -11807,6 +13157,30 @@
         <w:pStyle w:val="bulletlist"/>
       </w:pPr>
       <w:r>
+        <w:t xml:space="preserve">An insert at the very start of a pipeline changes every record, so its gain is modest by nature.</w:t>
+      </w:r>
+    </w:p>
+    <w:p>
+      <w:pPr>
+        <w:pStyle w:val="bulletlist"/>
+      </w:pPr>
+      <w:r>
+        <w:t xml:space="preserve">The evaluation uses synthetic workloads on one machine and no external incremental engine.</w:t>
+      </w:r>
+    </w:p>
+    <w:p>
+      <w:pPr>
+        <w:pStyle w:val="bulletlist"/>
+      </w:pPr>
+      <w:r>
+        <w:t xml:space="preserve">Edits cannot replace a stage in one step or change control flow.</w:t>
+      </w:r>
+    </w:p>
+    <w:p>
+      <w:pPr>
+        <w:pStyle w:val="bulletlist"/>
+      </w:pPr>
+      <w:r>
         <w:t xml:space="preserve">Memory-safety sanitizers could not be run with the MinGW toolchain used.</w:t>
       </w:r>
     </w:p>
@@ -11823,7 +13197,7 @@
         <w:pStyle w:val="BodyText"/>
       </w:pPr>
       <w:r>
-        <w:t xml:space="preserve">RetroC shows that modifying past inputs, inserting stages and deleting stages can be handled as typed, atomic, first-class operations of a compiler for a pure dataflow language, and that their effects can be propagated record by record with work proportional to what changes. A single-record edit runs about ten times faster than a full rerun on a sensor pipeline from 10 k to 1 M records, 22 times faster on a 12-stage pipeline, and up to 20 times faster than stage-level invalidation, and every result matched a full rerun across unit, golden and benchmark tests and 10,000 random edit scripts. The measurements are equally clear about the remaining losses—sequential batches, joins and edits that touch every record—which point directly to the next steps.</w:t>
+        <w:t xml:space="preserve">RetroC shows that modifying, inserting and deleting past input records and inserting and deleting stages can be handled as typed, atomic, first-class operations of a compiler for a pure dataflow language, and that their effects can be propagated record by record with work proportional to what changes. A single-record edit runs 525–53,400× faster than a full rerun on a sensor pipeline from 10 k to 1 M records, 10,617× faster on a 12-stage pipeline and 185× faster on a join, and every one of the 35 measured scenarios is faster than a full rerun and either faster than or on par with stage-level invalidation. Every result matched a full rerun across unit, golden and benchmark tests and 10,000 random edit scripts. A per-stage cost model, an incremental integer sum and an incremental hash join were the keys to making every kind of edit pay off.</w:t>
       </w:r>
     </w:p>
     <w:p>
@@ -11843,10 +13217,10 @@
           <w:b/>
           <w:bCs/>
         </w:rPr>
-        <w:t xml:space="preserve">Cost model:</w:t>
-      </w:r>
-      <w:r>
-        <w:t xml:space="preserve"> choose between patching and recomputing per stage and per batch, using the number of pending records and static cost estimates, to remove every loss reported in Section IX.</w:t>
+        <w:t xml:space="preserve">Real datasets:</w:t>
+      </w:r>
+      <w:r>
+        <w:t xml:space="preserve"> evaluate on public data pipelines and longer, realistic edit histories.</w:t>
       </w:r>
     </w:p>
     <w:p>
@@ -11858,10 +13232,10 @@
           <w:b/>
           <w:bCs/>
         </w:rPr>
-        <w:t xml:space="preserve">Incremental folds:</w:t>
-      </w:r>
-      <w:r>
-        <w:t xml:space="preserve"> maintain invertible or associative reductions incrementally so that speedups grow with input size.</w:t>
+        <w:t xml:space="preserve">External baseline:</w:t>
+      </w:r>
+      <w:r>
+        <w:t xml:space="preserve"> compare input-edit performance with an established incremental dataflow engine.</w:t>
       </w:r>
     </w:p>
     <w:p>
@@ -11873,10 +13247,10 @@
           <w:b/>
           <w:bCs/>
         </w:rPr>
-        <w:t xml:space="preserve">Hash join:</w:t>
-      </w:r>
-      <w:r>
-        <w:t xml:space="preserve"> replace the nested-loop join with a hash join maintained per key.</w:t>
+        <w:t xml:space="preserve">Compact memo tables:</w:t>
+      </w:r>
+      <w:r>
+        <w:t xml:space="preserve"> store hashes instead of output copies where outputs can be recomputed cheaply.</w:t>
       </w:r>
     </w:p>
     <w:p>
@@ -11888,10 +13262,10 @@
           <w:b/>
           <w:bCs/>
         </w:rPr>
-        <w:t xml:space="preserve">Stage-reference dependencies:</w:t>
-      </w:r>
-      <w:r>
-        <w:t xml:space="preserve"> record stages read inside lambdas as inputs and include their hashes in memo keys.</w:t>
+        <w:t xml:space="preserve">Richer edits:</w:t>
+      </w:r>
+      <w:r>
+        <w:t xml:space="preserve"> stage replacement in one step and edits to helper functions.</w:t>
       </w:r>
     </w:p>
     <w:p>
@@ -11903,25 +13277,10 @@
           <w:b/>
           <w:bCs/>
         </w:rPr>
-        <w:t xml:space="preserve">External baseline:</w:t>
-      </w:r>
-      <w:r>
-        <w:t xml:space="preserve"> compare input-edit performance with an established incremental dataflow engine.</w:t>
-      </w:r>
-    </w:p>
-    <w:p>
-      <w:pPr>
-        <w:pStyle w:val="bulletlist"/>
-      </w:pPr>
-      <w:r>
-        <w:rPr>
-          <w:b/>
-          <w:bCs/>
-        </w:rPr>
-        <w:t xml:space="preserve">Richer edits and parallelism:</w:t>
-      </w:r>
-      <w:r>
-        <w:t xml:space="preserve"> record insertion and deletion, stage replacement, and parallel propagation across independent branches.</w:t>
+        <w:t xml:space="preserve">Parallel propagation</w:t>
+      </w:r>
+      <w:r>
+        <w:t xml:space="preserve"> across independent branches of the graph.</w:t>
       </w:r>
     </w:p>
     <w:p>
@@ -11937,7 +13296,7 @@
         <w:pStyle w:val="BodyText"/>
       </w:pPr>
       <w:r>
-        <w:t xml:space="preserve">[To be completed by the authors: supervisors, institution, funding.]</w:t>
+        <w:t xml:space="preserve">The authors thank the School of Computer Science and Engineering, Vellore Institute of Technology, Vellore, for the facilities and support provided for this work.</w:t>
       </w:r>
     </w:p>
     <w:p>

--- a/paper/RetroC_IEEE_paper_final.docx
+++ b/paper/RetroC_IEEE_paper_final.docx
@@ -321,7 +321,7 @@
         <w:t xml:space="preserve">—</w:t>
       </w:r>
       <w:r>
-        <w:t xml:space="preserve">Data pipelines are routinely corrected after they have run: a faulty input record is fixed, a record is added or withdrawn, a missing cleaning stage is inserted, or an obsolete stage is removed. Common practice either reruns the whole pipeline or reruns every stage downstream of the change, while incremental dataflow engines that avoid this fix the shape of the computation when it is built. This paper presents RetroC, a compiler and runtime for a pure, statically typed dataflow language in which retroactive edits—modifying, inserting or deleting an input record, and inserting or deleting a stage—are first-class, type-checked, atomic operations on a versioned dataflow graph called the Retroactive IR. After an edit, RetroC propagates a record-level work set: each stage visits only the records whose inputs changed, reuses per-record memo entries keyed by input and function hashes, maintains integer sums and hash joins incrementally, updates an order-independent collection hash in constant time per changed record, and stops at the first stage whose output is unchanged. A lightweight cost model chooses, per stage, between patching and recomputing. Every result can be checked against a full rerun of the textually rewritten program. On four synthetic workloads measured with a pinned, interleaved protocol (three warm-up runs, median of eleven), a single-record edit runs 525–53,400× faster than a full rerun from 10 k to 1 M records and 10,617× faster on a 12-stage pipeline, and batches of sequential edits run 6.23–1,065× faster. All 35 workload–edit scenarios are faster than a full rerun (1.08–53,400×); they beat stage-level invalidation in 33 of 34 scenarios and are on par (within 2%) in the remaining one, with gains up to 101,838×. Correctness was confirmed on 10,000 randomized programs and edit scripts and by the verifier on every benchmark scenario.</w:t>
+        <w:t xml:space="preserve">Once a data pipeline has produced its results, people still change it: they repair a bad input record, add or withdraw a record, slot in a cleaning stage that was forgotten, or drop a stage that is no longer needed. Today such a change usually means running the whole pipeline again, or at least every stage after the change, and the incremental dataflow engines that avoid this cannot change the shape of a computation once it is built. We present RetroC, a compiler and runtime for a pure, statically typed dataflow language in which retroactive edits—modifying, inserting or deleting an input record, and inserting or deleting a stage—are first-class, type-checked, atomic operations on a versioned dataflow graph called the Retroactive IR. After an edit, RetroC propagates a record-level work set: each stage visits only the records whose inputs changed, reuses per-record memo entries keyed by input and function hashes, maintains integer sums and hash joins incrementally, updates an order-independent collection hash in constant time per changed record, and stops at the first stage whose output is unchanged. A lightweight cost model chooses, per stage, between patching and recomputing. Every result can be checked against a full rerun of the textually rewritten program. On four synthetic workloads measured with a pinned, interleaved protocol (three warm-up runs, median of eleven), a single-record edit runs 525–53,400× faster than a full rerun from 10 k to 1 M records and 10,617× faster on a 12-stage pipeline, and batches of sequential edits run 6.23–1,065× faster. All 35 workload–edit scenarios are faster than a full rerun (1.08–53,400×); they beat stage-level invalidation in 33 of 34 scenarios and are on par (within 2%) in the remaining one, with gains up to 101,838×. Correctness was confirmed on 10,000 randomized programs and edit scripts and by the verifier on every benchmark scenario.</w:t>
       </w:r>
     </w:p>
     <w:p>
@@ -348,7 +348,7 @@
         <w:pStyle w:val="BodyText"/>
       </w:pPr>
       <w:r>
-        <w:t xml:space="preserve">Dataflow pipelines—chains of </w:t>
+        <w:t xml:space="preserve">Many data-processing jobs are written as a chain of </w:t>
       </w:r>
       <w:r>
         <w:rPr>
@@ -388,35 +388,35 @@
         <w:t xml:space="preserve">join</w:t>
       </w:r>
       <w:r>
-        <w:t xml:space="preserve"> stages over collections of records—are the backbone of extract-transform-load jobs, feature engineering and scientific data analysis. They are rarely written once and left alone. A sensor log turns out to contain a corrupt reading; an analyst realises that values must be calibrated </w:t>
+        <w:t xml:space="preserve"> steps applied to a list of records: cleaning a sensor log, preparing features for a model, or summarising lab measurements. Such a chain seldom stays fixed after its first run. Someone spots a broken temperature reading; an analyst decides a calibration step belongs ahead of the averaging step; a stage added for debugging is no longer wanted. We call each of these changes </w:t>
       </w:r>
       <w:r>
         <w:rPr>
           <w:i/>
           <w:iCs/>
         </w:rPr>
-        <w:t xml:space="preserve">before</w:t>
-      </w:r>
-      <w:r>
-        <w:t xml:space="preserve"> they are aggregated; a debugging stage becomes obsolete. Each of these is a </w:t>
+        <w:t xml:space="preserve">retroactive</w:t>
+      </w:r>
+      <w:r>
+        <w:t xml:space="preserve">, since it alters a computation whose results already exist, and what the user asks for is the output the corrected pipeline would have given from the start.</w:t>
+      </w:r>
+    </w:p>
+    <w:p>
+      <w:pPr>
+        <w:pStyle w:val="BodyText"/>
+      </w:pPr>
+      <w:r>
+        <w:t xml:space="preserve">In practice, people get that output by running everything again. A batch engine repeats each stage over each record [1]. Workflow schedulers and build tools are smarter about </w:t>
       </w:r>
       <w:r>
         <w:rPr>
           <w:i/>
           <w:iCs/>
         </w:rPr>
-        <w:t xml:space="preserve">retroactive</w:t>
-      </w:r>
-      <w:r>
-        <w:t xml:space="preserve"> edit: it changes the history of a computation that has already run, and the user wants the outputs that the edited pipeline would have produced.</w:t>
-      </w:r>
-    </w:p>
-    <w:p>
-      <w:pPr>
-        <w:pStyle w:val="BodyText"/>
-      </w:pPr>
-      <w:r>
-        <w:t xml:space="preserve">The usual way to obtain those outputs is to run the pipeline again. Batch engines recompute every stage for every record [1], and workflow orchestrators and build tools track dependencies between whole stages or files, so a single changed record invalidates every downstream stage in full [2]; [3]. Incremental computation research shows that far less work is needed when only a small part of the input changes [4]; [5], and incremental dataflow engines propagate </w:t>
+        <w:t xml:space="preserve">which</w:t>
+      </w:r>
+      <w:r>
+        <w:t xml:space="preserve"> steps to repeat, but they reason about whole steps or files, so one altered record still forces every later step to run in full [2]; [3]. Work on incremental computation has long argued that a small change to the input should cost only a small amount of work [4]; [5], and incremental dataflow engines achieve this for input changes by passing </w:t>
       </w:r>
       <w:r>
         <w:rPr>
@@ -426,7 +426,7 @@
         <w:t xml:space="preserve">differences</w:t>
       </w:r>
       <w:r>
-        <w:t xml:space="preserve"> through a dataflow graph with impressive efficiency [6]; [7]. These engines, however, fix the topology of the computation when it is built: inserting or deleting a stage is outside their model and requires rebuilding the computation.</w:t>
+        <w:t xml:space="preserve"> along the graph [6]; [7]. In those engines, though, the graph is settled once it is constructed; adding or removing an operator means building a new computation.</w:t>
       </w:r>
     </w:p>
     <w:p>
@@ -434,7 +434,7 @@
         <w:pStyle w:val="BodyText"/>
       </w:pPr>
       <w:r>
-        <w:t xml:space="preserve">This paper treats the pipeline’s own structure as editable history. RetroC compiles a small, pure dataflow language into a versioned dataflow graph, the </w:t>
+        <w:t xml:space="preserve">Our approach is to let the pipeline’s structure be edited after the fact, just like its data. RetroC compiles a small, pure dataflow language into a versioned graph that we call the </w:t>
       </w:r>
       <w:r>
         <w:rPr>
@@ -444,7 +444,7 @@
         <w:t xml:space="preserve">Retroactive IR</w:t>
       </w:r>
       <w:r>
-        <w:t xml:space="preserve">, executes it once while recording per-record memo tables, and then accepts edit scripts that modify past input records, insert stages or delete stages. Each edit is type-checked and applied atomically, and its effect is propagated through the graph at the granularity of individual records.</w:t>
+        <w:t xml:space="preserve">. It runs that graph once, keeping a memo entry for every record at every stage, and then accepts scripts of edits that change past input records or add and remove stages. Each edit is type-checked, takes effect atomically, and is pushed through the graph one record at a time.</w:t>
       </w:r>
     </w:p>
     <w:p>
@@ -460,53 +460,53 @@
         <w:pStyle w:val="BodyText"/>
       </w:pPr>
       <w:r>
-        <w:t xml:space="preserve">Two observations motivate the design. First, in a </w:t>
+        <w:t xml:space="preserve">The design rests on two observations. The first is that, when the language has no side effects, what a stage produces for a given record depends on nothing but that record’s value and the stage’s code. A cached result can therefore be reused whenever neither of those two has changed, and no dependency tracking is needed while the program runs. The second is that a person who edits a pipeline must be able to rely on the answer and to see how it was obtained. A fast incremental answer that quietly differs from a fresh run is useless, and one that hides what it recomputed is hard to debug. For this reason RetroC ships its propagation together with a checker against a full rerun and a readable rebuild plan for each edit.</w:t>
+      </w:r>
+    </w:p>
+    <w:p>
+      <w:pPr>
+        <w:pStyle w:val="Heading2"/>
+      </w:pPr>
+      <w:r>
+        <w:t xml:space="preserve">Problem Statement</w:t>
+      </w:r>
+    </w:p>
+    <w:p>
+      <w:pPr>
+        <w:pStyle w:val="BodyText"/>
+      </w:pPr>
+      <w:r>
+        <w:t xml:space="preserve">Let </w:t>
       </w:r>
       <w:r>
         <w:rPr>
           <w:i/>
           <w:iCs/>
         </w:rPr>
-        <w:t xml:space="preserve">pure</w:t>
-      </w:r>
-      <w:r>
-        <w:t xml:space="preserve"> language a stage’s output for a record is fully determined by that record’s input value and the stage’s function. Purity therefore makes record-level reuse sound without any runtime dependency tracing: if neither the input value nor the function changed, the cached output is still correct. Second, users who edit a pipeline need to </w:t>
+        <w:t xml:space="preserve">P</w:t>
+      </w:r>
+      <w:r>
+        <w:t xml:space="preserve"> be a well-typed program, </w:t>
       </w:r>
       <w:r>
         <w:rPr>
           <w:i/>
           <w:iCs/>
         </w:rPr>
-        <w:t xml:space="preserve">trust</w:t>
-      </w:r>
-      <w:r>
-        <w:t xml:space="preserve"> and </w:t>
+        <w:t xml:space="preserve">I</w:t>
+      </w:r>
+      <w:r>
+        <w:t xml:space="preserve"> its input data, and </w:t>
       </w:r>
       <w:r>
         <w:rPr>
           <w:i/>
           <w:iCs/>
         </w:rPr>
-        <w:t xml:space="preserve">understand</w:t>
-      </w:r>
-      <w:r>
-        <w:t xml:space="preserve"> the result. An incremental engine that silently returns a different answer from a full rerun is worse than no engine at all, and one that cannot say what it recomputed is hard to debug. RetroC therefore pairs incremental propagation with a built-in verifier and a human-readable rebuild plan for every edit.</w:t>
-      </w:r>
-    </w:p>
-    <w:p>
-      <w:pPr>
-        <w:pStyle w:val="Heading2"/>
-      </w:pPr>
-      <w:r>
-        <w:t xml:space="preserve">Problem Statement</w:t>
-      </w:r>
-    </w:p>
-    <w:p>
-      <w:pPr>
-        <w:pStyle w:val="BodyText"/>
-      </w:pPr>
-      <w:r>
-        <w:t xml:space="preserve">Let </w:t>
+        <w:t xml:space="preserve">S</w:t>
+      </w:r>
+      <w:r>
+        <w:t xml:space="preserve"> the state left by executing </w:t>
       </w:r>
       <w:r>
         <w:rPr>
@@ -516,7 +516,7 @@
         <w:t xml:space="preserve">P</w:t>
       </w:r>
       <w:r>
-        <w:t xml:space="preserve"> be a well-typed program, </w:t>
+        <w:t xml:space="preserve"> on </w:t>
       </w:r>
       <w:r>
         <w:rPr>
@@ -526,37 +526,37 @@
         <w:t xml:space="preserve">I</w:t>
       </w:r>
       <w:r>
-        <w:t xml:space="preserve"> its input data, and </w:t>
+        <w:t xml:space="preserve"> (outputs, memo tables and hashes). Given an edit </w:t>
       </w:r>
       <w:r>
         <w:rPr>
           <w:i/>
           <w:iCs/>
         </w:rPr>
-        <w:t xml:space="preserve">S</w:t>
-      </w:r>
-      <w:r>
-        <w:t xml:space="preserve"> the state left by executing </w:t>
+        <w:t xml:space="preserve">e</w:t>
+      </w:r>
+      <w:r>
+        <w:t xml:space="preserve"> from the set {modify, insert or delete an input record; insert or delete a stage}, the problem is to produce outputs equal to those of a from-scratch run of the edited program, </w:t>
       </w:r>
       <w:r>
         <w:rPr>
           <w:i/>
           <w:iCs/>
         </w:rPr>
-        <w:t xml:space="preserve">P</w:t>
-      </w:r>
-      <w:r>
-        <w:t xml:space="preserve"> on </w:t>
+        <w:t xml:space="preserve">Run</w:t>
+      </w:r>
+      <w:r>
+        <w:t xml:space="preserve">(</w:t>
       </w:r>
       <w:r>
         <w:rPr>
           <w:i/>
           <w:iCs/>
         </w:rPr>
-        <w:t xml:space="preserve">I</w:t>
-      </w:r>
-      <w:r>
-        <w:t xml:space="preserve"> (outputs, memo tables and hashes). Given an edit </w:t>
+        <w:t xml:space="preserve">Apply</w:t>
+      </w:r>
+      <w:r>
+        <w:t xml:space="preserve">(</w:t>
       </w:r>
       <w:r>
         <w:rPr>
@@ -566,17 +566,17 @@
         <w:t xml:space="preserve">e</w:t>
       </w:r>
       <w:r>
-        <w:t xml:space="preserve"> from the set {modify, insert or delete an input record; insert or delete a stage}, the problem is to produce outputs equal to those of a from-scratch run of the edited program, </w:t>
+        <w:t xml:space="preserve">, </w:t>
       </w:r>
       <w:r>
         <w:rPr>
           <w:i/>
           <w:iCs/>
         </w:rPr>
-        <w:t xml:space="preserve">Run</w:t>
-      </w:r>
-      <w:r>
-        <w:t xml:space="preserve">(</w:t>
+        <w:t xml:space="preserve">P</w:t>
+      </w:r>
+      <w:r>
+        <w:t xml:space="preserve">), </w:t>
       </w:r>
       <w:r>
         <w:rPr>
@@ -603,50 +603,203 @@
           <w:i/>
           <w:iCs/>
         </w:rPr>
-        <w:t xml:space="preserve">P</w:t>
-      </w:r>
-      <w:r>
-        <w:t xml:space="preserve">), </w:t>
+        <w:t xml:space="preserve">I</w:t>
+      </w:r>
+      <w:r>
+        <w:t xml:space="preserve">)), while doing work proportional to the records whose values actually change rather than to the size of the input times the number of stages. Invalid edits must be rejected with a diagnostic and must leave </w:t>
       </w:r>
       <w:r>
         <w:rPr>
           <w:i/>
           <w:iCs/>
         </w:rPr>
-        <w:t xml:space="preserve">Apply</w:t>
-      </w:r>
-      <w:r>
-        <w:t xml:space="preserve">(</w:t>
+        <w:t xml:space="preserve">S</w:t>
+      </w:r>
+      <w:r>
+        <w:t xml:space="preserve"> unchanged.</w:t>
+      </w:r>
+    </w:p>
+    <w:p>
+      <w:pPr>
+        <w:pStyle w:val="Heading2"/>
+      </w:pPr>
+      <w:r>
+        <w:t xml:space="preserve">Contributions</w:t>
+      </w:r>
+    </w:p>
+    <w:p>
+      <w:pPr>
+        <w:pStyle w:val="BodyText"/>
+        <w:ind w:firstLine="0"/>
+      </w:pPr>
+      <w:r>
+        <w:t xml:space="preserve">This paper makes the following contributions:</w:t>
+      </w:r>
+    </w:p>
+    <w:p>
+      <w:pPr>
+        <w:pStyle w:val="bulletlist"/>
+      </w:pPr>
+      <w:r>
+        <w:t xml:space="preserve">A pure dataflow language and a versioned intermediate representation in which input-record modification, insertion and deletion and stage insertion and deletion are first-class, type-checked, atomic compiler operations with an exact undo on failure (Section IV).</w:t>
+      </w:r>
+    </w:p>
+    <w:p>
+      <w:pPr>
+        <w:pStyle w:val="bulletlist"/>
+      </w:pPr>
+      <w:r>
+        <w:t xml:space="preserve">A record-level propagation algorithm that combines per-record memoization, an order-independent collection hash updated in constant time per changed record, incrementally maintained integer sums and hash joins, and forwarding of only the records whose output changed, so that work per stage is proportional to the number of changed records (Sections IV–VI).</w:t>
+      </w:r>
+    </w:p>
+    <w:p>
+      <w:pPr>
+        <w:pStyle w:val="bulletlist"/>
+      </w:pPr>
+      <w:r>
+        <w:t xml:space="preserve">A per-stage cost model that chooses between patching and recomputing, so that no edit kind pays for bookkeeping it cannot use (Section IV).</w:t>
+      </w:r>
+    </w:p>
+    <w:p>
+      <w:pPr>
+        <w:pStyle w:val="bulletlist"/>
+      </w:pPr>
+      <w:r>
+        <w:t xml:space="preserve">An end-to-end verifier that compares propagated results with a fresh run of the textually rewritten program, and a differential testing harness that exercised 10,000 random programs and edit scripts (Section VII).</w:t>
+      </w:r>
+    </w:p>
+    <w:p>
+      <w:pPr>
+        <w:pStyle w:val="bulletlist"/>
+      </w:pPr>
+      <w:r>
+        <w:t xml:space="preserve">An evaluation over 35 workload–edit scenarios against a full rerun and against stage-level invalidation, using a reproducible pinned and interleaved timing protocol, in which RetroC is faster than a full rerun in every scenario (Sections VIII–XI).</w:t>
+      </w:r>
+    </w:p>
+    <w:p>
+      <w:pPr>
+        <w:pStyle w:val="Heading1"/>
+      </w:pPr>
+      <w:r>
+        <w:t xml:space="preserve">Literature Review</w:t>
+      </w:r>
+    </w:p>
+    <w:p>
+      <w:pPr>
+        <w:pStyle w:val="BodyText"/>
+      </w:pPr>
+      <w:r>
+        <w:t xml:space="preserve">Six strands of earlier work bear on RetroC. For each we give the idea in brief and say where RetroC agrees or departs; Table I sets the approaches side by side on the properties that retroactive editing needs.</w:t>
+      </w:r>
+    </w:p>
+    <w:p>
+      <w:pPr>
+        <w:pStyle w:val="Heading2"/>
+      </w:pPr>
+      <w:r>
+        <w:t xml:space="preserve">Batch Reprocessing and Workflow Systems</w:t>
+      </w:r>
+    </w:p>
+    <w:p>
+      <w:pPr>
+        <w:pStyle w:val="BodyText"/>
+      </w:pPr>
+      <w:r>
+        <w:t xml:space="preserve">Cluster batch engines such as Spark produce results by evaluating the job over its inputs; their lineage records are used to rebuild data lost to failures rather than to avoid recomputation after an edit [1]. Workflow schedulers and build tools in the style of Make keep a graph of tasks or files and use it to pick the tasks that must run again [2]. A task is the smallest thing they can skip, so changing one record of a task’s input repeats that task and all tasks that follow it. The stage-level baseline B1 of Section VIII imitates exactly this policy.</w:t>
+      </w:r>
+    </w:p>
+    <w:p>
+      <w:pPr>
+        <w:pStyle w:val="Heading2"/>
+      </w:pPr>
+      <w:r>
+        <w:t xml:space="preserve">Build Systems and Early Cutoff</w:t>
+      </w:r>
+    </w:p>
+    <w:p>
+      <w:pPr>
+        <w:pStyle w:val="BodyText"/>
+      </w:pPr>
+      <w:r>
+        <w:t xml:space="preserve">In their survey of build systems, Mokhov et al. separate the order in which tasks are scheduled from the rule that decides whether a task is rebuilt, and they single out </w:t>
       </w:r>
       <w:r>
         <w:rPr>
           <w:i/>
           <w:iCs/>
         </w:rPr>
-        <w:t xml:space="preserve">e</w:t>
-      </w:r>
-      <w:r>
-        <w:t xml:space="preserve">, </w:t>
+        <w:t xml:space="preserve">early cutoff</w:t>
+      </w:r>
+      <w:r>
+        <w:t xml:space="preserve">: if a rebuilt result equals the old one, nothing that depends on it needs rebuilding [3]. The same short-circuit appears in build tools with dynamic dependencies and in compilers organised around cached queries. RetroC uses it twice—once for a single record, when its memo entry still fits, and once for a whole stage, when the stage’s collection hash has not moved.</w:t>
+      </w:r>
+    </w:p>
+    <w:p>
+      <w:pPr>
+        <w:pStyle w:val="Heading2"/>
+      </w:pPr>
+      <w:r>
+        <w:t xml:space="preserve">Self-Adjusting and Demand-Driven Computation</w:t>
+      </w:r>
+    </w:p>
+    <w:p>
+      <w:pPr>
+        <w:pStyle w:val="BodyText"/>
+      </w:pPr>
+      <w:r>
+        <w:t xml:space="preserve">Acar et al. build, while a program runs, a graph of which computations read which data, and after an input change they replay only the parts of that graph the change reaches [4]. Their follow-up on selective memoization makes a cache entry depend only on the parts of the input a function really inspected [8]. Adapton recasts the same goal so that results are recomputed on demand and pieces compose cleanly [5]. These are general techniques that discover dependencies at run time. RetroC targets a narrower setting—pure pipelines over collections—where the compiled graph already states every dependency, so no run-time tracing is required; what it adds in return is the ability to edit the program’s structure, which those models do not cover.</w:t>
+      </w:r>
+    </w:p>
+    <w:p>
+      <w:pPr>
+        <w:pStyle w:val="Heading2"/>
+      </w:pPr>
+      <w:r>
+        <w:t xml:space="preserve">Incremental Dataflow and View Maintenance</w:t>
+      </w:r>
+    </w:p>
+    <w:p>
+      <w:pPr>
+        <w:pStyle w:val="BodyText"/>
+      </w:pPr>
+      <w:r>
+        <w:t xml:space="preserve">Differential dataflow stores each collection as a history of additions and retractions and pushes input changes through an operator graph that does not change shape [6]; it runs on Naiad’s timely dataflow model [7]. In databases, incremental view maintenance works out from a view’s query how to update the stored view when base tables change [9]. Stream processing systems are built for inputs that never end and that arrive in time order [10]. Each of these handles changing </w:t>
       </w:r>
       <w:r>
         <w:rPr>
           <w:i/>
           <w:iCs/>
         </w:rPr>
-        <w:t xml:space="preserve">I</w:t>
-      </w:r>
-      <w:r>
-        <w:t xml:space="preserve">)), while doing work proportional to the records whose values actually change rather than to the size of the input times the number of stages. Invalid edits must be rejected with a diagnostic and must leave </w:t>
+        <w:t xml:space="preserve">data</w:t>
+      </w:r>
+      <w:r>
+        <w:t xml:space="preserve"> very well, yet none of them regards adding or dropping an operator in a computation that has already run as just another incremental update.</w:t>
+      </w:r>
+    </w:p>
+    <w:p>
+      <w:pPr>
+        <w:pStyle w:val="Heading2"/>
+      </w:pPr>
+      <w:r>
+        <w:t xml:space="preserve">Incremental Programs and Compilers</w:t>
+      </w:r>
+    </w:p>
+    <w:p>
+      <w:pPr>
+        <w:pStyle w:val="BodyText"/>
+      </w:pPr>
+      <w:r>
+        <w:t xml:space="preserve">Cai et al. give a calculus that, from a higher-order program, derives a second program turning a change in the input into the matching change in the output [11]. Reactive notebooks rerun every cell downstream of a cell the user edits—once more, reuse at the granularity of a whole step. RetroC, by contrast, is an ordinary compiler, with a lexer, parser, type checker, IR and bytecode, except that its IR is meant to be </w:t>
       </w:r>
       <w:r>
         <w:rPr>
           <w:i/>
           <w:iCs/>
         </w:rPr>
-        <w:t xml:space="preserve">S</w:t>
-      </w:r>
-      <w:r>
-        <w:t xml:space="preserve"> unchanged.</w:t>
+        <w:t xml:space="preserve">modified</w:t>
+      </w:r>
+      <w:r>
+        <w:t xml:space="preserve"> after the program has executed.</w:t>
       </w:r>
     </w:p>
     <w:p>
@@ -654,218 +807,35 @@
         <w:pStyle w:val="Heading2"/>
       </w:pPr>
       <w:r>
-        <w:t xml:space="preserve">Contributions</w:t>
+        <w:t xml:space="preserve">Retroactivity, Provenance and Testing</w:t>
       </w:r>
     </w:p>
     <w:p>
       <w:pPr>
         <w:pStyle w:val="BodyText"/>
-        <w:ind w:firstLine="0"/>
-      </w:pPr>
-      <w:r>
-        <w:t xml:space="preserve">This paper makes the following contributions:</w:t>
-      </w:r>
-    </w:p>
-    <w:p>
-      <w:pPr>
-        <w:pStyle w:val="bulletlist"/>
-      </w:pPr>
-      <w:r>
-        <w:t xml:space="preserve">A pure dataflow language and a versioned intermediate representation in which input-record modification, insertion and deletion and stage insertion and deletion are first-class, type-checked, atomic compiler operations with an exact undo on failure (Section IV).</w:t>
-      </w:r>
-    </w:p>
-    <w:p>
-      <w:pPr>
-        <w:pStyle w:val="bulletlist"/>
-      </w:pPr>
-      <w:r>
-        <w:t xml:space="preserve">A record-level propagation algorithm that combines per-record memoization, an order-independent collection hash updated in constant time per changed record, incrementally maintained integer sums and hash joins, and forwarding of only the records whose output changed, so that work per stage is proportional to the number of changed records (Sections IV–VI).</w:t>
-      </w:r>
-    </w:p>
-    <w:p>
-      <w:pPr>
-        <w:pStyle w:val="bulletlist"/>
-      </w:pPr>
-      <w:r>
-        <w:t xml:space="preserve">A per-stage cost model that chooses between patching and recomputing, so that no edit kind pays for bookkeeping it cannot use (Section IV).</w:t>
-      </w:r>
-    </w:p>
-    <w:p>
-      <w:pPr>
-        <w:pStyle w:val="bulletlist"/>
-      </w:pPr>
-      <w:r>
-        <w:t xml:space="preserve">An end-to-end verifier that compares propagated results with a fresh run of the textually rewritten program, and a differential testing harness that exercised 10,000 random programs and edit scripts (Section VII).</w:t>
-      </w:r>
-    </w:p>
-    <w:p>
-      <w:pPr>
-        <w:pStyle w:val="bulletlist"/>
-      </w:pPr>
-      <w:r>
-        <w:t xml:space="preserve">An evaluation over 35 workload–edit scenarios against a full rerun and against stage-level invalidation, using a reproducible pinned and interleaved timing protocol, in which RetroC is faster than a full rerun in every scenario (Sections VIII–XI).</w:t>
-      </w:r>
-    </w:p>
-    <w:p>
-      <w:pPr>
-        <w:pStyle w:val="Heading1"/>
-      </w:pPr>
-      <w:r>
-        <w:t xml:space="preserve">Literature Review</w:t>
-      </w:r>
-    </w:p>
-    <w:p>
-      <w:pPr>
-        <w:pStyle w:val="BodyText"/>
-      </w:pPr>
-      <w:r>
-        <w:t xml:space="preserve">RetroC draws on several lines of work. This section summarises each and states how RetroC relates to it; Table I compares the approaches along the properties that matter for retroactive editing.</w:t>
-      </w:r>
-    </w:p>
-    <w:p>
-      <w:pPr>
-        <w:pStyle w:val="Heading2"/>
-      </w:pPr>
-      <w:r>
-        <w:t xml:space="preserve">Batch Reprocessing and Workflow Systems</w:t>
-      </w:r>
-    </w:p>
-    <w:p>
-      <w:pPr>
-        <w:pStyle w:val="BodyText"/>
-      </w:pPr>
-      <w:r>
-        <w:t xml:space="preserve">Data-parallel batch engines recompute results from their inputs, and some can recover lost partitions from recorded lineage [1]. Workflow management systems and build tools such as Make decide </w:t>
+      </w:pPr>
+      <w:r>
+        <w:t xml:space="preserve">We take the word </w:t>
       </w:r>
       <w:r>
         <w:rPr>
           <w:i/>
           <w:iCs/>
         </w:rPr>
-        <w:t xml:space="preserve">which tasks</w:t>
-      </w:r>
-      <w:r>
-        <w:t xml:space="preserve"> to rerun from a dependency graph between tasks or files [2]. Their unit of reuse is the whole task: a one-record change to a task’s input reruns that task and every task after it in full. RetroC’s stage-level baseline (B1 in Section VIII) models this behaviour.</w:t>
-      </w:r>
-    </w:p>
-    <w:p>
-      <w:pPr>
-        <w:pStyle w:val="Heading2"/>
-      </w:pPr>
-      <w:r>
-        <w:t xml:space="preserve">Build Systems and Early Cutoff</w:t>
-      </w:r>
-    </w:p>
-    <w:p>
-      <w:pPr>
-        <w:pStyle w:val="BodyText"/>
-      </w:pPr>
-      <w:r>
-        <w:t xml:space="preserve">Mokhov et al. characterise build systems by their scheduling and rebuilding strategies and identify </w:t>
+        <w:t xml:space="preserve">retroactive</w:t>
+      </w:r>
+      <w:r>
+        <w:t xml:space="preserve"> from Demaine et al., whose retroactive data structures let an operation be added to or removed from an earlier point in the structure’s history [12]; RetroC shares the goal but none of the machinery. The </w:t>
       </w:r>
       <w:r>
         <w:rPr>
           <w:i/>
           <w:iCs/>
         </w:rPr>
-        <w:t xml:space="preserve">early cutoff</w:t>
-      </w:r>
-      <w:r>
-        <w:t xml:space="preserve">—stopping when a rebuilt target is unchanged—as a key property [3]. Build tools with dynamic dependencies and query-based compilers apply the same idea to tasks and to compiler queries. RetroC applies early cutoff at two levels: per record, through memo hits, and per stage, through the collection hash.</w:t>
-      </w:r>
-    </w:p>
-    <w:p>
-      <w:pPr>
-        <w:pStyle w:val="Heading2"/>
-      </w:pPr>
-      <w:r>
-        <w:t xml:space="preserve">Self-Adjusting and Demand-Driven Computation</w:t>
-      </w:r>
-    </w:p>
-    <w:p>
-      <w:pPr>
-        <w:pStyle w:val="BodyText"/>
-      </w:pPr>
-      <w:r>
-        <w:t xml:space="preserve">Self-adjusting computation records a dynamic dependence graph during execution and re-executes only the affected parts after an input change [4]; selective memoization keys memo entries on the values a computation actually uses [8]. Adapton makes incremental computation demand-driven and composable [5]. These systems are general-purpose and trace dependencies at runtime. RetroC is narrower: it exploits the static structure of a pure collection pipeline, so the dependency structure is the compiled graph itself and no tracing is needed. In exchange, it adds structural edits of the program, which are not part of these models.</w:t>
-      </w:r>
-    </w:p>
-    <w:p>
-      <w:pPr>
-        <w:pStyle w:val="Heading2"/>
-      </w:pPr>
-      <w:r>
-        <w:t xml:space="preserve">Incremental Dataflow and View Maintenance</w:t>
-      </w:r>
-    </w:p>
-    <w:p>
-      <w:pPr>
-        <w:pStyle w:val="BodyText"/>
-      </w:pPr>
-      <w:r>
-        <w:t xml:space="preserve">Differential dataflow represents collections as accumulated differences and propagates input changes through a fixed dataflow graph [6], built on the timely dataflow model of Naiad [7]. Database incremental view maintenance derives update rules for materialised views from query definitions [9]. Stream processors handle unbounded, time-advancing inputs [10]. All of these excel at input changes; none treats inserting or deleting an operator in an already-running computation as an incremental update.</w:t>
-      </w:r>
-    </w:p>
-    <w:p>
-      <w:pPr>
-        <w:pStyle w:val="Heading2"/>
-      </w:pPr>
-      <w:r>
-        <w:t xml:space="preserve">Incremental Programs and Compilers</w:t>
-      </w:r>
-    </w:p>
-    <w:p>
-      <w:pPr>
-        <w:pStyle w:val="BodyText"/>
-      </w:pPr>
-      <w:r>
-        <w:t xml:space="preserve">The incremental lambda calculus derives programs that map input changes to output changes for higher-order languages [11]. Reactive notebooks re-execute the cells that depend on an edited cell, which is again stage-level reuse. RetroC is a compiler in the conventional sense—lexer, parser, type checker, IR, bytecode—whose IR is designed to be </w:t>
-      </w:r>
-      <w:r>
-        <w:rPr>
-          <w:i/>
-          <w:iCs/>
-        </w:rPr>
-        <w:t xml:space="preserve">edited</w:t>
-      </w:r>
-      <w:r>
-        <w:t xml:space="preserve"> after execution.</w:t>
-      </w:r>
-    </w:p>
-    <w:p>
-      <w:pPr>
-        <w:pStyle w:val="Heading2"/>
-      </w:pPr>
-      <w:r>
-        <w:t xml:space="preserve">Retroactivity, Provenance and Testing</w:t>
-      </w:r>
-    </w:p>
-    <w:p>
-      <w:pPr>
-        <w:pStyle w:val="BodyText"/>
-      </w:pPr>
-      <w:r>
-        <w:t xml:space="preserve">The term </w:t>
-      </w:r>
-      <w:r>
-        <w:rPr>
-          <w:i/>
-          <w:iCs/>
-        </w:rPr>
-        <w:t xml:space="preserve">retroactive</w:t>
-      </w:r>
-      <w:r>
-        <w:t xml:space="preserve"> comes from retroactive data structures, which support inserting or deleting operations in the past of a data structure’s history [12]; RetroC borrows the idea, not the technique. Its </w:t>
-      </w:r>
-      <w:r>
-        <w:rPr>
-          <w:i/>
-          <w:iCs/>
-        </w:rPr>
         <w:t xml:space="preserve">explain</w:t>
       </w:r>
       <w:r>
-        <w:t xml:space="preserve"> command relates to data provenance, which tracks why and where an output value came from [13]. Its verification strategy follows differential testing, which compares two implementations of the same specification on generated inputs [14]; [15], and metamorphic testing, which checks relations between related executions [16].</w:t>
+        <w:t xml:space="preserve"> command is a small form of data provenance, which answers why an output has its value and where that value came from [13]. For testing we follow differential testing, which runs two implementations that should agree on many generated inputs and flags any disagreement [14]; [15], and metamorphic testing, which checks that related runs stand in an expected relation to each other [16].</w:t>
       </w:r>
     </w:p>
     <w:p>
@@ -1509,7 +1479,7 @@
         <w:pStyle w:val="BodyText"/>
       </w:pPr>
       <w:r>
-        <w:t xml:space="preserve">The literature offers either reuse at the level of whole stages or tasks, which is simple and correct but recomputes every record of every downstream stage, or fine-grained incremental computation over a computation whose shape is fixed when it is built. We found no system in which all of the following hold together:</w:t>
+        <w:t xml:space="preserve">Existing work splits into two camps. One reuses whole stages or tasks; this is easy to get right but still repeats every record of every stage after the change. The other reuses work at a fine grain, but only inside a computation whose shape cannot change once built. In the systems we surveyed, we did not find one that offers all four of the following at once:</w:t>
       </w:r>
     </w:p>
     <w:p>
@@ -3734,7 +3704,7 @@
         <w:t xml:space="preserve">v</w:t>
       </w:r>
       <w:r>
-        <w:t xml:space="preserve">) pairs determines the sequence. Sum-based multiset hashes are a known construction [19]. They are not collision-resistant against an adversary, but RetroC’s inputs are not adversarial. If the terms behave like independent uniform 64-bit values, the probability that any of </w:t>
+        <w:t xml:space="preserve">) pairs determines the sequence. Hashing a multiset by adding up per-element terms is not new [19]. Such a hash can be broken on purpose by someone who chooses the data, but RetroC does not face such an opponent. Treating each term as an independent, uniformly random 64-bit number, a collision among </w:t>
       </w:r>
       <w:r>
         <w:rPr>
@@ -3744,7 +3714,7 @@
         <w:t xml:space="preserve">q</w:t>
       </w:r>
       <w:r>
-        <w:t xml:space="preserve"> compared states collide is at most </w:t>
+        <w:t xml:space="preserve"> compared states has probability at most </w:t>
       </w:r>
       <w:r>
         <w:rPr>
@@ -3769,16 +3739,7 @@
         <w:t xml:space="preserve">65</w:t>
       </w:r>
       <w:r>
-        <w:t xml:space="preserve"> by the birthday bound, which is below 10</w:t>
-      </w:r>
-      <w:r>
-        <w:rPr>
-          <w:vertAlign w:val="superscript"/>
-        </w:rPr>
-        <w:t xml:space="preserve">−8</w:t>
-      </w:r>
-      <w:r>
-        <w:t xml:space="preserve"> even for </w:t>
+        <w:t xml:space="preserve"> (the birthday bound); for </w:t>
       </w:r>
       <w:r>
         <w:rPr>
@@ -3797,7 +3758,16 @@
         <w:t xml:space="preserve">5</w:t>
       </w:r>
       <w:r>
-        <w:t xml:space="preserve"> comparisons. The verifier compares full values, not hashes, so a collision cannot go undetected in a verified run.</w:t>
+        <w:t xml:space="preserve"> that is under 10</w:t>
+      </w:r>
+      <w:r>
+        <w:rPr>
+          <w:vertAlign w:val="superscript"/>
+        </w:rPr>
+        <w:t xml:space="preserve">−8</w:t>
+      </w:r>
+      <w:r>
+        <w:t xml:space="preserve">. Because the verifier compares the values themselves rather than their hashes, a verified run would still expose any collision that did occur.</w:t>
       </w:r>
     </w:p>
     <w:p>
@@ -13054,7 +13024,7 @@
         <w:t xml:space="preserve">Why the speedup grows with size.</w:t>
       </w:r>
       <w:r>
-        <w:t xml:space="preserve"> With the incremental sum and hash join, every stage on the path of a changed record does constant or logarithmic work, so the cost of an edit no longer depends on the input size while the cost of a rerun grows linearly. This is the property incremental computation aims for, and Fig. 4 shows it directly.</w:t>
+        <w:t xml:space="preserve"> Once sums and joins are updated in place, each stage that a changed record passes through spends constant or logarithmic time on it. An edit therefore costs about the same at 10 k and at 1 M records, whereas a rerun gets slower in direct proportion to the data. Fig. 4 makes this visible: the RetroC line is flat while both baselines climb.</w:t>
       </w:r>
     </w:p>
     <w:p>
@@ -13114,7 +13084,7 @@
         <w:t xml:space="preserve">Threats to validity.</w:t>
       </w:r>
       <w:r>
-        <w:t xml:space="preserve"> The workloads are synthetic, the language is small, and all measurements come from one machine. The results support claims about this design on these workloads; Section XII lists the remaining scope boundaries.</w:t>
+        <w:t xml:space="preserve"> Our data is generated rather than collected, our language has few features, and every number comes from a single laptop. The results therefore speak for this design on these workloads and should not be read more broadly; Section XII spells out what remains outside scope.</w:t>
       </w:r>
     </w:p>
     <w:p>
@@ -13197,7 +13167,7 @@
         <w:pStyle w:val="BodyText"/>
       </w:pPr>
       <w:r>
-        <w:t xml:space="preserve">RetroC shows that modifying, inserting and deleting past input records and inserting and deleting stages can be handled as typed, atomic, first-class operations of a compiler for a pure dataflow language, and that their effects can be propagated record by record with work proportional to what changes. A single-record edit runs 525–53,400× faster than a full rerun on a sensor pipeline from 10 k to 1 M records, 10,617× faster on a 12-stage pipeline and 185× faster on a join, and every one of the 35 measured scenarios is faster than a full rerun and either faster than or on par with stage-level invalidation. Every result matched a full rerun across unit, golden and benchmark tests and 10,000 random edit scripts. A per-stage cost model, an incremental integer sum and an incremental hash join were the keys to making every kind of edit pay off.</w:t>
+        <w:t xml:space="preserve">With RetroC we have shown that, for a pure dataflow language, a compiler can treat changes to past input records and the addition or removal of stages as ordinary typed and atomic operations, and can carry their effects forward one record at a time so that the work done tracks the amount that actually changes. A single-record edit runs 525–53,400× faster than a full rerun on a sensor pipeline from 10 k to 1 M records, 10,617× faster on a 12-stage pipeline and 185× faster on a join, and every one of the 35 measured scenarios is faster than a full rerun and either faster than or on par with stage-level invalidation. Every result matched a full rerun across unit, golden and benchmark tests and 10,000 random edit scripts. A per-stage cost model, an incremental integer sum and an incremental hash join were the keys to making every kind of edit pay off.</w:t>
       </w:r>
     </w:p>
     <w:p>
@@ -13296,7 +13266,7 @@
         <w:pStyle w:val="BodyText"/>
       </w:pPr>
       <w:r>
-        <w:t xml:space="preserve">The authors thank the School of Computer Science and Engineering, Vellore Institute of Technology, Vellore, for the facilities and support provided for this work.</w:t>
+        <w:t xml:space="preserve">We are grateful to the School of Computer Science and Engineering at Vellore Institute of Technology, Vellore, for the computing resources and guidance that made this project possible.</w:t>
       </w:r>
     </w:p>
     <w:p>
